--- a/template_brief.docx
+++ b/template_brief.docx
@@ -949,18 +949,7 @@
                 <w:color w:val="000000" w:themeColor="text1"/>
                 <w:lang w:val="es-ES" w:eastAsia="es-AR"/>
               </w:rPr>
-              <w:t>(*</w:t>
-            </w:r>
-            <w:proofErr w:type="gramStart"/>
-            <w:r>
-              <w:rPr>
-                <w:rFonts w:cs="Arial"/>
-                <w:b/>
-                <w:bCs/>
-                <w:color w:val="000000" w:themeColor="text1"/>
-                <w:lang w:val="es-ES" w:eastAsia="es-AR"/>
-              </w:rPr>
-              <w:t>)</w:t>
+              <w:t>(*)</w:t>
             </w:r>
             <w:r>
               <w:rPr>
@@ -978,17 +967,7 @@
                 <w:color w:val="000000" w:themeColor="text1"/>
                 <w:lang w:val="es-CO"/>
               </w:rPr>
-              <w:t>{</w:t>
-            </w:r>
-            <w:proofErr w:type="gramEnd"/>
-            <w:r>
-              <w:rPr>
-                <w:b/>
-                <w:bCs/>
-                <w:color w:val="000000" w:themeColor="text1"/>
-                <w:lang w:val="es-CO"/>
-              </w:rPr>
-              <w:t>{iniciativa}}</w:t>
+              <w:t>{{iniciativa}}</w:t>
             </w:r>
           </w:p>
           <w:p>
@@ -1070,16 +1049,7 @@
                 <w:color w:val="000000" w:themeColor="text1"/>
                 <w:lang w:val="es-ES" w:eastAsia="es-AR"/>
               </w:rPr>
-              <w:t>(*</w:t>
-            </w:r>
-            <w:proofErr w:type="gramStart"/>
-            <w:r>
-              <w:rPr>
-                <w:rFonts w:cs="Arial"/>
-                <w:color w:val="000000" w:themeColor="text1"/>
-                <w:lang w:val="es-ES" w:eastAsia="es-AR"/>
-              </w:rPr>
-              <w:t>)</w:t>
+              <w:t>(*)</w:t>
             </w:r>
             <w:r>
               <w:rPr>
@@ -1094,16 +1064,7 @@
                 <w:color w:val="0D0D0D" w:themeColor="text1" w:themeTint="F2"/>
                 <w:lang w:val="es-CO" w:eastAsia="es-AR"/>
               </w:rPr>
-              <w:t>{</w:t>
-            </w:r>
-            <w:proofErr w:type="gramEnd"/>
-            <w:r>
-              <w:rPr>
-                <w:rFonts w:cs="Arial"/>
-                <w:color w:val="0D0D0D" w:themeColor="text1" w:themeTint="F2"/>
-                <w:lang w:val="es-CO" w:eastAsia="es-AR"/>
-              </w:rPr>
-              <w:t>{fecha}}</w:t>
+              <w:t>{{fecha}}</w:t>
             </w:r>
           </w:p>
         </w:tc>
@@ -1137,33 +1098,15 @@
                 <w:color w:val="0D0D0D" w:themeColor="text1" w:themeTint="F2"/>
                 <w:lang w:val="es-CO" w:eastAsia="es-AR"/>
               </w:rPr>
-              <w:t>Usuario Solicitante (*</w:t>
-            </w:r>
-            <w:proofErr w:type="gramStart"/>
+              <w:t>Usuario Solicitante (*):</w:t>
+            </w:r>
             <w:r>
               <w:rPr>
                 <w:rFonts w:cs="Arial"/>
                 <w:color w:val="0D0D0D" w:themeColor="text1" w:themeTint="F2"/>
                 <w:lang w:val="es-CO" w:eastAsia="es-AR"/>
               </w:rPr>
-              <w:t>):</w:t>
-            </w:r>
-            <w:r>
-              <w:rPr>
-                <w:rFonts w:cs="Arial"/>
-                <w:color w:val="0D0D0D" w:themeColor="text1" w:themeTint="F2"/>
-                <w:lang w:val="es-CO" w:eastAsia="es-AR"/>
-              </w:rPr>
-              <w:t>{</w:t>
-            </w:r>
-            <w:proofErr w:type="gramEnd"/>
-            <w:r>
-              <w:rPr>
-                <w:rFonts w:cs="Arial"/>
-                <w:color w:val="0D0D0D" w:themeColor="text1" w:themeTint="F2"/>
-                <w:lang w:val="es-CO" w:eastAsia="es-AR"/>
-              </w:rPr>
-              <w:t>{usuario}}</w:t>
+              <w:t>{{usuario}}</w:t>
             </w:r>
           </w:p>
           <w:p>
@@ -1193,19 +1136,11 @@
                 <w:lang w:val="es-CO"/>
               </w:rPr>
             </w:pPr>
-            <w:proofErr w:type="gramStart"/>
             <w:r>
               <w:rPr>
                 <w:lang w:val="es-CO"/>
               </w:rPr>
-              <w:t>Sponsor</w:t>
-            </w:r>
-            <w:proofErr w:type="gramEnd"/>
-            <w:r>
-              <w:rPr>
-                <w:lang w:val="es-CO"/>
-              </w:rPr>
-              <w:t xml:space="preserve"> de Negocio </w:t>
+              <w:t xml:space="preserve">Sponsor de Negocio </w:t>
             </w:r>
             <w:r>
               <w:rPr>
@@ -1255,7 +1190,6 @@
               </w:rPr>
               <w:t>Unidad de Negocio (*</w:t>
             </w:r>
-            <w:proofErr w:type="gramStart"/>
             <w:r>
               <w:rPr>
                 <w:rFonts w:cs="Arial"/>
@@ -1270,16 +1204,7 @@
                 <w:color w:val="0D0D0D" w:themeColor="text1" w:themeTint="F2"/>
                 <w:lang w:val="es-CO" w:eastAsia="es-AR"/>
               </w:rPr>
-              <w:t>{</w:t>
-            </w:r>
-            <w:proofErr w:type="gramEnd"/>
-            <w:r>
-              <w:rPr>
-                <w:rFonts w:cs="Arial"/>
-                <w:color w:val="0D0D0D" w:themeColor="text1" w:themeTint="F2"/>
-                <w:lang w:val="es-CO" w:eastAsia="es-AR"/>
-              </w:rPr>
-              <w:t>{unidad}}</w:t>
+              <w:t>{{unidad}}</w:t>
             </w:r>
           </w:p>
           <w:p>
@@ -1997,7 +1922,6 @@
                 <w:lang w:val="es-PE" w:eastAsia="es-CO"/>
               </w:rPr>
             </w:pPr>
-            <w:proofErr w:type="gramStart"/>
             <w:r>
               <w:rPr>
                 <w:rFonts w:cs="Arial"/>
@@ -2026,10 +1950,13 @@
                 <w:szCs w:val="16"/>
                 <w:lang w:val="es-PE" w:eastAsia="es-CO"/>
               </w:rPr>
-              <w:t>)</w:t>
-            </w:r>
-            <w:proofErr w:type="gramEnd"/>
-            <w:r>
+              <w:t>) Cumplimiento 1 año y/o tiene solución manual alterna.</w:t>
+            </w:r>
+          </w:p>
+          <w:p>
+            <w:pPr>
+              <w:ind w:left="209" w:right="69"/>
+              <w:jc w:val="left"/>
               <w:rPr>
                 <w:rFonts w:cs="Arial"/>
                 <w:color w:val="000000"/>
@@ -2037,7 +1964,46 @@
                 <w:szCs w:val="16"/>
                 <w:lang w:val="es-PE" w:eastAsia="es-CO"/>
               </w:rPr>
-              <w:t xml:space="preserve"> Cumplimiento 1 año y/o tiene solución manual alterna.</w:t>
+            </w:pPr>
+            <w:r>
+              <w:rPr>
+                <w:rFonts w:cs="Arial"/>
+                <w:color w:val="000000"/>
+                <w:sz w:val="16"/>
+                <w:szCs w:val="16"/>
+                <w:lang w:val="es-PE" w:eastAsia="es-CO"/>
+              </w:rPr>
+              <w:t>(</w:t>
+            </w:r>
+            <w:r>
+              <w:rPr>
+                <w:rFonts w:cs="Arial"/>
+                <w:color w:val="000000"/>
+                <w:sz w:val="16"/>
+                <w:szCs w:val="16"/>
+                <w:lang w:val="es-PE" w:eastAsia="es-CO"/>
+              </w:rPr>
+              <w:t xml:space="preserve"> </w:t>
+            </w:r>
+            <w:r>
+              <w:rPr>
+                <w:rFonts w:cs="Arial"/>
+                <w:color w:val="000000"/>
+                <w:sz w:val="16"/>
+                <w:szCs w:val="16"/>
+                <w:lang w:val="es-PE" w:eastAsia="es-CO"/>
+              </w:rPr>
+              <w:t xml:space="preserve">) </w:t>
+            </w:r>
+            <w:r>
+              <w:rPr>
+                <w:rFonts w:cs="Arial"/>
+                <w:color w:val="000000"/>
+                <w:sz w:val="16"/>
+                <w:szCs w:val="16"/>
+                <w:lang w:val="es-PE" w:eastAsia="es-CO"/>
+              </w:rPr>
+              <w:t>Cumplimiento entre 6 meses y 1 año y sin solución manual alterna.</w:t>
             </w:r>
           </w:p>
           <w:p>
@@ -2052,7 +2018,6 @@
                 <w:lang w:val="es-PE" w:eastAsia="es-CO"/>
               </w:rPr>
             </w:pPr>
-            <w:proofErr w:type="gramStart"/>
             <w:r>
               <w:rPr>
                 <w:rFonts w:cs="Arial"/>
@@ -2081,9 +2046,8 @@
                 <w:szCs w:val="16"/>
                 <w:lang w:val="es-PE" w:eastAsia="es-CO"/>
               </w:rPr>
-              <w:t>)</w:t>
-            </w:r>
-            <w:proofErr w:type="gramEnd"/>
+              <w:t xml:space="preserve">) </w:t>
+            </w:r>
             <w:r>
               <w:rPr>
                 <w:rFonts w:cs="Arial"/>
@@ -2092,6 +2056,75 @@
                 <w:szCs w:val="16"/>
                 <w:lang w:val="es-PE" w:eastAsia="es-CO"/>
               </w:rPr>
+              <w:t>Cumplimiento entre 1 y 6 meses y sin solución manual alterna</w:t>
+            </w:r>
+          </w:p>
+          <w:p>
+            <w:pPr>
+              <w:ind w:left="488" w:right="69"/>
+              <w:jc w:val="left"/>
+              <w:rPr>
+                <w:rFonts w:cs="Arial"/>
+                <w:color w:val="000000"/>
+                <w:sz w:val="16"/>
+                <w:szCs w:val="16"/>
+                <w:lang w:val="es-PE" w:eastAsia="es-CO"/>
+              </w:rPr>
+            </w:pPr>
+          </w:p>
+          <w:p>
+            <w:pPr>
+              <w:ind w:right="69"/>
+              <w:jc w:val="left"/>
+              <w:rPr>
+                <w:rFonts w:cs="Arial"/>
+                <w:color w:val="000000"/>
+                <w:sz w:val="16"/>
+                <w:szCs w:val="16"/>
+                <w:lang w:val="es-PE" w:eastAsia="es-CO"/>
+              </w:rPr>
+            </w:pPr>
+            <w:r>
+              <w:rPr>
+                <w:rFonts w:cs="Arial"/>
+                <w:color w:val="000000"/>
+                <w:sz w:val="16"/>
+                <w:szCs w:val="16"/>
+                <w:lang w:val="es-PE" w:eastAsia="es-CO"/>
+              </w:rPr>
+              <w:t>Necesario</w:t>
+            </w:r>
+          </w:p>
+          <w:p>
+            <w:pPr>
+              <w:ind w:left="209" w:right="69"/>
+              <w:jc w:val="left"/>
+              <w:rPr>
+                <w:rFonts w:cs="Arial"/>
+                <w:color w:val="000000"/>
+                <w:sz w:val="16"/>
+                <w:szCs w:val="16"/>
+                <w:lang w:val="es-PE" w:eastAsia="es-CO"/>
+              </w:rPr>
+            </w:pPr>
+            <w:r>
+              <w:rPr>
+                <w:rFonts w:cs="Arial"/>
+                <w:color w:val="000000"/>
+                <w:sz w:val="16"/>
+                <w:szCs w:val="16"/>
+                <w:lang w:val="es-PE" w:eastAsia="es-CO"/>
+              </w:rPr>
+              <w:t>(</w:t>
+            </w:r>
+            <w:r>
+              <w:rPr>
+                <w:rFonts w:cs="Arial"/>
+                <w:color w:val="000000"/>
+                <w:sz w:val="16"/>
+                <w:szCs w:val="16"/>
+                <w:lang w:val="es-PE" w:eastAsia="es-CO"/>
+              </w:rPr>
               <w:t xml:space="preserve"> </w:t>
             </w:r>
             <w:r>
@@ -2102,7 +2135,39 @@
                 <w:szCs w:val="16"/>
                 <w:lang w:val="es-PE" w:eastAsia="es-CO"/>
               </w:rPr>
-              <w:t>Cumplimiento entre 6 meses y 1 año y sin solución manual alterna.</w:t>
+              <w:t xml:space="preserve">) </w:t>
+            </w:r>
+            <w:r>
+              <w:rPr>
+                <w:rFonts w:cs="Arial"/>
+                <w:color w:val="000000"/>
+                <w:sz w:val="16"/>
+                <w:szCs w:val="16"/>
+                <w:lang w:val="es-PE" w:eastAsia="es-CO"/>
+              </w:rPr>
+              <w:t xml:space="preserve">Nice </w:t>
+            </w:r>
+            <w:proofErr w:type="spellStart"/>
+            <w:r>
+              <w:rPr>
+                <w:rFonts w:cs="Arial"/>
+                <w:color w:val="000000"/>
+                <w:sz w:val="16"/>
+                <w:szCs w:val="16"/>
+                <w:lang w:val="es-PE" w:eastAsia="es-CO"/>
+              </w:rPr>
+              <w:t>to</w:t>
+            </w:r>
+            <w:proofErr w:type="spellEnd"/>
+            <w:r>
+              <w:rPr>
+                <w:rFonts w:cs="Arial"/>
+                <w:color w:val="000000"/>
+                <w:sz w:val="16"/>
+                <w:szCs w:val="16"/>
+                <w:lang w:val="es-PE" w:eastAsia="es-CO"/>
+              </w:rPr>
+              <w:t xml:space="preserve"> Have (Mejora operativa sin mayor impacto)</w:t>
             </w:r>
           </w:p>
           <w:p>
@@ -2117,7 +2182,6 @@
                 <w:lang w:val="es-PE" w:eastAsia="es-CO"/>
               </w:rPr>
             </w:pPr>
-            <w:proofErr w:type="gramStart"/>
             <w:r>
               <w:rPr>
                 <w:rFonts w:cs="Arial"/>
@@ -2146,9 +2210,8 @@
                 <w:szCs w:val="16"/>
                 <w:lang w:val="es-PE" w:eastAsia="es-CO"/>
               </w:rPr>
-              <w:t>)</w:t>
-            </w:r>
-            <w:proofErr w:type="gramEnd"/>
+              <w:t xml:space="preserve">) </w:t>
+            </w:r>
             <w:r>
               <w:rPr>
                 <w:rFonts w:cs="Arial"/>
@@ -2157,6 +2220,59 @@
                 <w:szCs w:val="16"/>
                 <w:lang w:val="es-PE" w:eastAsia="es-CO"/>
               </w:rPr>
+              <w:t>Necesario sin urgencia (Riesgo operativo manejable)</w:t>
+            </w:r>
+            <w:r>
+              <w:rPr>
+                <w:rFonts w:cs="Arial"/>
+                <w:color w:val="000000"/>
+                <w:sz w:val="16"/>
+                <w:szCs w:val="16"/>
+                <w:lang w:val="es-PE" w:eastAsia="es-CO"/>
+              </w:rPr>
+              <w:t>.</w:t>
+            </w:r>
+          </w:p>
+          <w:p>
+            <w:pPr>
+              <w:ind w:left="209" w:right="69"/>
+              <w:jc w:val="left"/>
+              <w:rPr>
+                <w:rFonts w:cs="Arial"/>
+                <w:color w:val="000000"/>
+                <w:sz w:val="16"/>
+                <w:szCs w:val="16"/>
+                <w:lang w:val="es-PE" w:eastAsia="es-CO"/>
+              </w:rPr>
+            </w:pPr>
+            <w:r>
+              <w:rPr>
+                <w:rFonts w:cs="Arial"/>
+                <w:color w:val="000000"/>
+                <w:sz w:val="16"/>
+                <w:szCs w:val="16"/>
+                <w:lang w:val="es-PE" w:eastAsia="es-CO"/>
+              </w:rPr>
+              <w:t>(</w:t>
+            </w:r>
+            <w:r>
+              <w:rPr>
+                <w:rFonts w:cs="Arial"/>
+                <w:color w:val="000000"/>
+                <w:sz w:val="16"/>
+                <w:szCs w:val="16"/>
+                <w:lang w:val="es-PE" w:eastAsia="es-CO"/>
+              </w:rPr>
+              <w:t>x</w:t>
+            </w:r>
+            <w:r>
+              <w:rPr>
+                <w:rFonts w:cs="Arial"/>
+                <w:color w:val="000000"/>
+                <w:sz w:val="16"/>
+                <w:szCs w:val="16"/>
+                <w:lang w:val="es-PE" w:eastAsia="es-CO"/>
+              </w:rPr>
               <w:t xml:space="preserve"> </w:t>
             </w:r>
             <w:r>
@@ -2167,13 +2283,9 @@
                 <w:szCs w:val="16"/>
                 <w:lang w:val="es-PE" w:eastAsia="es-CO"/>
               </w:rPr>
-              <w:t>Cumplimiento entre 1 y 6 meses y sin solución manual alterna</w:t>
-            </w:r>
-          </w:p>
-          <w:p>
-            <w:pPr>
-              <w:ind w:left="488" w:right="69"/>
-              <w:jc w:val="left"/>
+              <w:t xml:space="preserve">) </w:t>
+            </w:r>
+            <w:r>
               <w:rPr>
                 <w:rFonts w:cs="Arial"/>
                 <w:color w:val="000000"/>
@@ -2181,7 +2293,8 @@
                 <w:szCs w:val="16"/>
                 <w:lang w:val="es-PE" w:eastAsia="es-CO"/>
               </w:rPr>
-            </w:pPr>
+              <w:t>Necesario con urgencia (Operación insostenible en condiciones actuales)</w:t>
+            </w:r>
           </w:p>
           <w:p>
             <w:pPr>
@@ -2195,7 +2308,11 @@
                 <w:lang w:val="es-PE" w:eastAsia="es-CO"/>
               </w:rPr>
             </w:pPr>
-            <w:r>
+          </w:p>
+          <w:p>
+            <w:pPr>
+              <w:ind w:right="69"/>
+              <w:jc w:val="left"/>
               <w:rPr>
                 <w:rFonts w:cs="Arial"/>
                 <w:color w:val="000000"/>
@@ -2203,7 +2320,38 @@
                 <w:szCs w:val="16"/>
                 <w:lang w:val="es-PE" w:eastAsia="es-CO"/>
               </w:rPr>
-              <w:t>Necesario</w:t>
+            </w:pPr>
+            <w:r>
+              <w:rPr>
+                <w:rFonts w:cs="Arial"/>
+                <w:color w:val="000000"/>
+                <w:sz w:val="16"/>
+                <w:szCs w:val="16"/>
+                <w:lang w:val="es-PE" w:eastAsia="es-CO"/>
+              </w:rPr>
+              <w:t xml:space="preserve">Nice </w:t>
+            </w:r>
+            <w:proofErr w:type="spellStart"/>
+            <w:r>
+              <w:rPr>
+                <w:rFonts w:cs="Arial"/>
+                <w:color w:val="000000"/>
+                <w:sz w:val="16"/>
+                <w:szCs w:val="16"/>
+                <w:lang w:val="es-PE" w:eastAsia="es-CO"/>
+              </w:rPr>
+              <w:t>to</w:t>
+            </w:r>
+            <w:proofErr w:type="spellEnd"/>
+            <w:r>
+              <w:rPr>
+                <w:rFonts w:cs="Arial"/>
+                <w:color w:val="000000"/>
+                <w:sz w:val="16"/>
+                <w:szCs w:val="16"/>
+                <w:lang w:val="es-PE" w:eastAsia="es-CO"/>
+              </w:rPr>
+              <w:t xml:space="preserve"> Have</w:t>
             </w:r>
           </w:p>
           <w:p>
@@ -2218,7 +2366,6 @@
                 <w:lang w:val="es-PE" w:eastAsia="es-CO"/>
               </w:rPr>
             </w:pPr>
-            <w:proofErr w:type="gramStart"/>
             <w:r>
               <w:rPr>
                 <w:rFonts w:cs="Arial"/>
@@ -2227,8 +2374,9 @@
                 <w:szCs w:val="16"/>
                 <w:lang w:val="es-PE" w:eastAsia="es-CO"/>
               </w:rPr>
-              <w:t>(</w:t>
-            </w:r>
+              <w:t xml:space="preserve">( ) Nice </w:t>
+            </w:r>
+            <w:proofErr w:type="spellStart"/>
             <w:r>
               <w:rPr>
                 <w:rFonts w:cs="Arial"/>
@@ -2237,8 +2385,9 @@
                 <w:szCs w:val="16"/>
                 <w:lang w:val="es-PE" w:eastAsia="es-CO"/>
               </w:rPr>
-              <w:t xml:space="preserve"> </w:t>
-            </w:r>
+              <w:t>to</w:t>
+            </w:r>
+            <w:proofErr w:type="spellEnd"/>
             <w:r>
               <w:rPr>
                 <w:rFonts w:cs="Arial"/>
@@ -2247,10 +2396,13 @@
                 <w:szCs w:val="16"/>
                 <w:lang w:val="es-PE" w:eastAsia="es-CO"/>
               </w:rPr>
-              <w:t>)</w:t>
-            </w:r>
-            <w:proofErr w:type="gramEnd"/>
-            <w:r>
+              <w:t xml:space="preserve"> Have (Mejora operativa sin mayor impacto)</w:t>
+            </w:r>
+          </w:p>
+          <w:p>
+            <w:pPr>
+              <w:ind w:left="209" w:right="69"/>
+              <w:jc w:val="left"/>
               <w:rPr>
                 <w:rFonts w:cs="Arial"/>
                 <w:color w:val="000000"/>
@@ -2258,8 +2410,7 @@
                 <w:szCs w:val="16"/>
                 <w:lang w:val="es-PE" w:eastAsia="es-CO"/>
               </w:rPr>
-              <w:t xml:space="preserve"> </w:t>
-            </w:r>
+            </w:pPr>
             <w:r>
               <w:rPr>
                 <w:rFonts w:cs="Arial"/>
@@ -2268,9 +2419,8 @@
                 <w:szCs w:val="16"/>
                 <w:lang w:val="es-PE" w:eastAsia="es-CO"/>
               </w:rPr>
-              <w:t xml:space="preserve">Nice </w:t>
-            </w:r>
-            <w:proofErr w:type="spellStart"/>
+              <w:t xml:space="preserve">( ) </w:t>
+            </w:r>
             <w:r>
               <w:rPr>
                 <w:rFonts w:cs="Arial"/>
@@ -2279,9 +2429,8 @@
                 <w:szCs w:val="16"/>
                 <w:lang w:val="es-PE" w:eastAsia="es-CO"/>
               </w:rPr>
-              <w:t>to</w:t>
-            </w:r>
-            <w:proofErr w:type="spellEnd"/>
+              <w:t>Necesario sin urgencia (Riesgo operativo manejable)</w:t>
+            </w:r>
             <w:r>
               <w:rPr>
                 <w:rFonts w:cs="Arial"/>
@@ -2290,7 +2439,7 @@
                 <w:szCs w:val="16"/>
                 <w:lang w:val="es-PE" w:eastAsia="es-CO"/>
               </w:rPr>
-              <w:t xml:space="preserve"> Have (Mejora operativa sin mayor impacto)</w:t>
+              <w:t>.</w:t>
             </w:r>
           </w:p>
           <w:p>
@@ -2305,7 +2454,6 @@
                 <w:lang w:val="es-PE" w:eastAsia="es-CO"/>
               </w:rPr>
             </w:pPr>
-            <w:proofErr w:type="gramStart"/>
             <w:r>
               <w:rPr>
                 <w:rFonts w:cs="Arial"/>
@@ -2314,338 +2462,7 @@
                 <w:szCs w:val="16"/>
                 <w:lang w:val="es-PE" w:eastAsia="es-CO"/>
               </w:rPr>
-              <w:t>(</w:t>
-            </w:r>
-            <w:r>
-              <w:rPr>
-                <w:rFonts w:cs="Arial"/>
-                <w:color w:val="000000"/>
-                <w:sz w:val="16"/>
-                <w:szCs w:val="16"/>
-                <w:lang w:val="es-PE" w:eastAsia="es-CO"/>
-              </w:rPr>
-              <w:t xml:space="preserve"> </w:t>
-            </w:r>
-            <w:r>
-              <w:rPr>
-                <w:rFonts w:cs="Arial"/>
-                <w:color w:val="000000"/>
-                <w:sz w:val="16"/>
-                <w:szCs w:val="16"/>
-                <w:lang w:val="es-PE" w:eastAsia="es-CO"/>
-              </w:rPr>
-              <w:t>)</w:t>
-            </w:r>
-            <w:proofErr w:type="gramEnd"/>
-            <w:r>
-              <w:rPr>
-                <w:rFonts w:cs="Arial"/>
-                <w:color w:val="000000"/>
-                <w:sz w:val="16"/>
-                <w:szCs w:val="16"/>
-                <w:lang w:val="es-PE" w:eastAsia="es-CO"/>
-              </w:rPr>
-              <w:t xml:space="preserve"> </w:t>
-            </w:r>
-            <w:r>
-              <w:rPr>
-                <w:rFonts w:cs="Arial"/>
-                <w:color w:val="000000"/>
-                <w:sz w:val="16"/>
-                <w:szCs w:val="16"/>
-                <w:lang w:val="es-PE" w:eastAsia="es-CO"/>
-              </w:rPr>
-              <w:t>Necesario sin urgencia (Riesgo operativo manejable)</w:t>
-            </w:r>
-            <w:r>
-              <w:rPr>
-                <w:rFonts w:cs="Arial"/>
-                <w:color w:val="000000"/>
-                <w:sz w:val="16"/>
-                <w:szCs w:val="16"/>
-                <w:lang w:val="es-PE" w:eastAsia="es-CO"/>
-              </w:rPr>
-              <w:t>.</w:t>
-            </w:r>
-          </w:p>
-          <w:p>
-            <w:pPr>
-              <w:ind w:left="209" w:right="69"/>
-              <w:jc w:val="left"/>
-              <w:rPr>
-                <w:rFonts w:cs="Arial"/>
-                <w:color w:val="000000"/>
-                <w:sz w:val="16"/>
-                <w:szCs w:val="16"/>
-                <w:lang w:val="es-PE" w:eastAsia="es-CO"/>
-              </w:rPr>
-            </w:pPr>
-            <w:r>
-              <w:rPr>
-                <w:rFonts w:cs="Arial"/>
-                <w:color w:val="000000"/>
-                <w:sz w:val="16"/>
-                <w:szCs w:val="16"/>
-                <w:lang w:val="es-PE" w:eastAsia="es-CO"/>
-              </w:rPr>
-              <w:t>(</w:t>
-            </w:r>
-            <w:proofErr w:type="gramStart"/>
-            <w:r>
-              <w:rPr>
-                <w:rFonts w:cs="Arial"/>
-                <w:color w:val="000000"/>
-                <w:sz w:val="16"/>
-                <w:szCs w:val="16"/>
-                <w:lang w:val="es-PE" w:eastAsia="es-CO"/>
-              </w:rPr>
-              <w:t>x</w:t>
-            </w:r>
-            <w:r>
-              <w:rPr>
-                <w:rFonts w:cs="Arial"/>
-                <w:color w:val="000000"/>
-                <w:sz w:val="16"/>
-                <w:szCs w:val="16"/>
-                <w:lang w:val="es-PE" w:eastAsia="es-CO"/>
-              </w:rPr>
-              <w:t xml:space="preserve"> </w:t>
-            </w:r>
-            <w:r>
-              <w:rPr>
-                <w:rFonts w:cs="Arial"/>
-                <w:color w:val="000000"/>
-                <w:sz w:val="16"/>
-                <w:szCs w:val="16"/>
-                <w:lang w:val="es-PE" w:eastAsia="es-CO"/>
-              </w:rPr>
-              <w:t>)</w:t>
-            </w:r>
-            <w:proofErr w:type="gramEnd"/>
-            <w:r>
-              <w:rPr>
-                <w:rFonts w:cs="Arial"/>
-                <w:color w:val="000000"/>
-                <w:sz w:val="16"/>
-                <w:szCs w:val="16"/>
-                <w:lang w:val="es-PE" w:eastAsia="es-CO"/>
-              </w:rPr>
-              <w:t xml:space="preserve"> </w:t>
-            </w:r>
-            <w:r>
-              <w:rPr>
-                <w:rFonts w:cs="Arial"/>
-                <w:color w:val="000000"/>
-                <w:sz w:val="16"/>
-                <w:szCs w:val="16"/>
-                <w:lang w:val="es-PE" w:eastAsia="es-CO"/>
-              </w:rPr>
-              <w:t>Necesario con urgencia (Operación insostenible en condiciones actuales)</w:t>
-            </w:r>
-          </w:p>
-          <w:p>
-            <w:pPr>
-              <w:ind w:right="69"/>
-              <w:jc w:val="left"/>
-              <w:rPr>
-                <w:rFonts w:cs="Arial"/>
-                <w:color w:val="000000"/>
-                <w:sz w:val="16"/>
-                <w:szCs w:val="16"/>
-                <w:lang w:val="es-PE" w:eastAsia="es-CO"/>
-              </w:rPr>
-            </w:pPr>
-          </w:p>
-          <w:p>
-            <w:pPr>
-              <w:ind w:right="69"/>
-              <w:jc w:val="left"/>
-              <w:rPr>
-                <w:rFonts w:cs="Arial"/>
-                <w:color w:val="000000"/>
-                <w:sz w:val="16"/>
-                <w:szCs w:val="16"/>
-                <w:lang w:val="es-PE" w:eastAsia="es-CO"/>
-              </w:rPr>
-            </w:pPr>
-            <w:r>
-              <w:rPr>
-                <w:rFonts w:cs="Arial"/>
-                <w:color w:val="000000"/>
-                <w:sz w:val="16"/>
-                <w:szCs w:val="16"/>
-                <w:lang w:val="es-PE" w:eastAsia="es-CO"/>
-              </w:rPr>
-              <w:t xml:space="preserve">Nice </w:t>
-            </w:r>
-            <w:proofErr w:type="spellStart"/>
-            <w:r>
-              <w:rPr>
-                <w:rFonts w:cs="Arial"/>
-                <w:color w:val="000000"/>
-                <w:sz w:val="16"/>
-                <w:szCs w:val="16"/>
-                <w:lang w:val="es-PE" w:eastAsia="es-CO"/>
-              </w:rPr>
-              <w:t>to</w:t>
-            </w:r>
-            <w:proofErr w:type="spellEnd"/>
-            <w:r>
-              <w:rPr>
-                <w:rFonts w:cs="Arial"/>
-                <w:color w:val="000000"/>
-                <w:sz w:val="16"/>
-                <w:szCs w:val="16"/>
-                <w:lang w:val="es-PE" w:eastAsia="es-CO"/>
-              </w:rPr>
-              <w:t xml:space="preserve"> Have</w:t>
-            </w:r>
-          </w:p>
-          <w:p>
-            <w:pPr>
-              <w:ind w:left="209" w:right="69"/>
-              <w:jc w:val="left"/>
-              <w:rPr>
-                <w:rFonts w:cs="Arial"/>
-                <w:color w:val="000000"/>
-                <w:sz w:val="16"/>
-                <w:szCs w:val="16"/>
-                <w:lang w:val="es-PE" w:eastAsia="es-CO"/>
-              </w:rPr>
-            </w:pPr>
-            <w:proofErr w:type="gramStart"/>
-            <w:r>
-              <w:rPr>
-                <w:rFonts w:cs="Arial"/>
-                <w:color w:val="000000"/>
-                <w:sz w:val="16"/>
-                <w:szCs w:val="16"/>
-                <w:lang w:val="es-PE" w:eastAsia="es-CO"/>
-              </w:rPr>
-              <w:t>( )</w:t>
-            </w:r>
-            <w:proofErr w:type="gramEnd"/>
-            <w:r>
-              <w:rPr>
-                <w:rFonts w:cs="Arial"/>
-                <w:color w:val="000000"/>
-                <w:sz w:val="16"/>
-                <w:szCs w:val="16"/>
-                <w:lang w:val="es-PE" w:eastAsia="es-CO"/>
-              </w:rPr>
-              <w:t xml:space="preserve"> Nice </w:t>
-            </w:r>
-            <w:proofErr w:type="spellStart"/>
-            <w:r>
-              <w:rPr>
-                <w:rFonts w:cs="Arial"/>
-                <w:color w:val="000000"/>
-                <w:sz w:val="16"/>
-                <w:szCs w:val="16"/>
-                <w:lang w:val="es-PE" w:eastAsia="es-CO"/>
-              </w:rPr>
-              <w:t>to</w:t>
-            </w:r>
-            <w:proofErr w:type="spellEnd"/>
-            <w:r>
-              <w:rPr>
-                <w:rFonts w:cs="Arial"/>
-                <w:color w:val="000000"/>
-                <w:sz w:val="16"/>
-                <w:szCs w:val="16"/>
-                <w:lang w:val="es-PE" w:eastAsia="es-CO"/>
-              </w:rPr>
-              <w:t xml:space="preserve"> Have (Mejora operativa sin mayor impacto)</w:t>
-            </w:r>
-          </w:p>
-          <w:p>
-            <w:pPr>
-              <w:ind w:left="209" w:right="69"/>
-              <w:jc w:val="left"/>
-              <w:rPr>
-                <w:rFonts w:cs="Arial"/>
-                <w:color w:val="000000"/>
-                <w:sz w:val="16"/>
-                <w:szCs w:val="16"/>
-                <w:lang w:val="es-PE" w:eastAsia="es-CO"/>
-              </w:rPr>
-            </w:pPr>
-            <w:proofErr w:type="gramStart"/>
-            <w:r>
-              <w:rPr>
-                <w:rFonts w:cs="Arial"/>
-                <w:color w:val="000000"/>
-                <w:sz w:val="16"/>
-                <w:szCs w:val="16"/>
-                <w:lang w:val="es-PE" w:eastAsia="es-CO"/>
-              </w:rPr>
-              <w:t>( )</w:t>
-            </w:r>
-            <w:proofErr w:type="gramEnd"/>
-            <w:r>
-              <w:rPr>
-                <w:rFonts w:cs="Arial"/>
-                <w:color w:val="000000"/>
-                <w:sz w:val="16"/>
-                <w:szCs w:val="16"/>
-                <w:lang w:val="es-PE" w:eastAsia="es-CO"/>
-              </w:rPr>
-              <w:t xml:space="preserve"> </w:t>
-            </w:r>
-            <w:r>
-              <w:rPr>
-                <w:rFonts w:cs="Arial"/>
-                <w:color w:val="000000"/>
-                <w:sz w:val="16"/>
-                <w:szCs w:val="16"/>
-                <w:lang w:val="es-PE" w:eastAsia="es-CO"/>
-              </w:rPr>
-              <w:t>Necesario sin urgencia (Riesgo operativo manejable)</w:t>
-            </w:r>
-            <w:r>
-              <w:rPr>
-                <w:rFonts w:cs="Arial"/>
-                <w:color w:val="000000"/>
-                <w:sz w:val="16"/>
-                <w:szCs w:val="16"/>
-                <w:lang w:val="es-PE" w:eastAsia="es-CO"/>
-              </w:rPr>
-              <w:t>.</w:t>
-            </w:r>
-          </w:p>
-          <w:p>
-            <w:pPr>
-              <w:ind w:left="209" w:right="69"/>
-              <w:jc w:val="left"/>
-              <w:rPr>
-                <w:rFonts w:cs="Arial"/>
-                <w:color w:val="000000"/>
-                <w:sz w:val="16"/>
-                <w:szCs w:val="16"/>
-                <w:lang w:val="es-PE" w:eastAsia="es-CO"/>
-              </w:rPr>
-            </w:pPr>
-            <w:proofErr w:type="gramStart"/>
-            <w:r>
-              <w:rPr>
-                <w:rFonts w:cs="Arial"/>
-                <w:color w:val="000000"/>
-                <w:sz w:val="16"/>
-                <w:szCs w:val="16"/>
-                <w:lang w:val="es-PE" w:eastAsia="es-CO"/>
-              </w:rPr>
-              <w:t>( )</w:t>
-            </w:r>
-            <w:proofErr w:type="gramEnd"/>
-            <w:r>
-              <w:rPr>
-                <w:rFonts w:cs="Arial"/>
-                <w:color w:val="000000"/>
-                <w:sz w:val="16"/>
-                <w:szCs w:val="16"/>
-                <w:lang w:val="es-PE" w:eastAsia="es-CO"/>
-              </w:rPr>
-              <w:t xml:space="preserve"> Necesario con urgencia (Operación insostenible en condiciones actuales)</w:t>
+              <w:t>( ) Necesario con urgencia (Operación insostenible en condiciones actuales)</w:t>
             </w:r>
           </w:p>
         </w:tc>
@@ -2760,7 +2577,6 @@
                 <w:lang w:val="es-PE" w:eastAsia="es-CO"/>
               </w:rPr>
             </w:pPr>
-            <w:proofErr w:type="gramStart"/>
             <w:r>
               <w:rPr>
                 <w:rFonts w:cs="Arial"/>
@@ -2769,10 +2585,13 @@
                 <w:szCs w:val="16"/>
                 <w:lang w:val="es-PE" w:eastAsia="es-CO"/>
               </w:rPr>
-              <w:t>( )</w:t>
-            </w:r>
-            <w:proofErr w:type="gramEnd"/>
-            <w:r>
+              <w:t>( ) Alto: Muchos o todos clientes/usuarios (NPS/ENPS)</w:t>
+            </w:r>
+          </w:p>
+          <w:p>
+            <w:pPr>
+              <w:ind w:left="209" w:right="69"/>
+              <w:jc w:val="left"/>
               <w:rPr>
                 <w:rFonts w:cs="Arial"/>
                 <w:color w:val="000000"/>
@@ -2780,7 +2599,29 @@
                 <w:szCs w:val="16"/>
                 <w:lang w:val="es-PE" w:eastAsia="es-CO"/>
               </w:rPr>
-              <w:t xml:space="preserve"> Alto: Muchos o todos clientes/usuarios (NPS/ENPS)</w:t>
+            </w:pPr>
+          </w:p>
+          <w:p>
+            <w:pPr>
+              <w:ind w:right="69"/>
+              <w:jc w:val="left"/>
+              <w:rPr>
+                <w:rFonts w:cs="Arial"/>
+                <w:color w:val="000000"/>
+                <w:sz w:val="16"/>
+                <w:szCs w:val="16"/>
+                <w:lang w:val="es-PE" w:eastAsia="es-CO"/>
+              </w:rPr>
+            </w:pPr>
+            <w:r>
+              <w:rPr>
+                <w:rFonts w:cs="Arial"/>
+                <w:color w:val="000000"/>
+                <w:sz w:val="16"/>
+                <w:szCs w:val="16"/>
+                <w:lang w:val="es-PE" w:eastAsia="es-CO"/>
+              </w:rPr>
+              <w:t>Mejoras CX/UX: Nivel impacto en mejora de experiencia</w:t>
             </w:r>
           </w:p>
           <w:p>
@@ -2795,6 +2636,75 @@
                 <w:lang w:val="es-PE" w:eastAsia="es-CO"/>
               </w:rPr>
             </w:pPr>
+            <w:r>
+              <w:rPr>
+                <w:rFonts w:cs="Arial"/>
+                <w:color w:val="000000"/>
+                <w:sz w:val="16"/>
+                <w:szCs w:val="16"/>
+                <w:lang w:val="es-PE" w:eastAsia="es-CO"/>
+              </w:rPr>
+              <w:t>( ) Bajo: Pocos clientes/usuarios (NPS/ENPS)</w:t>
+            </w:r>
+          </w:p>
+          <w:p>
+            <w:pPr>
+              <w:ind w:left="209" w:right="69"/>
+              <w:jc w:val="left"/>
+              <w:rPr>
+                <w:rFonts w:cs="Arial"/>
+                <w:color w:val="000000"/>
+                <w:sz w:val="16"/>
+                <w:szCs w:val="16"/>
+                <w:lang w:val="es-PE" w:eastAsia="es-CO"/>
+              </w:rPr>
+            </w:pPr>
+            <w:r>
+              <w:rPr>
+                <w:rFonts w:cs="Arial"/>
+                <w:color w:val="000000"/>
+                <w:sz w:val="16"/>
+                <w:szCs w:val="16"/>
+                <w:lang w:val="es-PE" w:eastAsia="es-CO"/>
+              </w:rPr>
+              <w:t>( ) Medio: Muchos clientes/usuarios (NPS/ENPS) o algún segmento relevante /usuarios</w:t>
+            </w:r>
+          </w:p>
+          <w:p>
+            <w:pPr>
+              <w:ind w:left="209" w:right="69"/>
+              <w:jc w:val="left"/>
+              <w:rPr>
+                <w:rFonts w:cs="Arial"/>
+                <w:color w:val="000000"/>
+                <w:sz w:val="16"/>
+                <w:szCs w:val="16"/>
+                <w:lang w:val="es-PE" w:eastAsia="es-CO"/>
+              </w:rPr>
+            </w:pPr>
+            <w:r>
+              <w:rPr>
+                <w:rFonts w:cs="Arial"/>
+                <w:color w:val="000000"/>
+                <w:sz w:val="16"/>
+                <w:szCs w:val="16"/>
+                <w:lang w:val="es-PE" w:eastAsia="es-CO"/>
+              </w:rPr>
+              <w:t>( ) Alto: Muchos o todos clientes/usuarios (NPS/ENPS)</w:t>
+            </w:r>
+          </w:p>
+          <w:p>
+            <w:pPr>
+              <w:ind w:left="209" w:right="69"/>
+              <w:jc w:val="left"/>
+              <w:rPr>
+                <w:rFonts w:cs="Arial"/>
+                <w:color w:val="000000"/>
+                <w:sz w:val="16"/>
+                <w:szCs w:val="16"/>
+                <w:lang w:val="es-PE" w:eastAsia="es-CO"/>
+              </w:rPr>
+            </w:pPr>
           </w:p>
           <w:p>
             <w:pPr>
@@ -2816,7 +2726,17 @@
                 <w:szCs w:val="16"/>
                 <w:lang w:val="es-PE" w:eastAsia="es-CO"/>
               </w:rPr>
-              <w:t>Mejoras CX/UX: Nivel impacto en mejora de experiencia</w:t>
+              <w:t xml:space="preserve">Mejoras P&amp;L: </w:t>
+            </w:r>
+            <w:r>
+              <w:rPr>
+                <w:rFonts w:cs="Arial"/>
+                <w:color w:val="000000"/>
+                <w:sz w:val="16"/>
+                <w:szCs w:val="16"/>
+                <w:lang w:val="es-PE" w:eastAsia="es-CO"/>
+              </w:rPr>
+              <w:t>Alineación con estrategia</w:t>
             </w:r>
           </w:p>
           <w:p>
@@ -2831,7 +2751,6 @@
                 <w:lang w:val="es-PE" w:eastAsia="es-CO"/>
               </w:rPr>
             </w:pPr>
-            <w:proofErr w:type="gramStart"/>
             <w:r>
               <w:rPr>
                 <w:rFonts w:cs="Arial"/>
@@ -2840,9 +2759,8 @@
                 <w:szCs w:val="16"/>
                 <w:lang w:val="es-PE" w:eastAsia="es-CO"/>
               </w:rPr>
-              <w:t>( )</w:t>
-            </w:r>
-            <w:proofErr w:type="gramEnd"/>
+              <w:t>( ) &lt; USD 25k anuales (o evita contrataciones equivalentes)</w:t>
+            </w:r>
             <w:r>
               <w:rPr>
                 <w:rFonts w:cs="Arial"/>
@@ -2851,7 +2769,8 @@
                 <w:szCs w:val="16"/>
                 <w:lang w:val="es-PE" w:eastAsia="es-CO"/>
               </w:rPr>
-              <w:t xml:space="preserve"> Bajo: Pocos clientes/usuarios (NPS/ENPS)</w:t>
+              <w:br/>
+              <w:t>( ) Entre  USD 25k y USD 100k anuales (o evita contrataciones equivalentes)</w:t>
             </w:r>
           </w:p>
           <w:p>
@@ -2866,7 +2785,6 @@
                 <w:lang w:val="es-PE" w:eastAsia="es-CO"/>
               </w:rPr>
             </w:pPr>
-            <w:proofErr w:type="gramStart"/>
             <w:r>
               <w:rPr>
                 <w:rFonts w:cs="Arial"/>
@@ -2875,9 +2793,8 @@
                 <w:szCs w:val="16"/>
                 <w:lang w:val="es-PE" w:eastAsia="es-CO"/>
               </w:rPr>
-              <w:t>( )</w:t>
-            </w:r>
-            <w:proofErr w:type="gramEnd"/>
+              <w:t>( ) &gt; USD 100k anuales (o evita contrataciones equivalentes</w:t>
+            </w:r>
             <w:r>
               <w:rPr>
                 <w:rFonts w:cs="Arial"/>
@@ -2886,7 +2803,7 @@
                 <w:szCs w:val="16"/>
                 <w:lang w:val="es-PE" w:eastAsia="es-CO"/>
               </w:rPr>
-              <w:t> Medio: Muchos clientes/usuarios (NPS/ENPS) o algún segmento relevante /usuarios</w:t>
+              <w:t>)</w:t>
             </w:r>
           </w:p>
           <w:p>
@@ -2901,8 +2818,11 @@
                 <w:lang w:val="es-PE" w:eastAsia="es-CO"/>
               </w:rPr>
             </w:pPr>
-            <w:proofErr w:type="gramStart"/>
-            <w:r>
+          </w:p>
+          <w:p>
+            <w:pPr>
+              <w:ind w:right="69"/>
+              <w:jc w:val="left"/>
               <w:rPr>
                 <w:rFonts w:cs="Arial"/>
                 <w:color w:val="000000"/>
@@ -2910,9 +2830,7 @@
                 <w:szCs w:val="16"/>
                 <w:lang w:val="es-PE" w:eastAsia="es-CO"/>
               </w:rPr>
-              <w:t>( )</w:t>
-            </w:r>
-            <w:proofErr w:type="gramEnd"/>
+            </w:pPr>
             <w:r>
               <w:rPr>
                 <w:rFonts w:cs="Arial"/>
@@ -2921,7 +2839,7 @@
                 <w:szCs w:val="16"/>
                 <w:lang w:val="es-PE" w:eastAsia="es-CO"/>
               </w:rPr>
-              <w:t xml:space="preserve"> Alto: Muchos o todos clientes/usuarios (NPS/ENPS)</w:t>
+              <w:t>Mejoras P&amp;L: Nivel impacto en mejora de experiencia</w:t>
             </w:r>
           </w:p>
           <w:p>
@@ -2936,11 +2854,7 @@
                 <w:lang w:val="es-PE" w:eastAsia="es-CO"/>
               </w:rPr>
             </w:pPr>
-          </w:p>
-          <w:p>
-            <w:pPr>
-              <w:ind w:right="69"/>
-              <w:jc w:val="left"/>
+            <w:r>
               <w:rPr>
                 <w:rFonts w:cs="Arial"/>
                 <w:color w:val="000000"/>
@@ -2948,7 +2862,8 @@
                 <w:szCs w:val="16"/>
                 <w:lang w:val="es-PE" w:eastAsia="es-CO"/>
               </w:rPr>
-            </w:pPr>
+              <w:t>( ) &lt; USD 25k anuales (o evita contrataciones equivalentes)</w:t>
+            </w:r>
             <w:r>
               <w:rPr>
                 <w:rFonts w:cs="Arial"/>
@@ -2957,9 +2872,14 @@
                 <w:szCs w:val="16"/>
                 <w:lang w:val="es-PE" w:eastAsia="es-CO"/>
               </w:rPr>
-              <w:t xml:space="preserve">Mejoras P&amp;L: </w:t>
-            </w:r>
-            <w:r>
+              <w:br/>
+              <w:t>( ) Entre  USD 25k y USD 100k anuales (o evita contrataciones equivalentes)</w:t>
+            </w:r>
+          </w:p>
+          <w:p>
+            <w:pPr>
+              <w:ind w:left="209" w:right="69"/>
+              <w:jc w:val="left"/>
               <w:rPr>
                 <w:rFonts w:cs="Arial"/>
                 <w:color w:val="000000"/>
@@ -2967,13 +2887,8 @@
                 <w:szCs w:val="16"/>
                 <w:lang w:val="es-PE" w:eastAsia="es-CO"/>
               </w:rPr>
-              <w:t>Alineación con estrategia</w:t>
-            </w:r>
-          </w:p>
-          <w:p>
-            <w:pPr>
-              <w:ind w:left="209" w:right="69"/>
-              <w:jc w:val="left"/>
+            </w:pPr>
+            <w:r>
               <w:rPr>
                 <w:rFonts w:cs="Arial"/>
                 <w:color w:val="000000"/>
@@ -2981,245 +2896,7 @@
                 <w:szCs w:val="16"/>
                 <w:lang w:val="es-PE" w:eastAsia="es-CO"/>
               </w:rPr>
-            </w:pPr>
-            <w:proofErr w:type="gramStart"/>
-            <w:r>
-              <w:rPr>
-                <w:rFonts w:cs="Arial"/>
-                <w:color w:val="000000"/>
-                <w:sz w:val="16"/>
-                <w:szCs w:val="16"/>
-                <w:lang w:val="es-PE" w:eastAsia="es-CO"/>
-              </w:rPr>
-              <w:t>( )</w:t>
-            </w:r>
-            <w:proofErr w:type="gramEnd"/>
-            <w:r>
-              <w:rPr>
-                <w:rFonts w:cs="Arial"/>
-                <w:color w:val="000000"/>
-                <w:sz w:val="16"/>
-                <w:szCs w:val="16"/>
-                <w:lang w:val="es-PE" w:eastAsia="es-CO"/>
-              </w:rPr>
-              <w:t xml:space="preserve"> &lt; USD 25k anuales (o evita contrataciones equivalentes)</w:t>
-            </w:r>
-            <w:r>
-              <w:rPr>
-                <w:rFonts w:cs="Arial"/>
-                <w:color w:val="000000"/>
-                <w:sz w:val="16"/>
-                <w:szCs w:val="16"/>
-                <w:lang w:val="es-PE" w:eastAsia="es-CO"/>
-              </w:rPr>
-              <w:br/>
-              <w:t>( ) </w:t>
-            </w:r>
-            <w:proofErr w:type="gramStart"/>
-            <w:r>
-              <w:rPr>
-                <w:rFonts w:cs="Arial"/>
-                <w:color w:val="000000"/>
-                <w:sz w:val="16"/>
-                <w:szCs w:val="16"/>
-                <w:lang w:val="es-PE" w:eastAsia="es-CO"/>
-              </w:rPr>
-              <w:t>Entre  USD</w:t>
-            </w:r>
-            <w:proofErr w:type="gramEnd"/>
-            <w:r>
-              <w:rPr>
-                <w:rFonts w:cs="Arial"/>
-                <w:color w:val="000000"/>
-                <w:sz w:val="16"/>
-                <w:szCs w:val="16"/>
-                <w:lang w:val="es-PE" w:eastAsia="es-CO"/>
-              </w:rPr>
-              <w:t xml:space="preserve"> 25k y USD 100k anuales (o evita contrataciones equivalentes)</w:t>
-            </w:r>
-          </w:p>
-          <w:p>
-            <w:pPr>
-              <w:ind w:left="209" w:right="69"/>
-              <w:jc w:val="left"/>
-              <w:rPr>
-                <w:rFonts w:cs="Arial"/>
-                <w:color w:val="000000"/>
-                <w:sz w:val="16"/>
-                <w:szCs w:val="16"/>
-                <w:lang w:val="es-PE" w:eastAsia="es-CO"/>
-              </w:rPr>
-            </w:pPr>
-            <w:proofErr w:type="gramStart"/>
-            <w:r>
-              <w:rPr>
-                <w:rFonts w:cs="Arial"/>
-                <w:color w:val="000000"/>
-                <w:sz w:val="16"/>
-                <w:szCs w:val="16"/>
-                <w:lang w:val="es-PE" w:eastAsia="es-CO"/>
-              </w:rPr>
-              <w:t>( )</w:t>
-            </w:r>
-            <w:proofErr w:type="gramEnd"/>
-            <w:r>
-              <w:rPr>
-                <w:rFonts w:cs="Arial"/>
-                <w:color w:val="000000"/>
-                <w:sz w:val="16"/>
-                <w:szCs w:val="16"/>
-                <w:lang w:val="es-PE" w:eastAsia="es-CO"/>
-              </w:rPr>
-              <w:t xml:space="preserve"> &gt; USD 100k anuales (o evita contrataciones equivalentes</w:t>
-            </w:r>
-            <w:r>
-              <w:rPr>
-                <w:rFonts w:cs="Arial"/>
-                <w:color w:val="000000"/>
-                <w:sz w:val="16"/>
-                <w:szCs w:val="16"/>
-                <w:lang w:val="es-PE" w:eastAsia="es-CO"/>
-              </w:rPr>
-              <w:t>)</w:t>
-            </w:r>
-          </w:p>
-          <w:p>
-            <w:pPr>
-              <w:ind w:left="209" w:right="69"/>
-              <w:jc w:val="left"/>
-              <w:rPr>
-                <w:rFonts w:cs="Arial"/>
-                <w:color w:val="000000"/>
-                <w:sz w:val="16"/>
-                <w:szCs w:val="16"/>
-                <w:lang w:val="es-PE" w:eastAsia="es-CO"/>
-              </w:rPr>
-            </w:pPr>
-          </w:p>
-          <w:p>
-            <w:pPr>
-              <w:ind w:right="69"/>
-              <w:jc w:val="left"/>
-              <w:rPr>
-                <w:rFonts w:cs="Arial"/>
-                <w:color w:val="000000"/>
-                <w:sz w:val="16"/>
-                <w:szCs w:val="16"/>
-                <w:lang w:val="es-PE" w:eastAsia="es-CO"/>
-              </w:rPr>
-            </w:pPr>
-            <w:r>
-              <w:rPr>
-                <w:rFonts w:cs="Arial"/>
-                <w:color w:val="000000"/>
-                <w:sz w:val="16"/>
-                <w:szCs w:val="16"/>
-                <w:lang w:val="es-PE" w:eastAsia="es-CO"/>
-              </w:rPr>
-              <w:t>Mejoras P&amp;L: Nivel impacto en mejora de experiencia</w:t>
-            </w:r>
-          </w:p>
-          <w:p>
-            <w:pPr>
-              <w:ind w:left="209" w:right="69"/>
-              <w:jc w:val="left"/>
-              <w:rPr>
-                <w:rFonts w:cs="Arial"/>
-                <w:color w:val="000000"/>
-                <w:sz w:val="16"/>
-                <w:szCs w:val="16"/>
-                <w:lang w:val="es-PE" w:eastAsia="es-CO"/>
-              </w:rPr>
-            </w:pPr>
-            <w:proofErr w:type="gramStart"/>
-            <w:r>
-              <w:rPr>
-                <w:rFonts w:cs="Arial"/>
-                <w:color w:val="000000"/>
-                <w:sz w:val="16"/>
-                <w:szCs w:val="16"/>
-                <w:lang w:val="es-PE" w:eastAsia="es-CO"/>
-              </w:rPr>
-              <w:t>( )</w:t>
-            </w:r>
-            <w:proofErr w:type="gramEnd"/>
-            <w:r>
-              <w:rPr>
-                <w:rFonts w:cs="Arial"/>
-                <w:color w:val="000000"/>
-                <w:sz w:val="16"/>
-                <w:szCs w:val="16"/>
-                <w:lang w:val="es-PE" w:eastAsia="es-CO"/>
-              </w:rPr>
-              <w:t xml:space="preserve"> &lt; USD 25k anuales (o evita contrataciones equivalentes)</w:t>
-            </w:r>
-            <w:r>
-              <w:rPr>
-                <w:rFonts w:cs="Arial"/>
-                <w:color w:val="000000"/>
-                <w:sz w:val="16"/>
-                <w:szCs w:val="16"/>
-                <w:lang w:val="es-PE" w:eastAsia="es-CO"/>
-              </w:rPr>
-              <w:br/>
-              <w:t>( ) </w:t>
-            </w:r>
-            <w:proofErr w:type="gramStart"/>
-            <w:r>
-              <w:rPr>
-                <w:rFonts w:cs="Arial"/>
-                <w:color w:val="000000"/>
-                <w:sz w:val="16"/>
-                <w:szCs w:val="16"/>
-                <w:lang w:val="es-PE" w:eastAsia="es-CO"/>
-              </w:rPr>
-              <w:t>Entre  USD</w:t>
-            </w:r>
-            <w:proofErr w:type="gramEnd"/>
-            <w:r>
-              <w:rPr>
-                <w:rFonts w:cs="Arial"/>
-                <w:color w:val="000000"/>
-                <w:sz w:val="16"/>
-                <w:szCs w:val="16"/>
-                <w:lang w:val="es-PE" w:eastAsia="es-CO"/>
-              </w:rPr>
-              <w:t xml:space="preserve"> 25k y USD 100k anuales (o evita contrataciones equivalentes)</w:t>
-            </w:r>
-          </w:p>
-          <w:p>
-            <w:pPr>
-              <w:ind w:left="209" w:right="69"/>
-              <w:jc w:val="left"/>
-              <w:rPr>
-                <w:rFonts w:cs="Arial"/>
-                <w:color w:val="000000"/>
-                <w:sz w:val="16"/>
-                <w:szCs w:val="16"/>
-                <w:lang w:val="es-PE" w:eastAsia="es-CO"/>
-              </w:rPr>
-            </w:pPr>
-            <w:proofErr w:type="gramStart"/>
-            <w:r>
-              <w:rPr>
-                <w:rFonts w:cs="Arial"/>
-                <w:color w:val="000000"/>
-                <w:sz w:val="16"/>
-                <w:szCs w:val="16"/>
-                <w:lang w:val="es-PE" w:eastAsia="es-CO"/>
-              </w:rPr>
-              <w:t>( )</w:t>
-            </w:r>
-            <w:proofErr w:type="gramEnd"/>
-            <w:r>
-              <w:rPr>
-                <w:rFonts w:cs="Arial"/>
-                <w:color w:val="000000"/>
-                <w:sz w:val="16"/>
-                <w:szCs w:val="16"/>
-                <w:lang w:val="es-PE" w:eastAsia="es-CO"/>
-              </w:rPr>
-              <w:t xml:space="preserve"> &gt; USD 100k anuales (o evita contrataciones equivalentes</w:t>
+              <w:t>( ) &gt; USD 100k anuales (o evita contrataciones equivalentes</w:t>
             </w:r>
           </w:p>
         </w:tc>
@@ -3302,7 +2979,6 @@
                 <w:lang w:val="es-PE" w:eastAsia="es-CO"/>
               </w:rPr>
             </w:pPr>
-            <w:proofErr w:type="gramStart"/>
             <w:r>
               <w:rPr>
                 <w:rFonts w:cs="Arial"/>
@@ -3311,9 +2987,8 @@
                 <w:szCs w:val="16"/>
                 <w:lang w:val="es-PE" w:eastAsia="es-CO"/>
               </w:rPr>
-              <w:t>( )</w:t>
-            </w:r>
-            <w:proofErr w:type="gramEnd"/>
+              <w:t xml:space="preserve">( ) </w:t>
+            </w:r>
             <w:r>
               <w:rPr>
                 <w:rFonts w:cs="Arial"/>
@@ -3322,9 +2997,13 @@
                 <w:szCs w:val="16"/>
                 <w:lang w:val="es-PE" w:eastAsia="es-CO"/>
               </w:rPr>
-              <w:t xml:space="preserve"> </w:t>
-            </w:r>
-            <w:r>
+              <w:t>Alineación con estrategia.</w:t>
+            </w:r>
+          </w:p>
+          <w:p>
+            <w:pPr>
+              <w:ind w:left="209" w:right="69"/>
+              <w:jc w:val="left"/>
               <w:rPr>
                 <w:rFonts w:cs="Arial"/>
                 <w:color w:val="000000"/>
@@ -3332,7 +3011,26 @@
                 <w:szCs w:val="16"/>
                 <w:lang w:val="es-PE" w:eastAsia="es-CO"/>
               </w:rPr>
-              <w:t>Alineación con estrategia.</w:t>
+            </w:pPr>
+            <w:r>
+              <w:rPr>
+                <w:rFonts w:cs="Arial"/>
+                <w:color w:val="000000"/>
+                <w:sz w:val="16"/>
+                <w:szCs w:val="16"/>
+                <w:lang w:val="es-PE" w:eastAsia="es-CO"/>
+              </w:rPr>
+              <w:t xml:space="preserve">( ) </w:t>
+            </w:r>
+            <w:r>
+              <w:rPr>
+                <w:rFonts w:cs="Arial"/>
+                <w:color w:val="000000"/>
+                <w:sz w:val="16"/>
+                <w:szCs w:val="16"/>
+                <w:lang w:val="es-PE" w:eastAsia="es-CO"/>
+              </w:rPr>
+              <w:t>Nivel Mejora de P&amp;L.</w:t>
             </w:r>
           </w:p>
           <w:p>
@@ -3340,76 +3038,19 @@
               <w:ind w:left="209" w:right="69"/>
               <w:jc w:val="left"/>
               <w:rPr>
+                <w:sz w:val="16"/>
+                <w:szCs w:val="16"/>
+              </w:rPr>
+            </w:pPr>
+            <w:r>
+              <w:rPr>
                 <w:rFonts w:cs="Arial"/>
                 <w:color w:val="000000"/>
                 <w:sz w:val="16"/>
                 <w:szCs w:val="16"/>
                 <w:lang w:val="es-PE" w:eastAsia="es-CO"/>
               </w:rPr>
-            </w:pPr>
-            <w:proofErr w:type="gramStart"/>
-            <w:r>
-              <w:rPr>
-                <w:rFonts w:cs="Arial"/>
-                <w:color w:val="000000"/>
-                <w:sz w:val="16"/>
-                <w:szCs w:val="16"/>
-                <w:lang w:val="es-PE" w:eastAsia="es-CO"/>
-              </w:rPr>
-              <w:t>( )</w:t>
-            </w:r>
-            <w:proofErr w:type="gramEnd"/>
-            <w:r>
-              <w:rPr>
-                <w:rFonts w:cs="Arial"/>
-                <w:color w:val="000000"/>
-                <w:sz w:val="16"/>
-                <w:szCs w:val="16"/>
-                <w:lang w:val="es-PE" w:eastAsia="es-CO"/>
-              </w:rPr>
-              <w:t xml:space="preserve"> </w:t>
-            </w:r>
-            <w:r>
-              <w:rPr>
-                <w:rFonts w:cs="Arial"/>
-                <w:color w:val="000000"/>
-                <w:sz w:val="16"/>
-                <w:szCs w:val="16"/>
-                <w:lang w:val="es-PE" w:eastAsia="es-CO"/>
-              </w:rPr>
-              <w:t>Nivel Mejora de P&amp;L.</w:t>
-            </w:r>
-          </w:p>
-          <w:p>
-            <w:pPr>
-              <w:ind w:left="209" w:right="69"/>
-              <w:jc w:val="left"/>
-              <w:rPr>
-                <w:sz w:val="16"/>
-                <w:szCs w:val="16"/>
-              </w:rPr>
-            </w:pPr>
-            <w:proofErr w:type="gramStart"/>
-            <w:r>
-              <w:rPr>
-                <w:rFonts w:cs="Arial"/>
-                <w:color w:val="000000"/>
-                <w:sz w:val="16"/>
-                <w:szCs w:val="16"/>
-                <w:lang w:val="es-PE" w:eastAsia="es-CO"/>
-              </w:rPr>
-              <w:t>( )</w:t>
-            </w:r>
-            <w:proofErr w:type="gramEnd"/>
-            <w:r>
-              <w:rPr>
-                <w:rFonts w:cs="Arial"/>
-                <w:color w:val="000000"/>
-                <w:sz w:val="16"/>
-                <w:szCs w:val="16"/>
-                <w:lang w:val="es-PE" w:eastAsia="es-CO"/>
-              </w:rPr>
-              <w:t xml:space="preserve"> Nivel</w:t>
+              <w:t>( ) Nivel</w:t>
             </w:r>
             <w:r>
               <w:rPr>
@@ -3472,7 +3113,6 @@
                 <w:lang w:val="es-PE" w:eastAsia="es-CO"/>
               </w:rPr>
             </w:pPr>
-            <w:proofErr w:type="gramStart"/>
             <w:r>
               <w:rPr>
                 <w:rFonts w:cs="Arial"/>
@@ -3481,9 +3121,8 @@
                 <w:szCs w:val="16"/>
                 <w:lang w:val="es-PE" w:eastAsia="es-CO"/>
               </w:rPr>
-              <w:t>( )</w:t>
-            </w:r>
-            <w:proofErr w:type="gramEnd"/>
+              <w:t xml:space="preserve">( ) </w:t>
+            </w:r>
             <w:r>
               <w:rPr>
                 <w:rFonts w:cs="Arial"/>
@@ -3492,9 +3131,13 @@
                 <w:szCs w:val="16"/>
                 <w:lang w:val="es-PE" w:eastAsia="es-CO"/>
               </w:rPr>
-              <w:t xml:space="preserve"> </w:t>
-            </w:r>
-            <w:r>
+              <w:t>Alineación con estrategia.</w:t>
+            </w:r>
+          </w:p>
+          <w:p>
+            <w:pPr>
+              <w:ind w:left="209" w:right="69"/>
+              <w:jc w:val="left"/>
               <w:rPr>
                 <w:rFonts w:cs="Arial"/>
                 <w:color w:val="000000"/>
@@ -3502,7 +3145,26 @@
                 <w:szCs w:val="16"/>
                 <w:lang w:val="es-PE" w:eastAsia="es-CO"/>
               </w:rPr>
-              <w:t>Alineación con estrategia.</w:t>
+            </w:pPr>
+            <w:r>
+              <w:rPr>
+                <w:rFonts w:cs="Arial"/>
+                <w:color w:val="000000"/>
+                <w:sz w:val="16"/>
+                <w:szCs w:val="16"/>
+                <w:lang w:val="es-PE" w:eastAsia="es-CO"/>
+              </w:rPr>
+              <w:t xml:space="preserve">( ) </w:t>
+            </w:r>
+            <w:r>
+              <w:rPr>
+                <w:rFonts w:cs="Arial"/>
+                <w:color w:val="000000"/>
+                <w:sz w:val="16"/>
+                <w:szCs w:val="16"/>
+                <w:lang w:val="es-PE" w:eastAsia="es-CO"/>
+              </w:rPr>
+              <w:t>Nivel Mejora de P&amp;L.</w:t>
             </w:r>
           </w:p>
           <w:p>
@@ -3517,7 +3179,6 @@
                 <w:lang w:val="es-PE" w:eastAsia="es-CO"/>
               </w:rPr>
             </w:pPr>
-            <w:proofErr w:type="gramStart"/>
             <w:r>
               <w:rPr>
                 <w:rFonts w:cs="Arial"/>
@@ -3526,63 +3187,7 @@
                 <w:szCs w:val="16"/>
                 <w:lang w:val="es-PE" w:eastAsia="es-CO"/>
               </w:rPr>
-              <w:t>( )</w:t>
-            </w:r>
-            <w:proofErr w:type="gramEnd"/>
-            <w:r>
-              <w:rPr>
-                <w:rFonts w:cs="Arial"/>
-                <w:color w:val="000000"/>
-                <w:sz w:val="16"/>
-                <w:szCs w:val="16"/>
-                <w:lang w:val="es-PE" w:eastAsia="es-CO"/>
-              </w:rPr>
-              <w:t xml:space="preserve"> </w:t>
-            </w:r>
-            <w:r>
-              <w:rPr>
-                <w:rFonts w:cs="Arial"/>
-                <w:color w:val="000000"/>
-                <w:sz w:val="16"/>
-                <w:szCs w:val="16"/>
-                <w:lang w:val="es-PE" w:eastAsia="es-CO"/>
-              </w:rPr>
-              <w:t>Nivel Mejora de P&amp;L.</w:t>
-            </w:r>
-          </w:p>
-          <w:p>
-            <w:pPr>
-              <w:ind w:left="209" w:right="69"/>
-              <w:jc w:val="left"/>
-              <w:rPr>
-                <w:rFonts w:cs="Arial"/>
-                <w:color w:val="000000"/>
-                <w:sz w:val="16"/>
-                <w:szCs w:val="16"/>
-                <w:lang w:val="es-PE" w:eastAsia="es-CO"/>
-              </w:rPr>
-            </w:pPr>
-            <w:proofErr w:type="gramStart"/>
-            <w:r>
-              <w:rPr>
-                <w:rFonts w:cs="Arial"/>
-                <w:color w:val="000000"/>
-                <w:sz w:val="16"/>
-                <w:szCs w:val="16"/>
-                <w:lang w:val="es-PE" w:eastAsia="es-CO"/>
-              </w:rPr>
-              <w:t>( )</w:t>
-            </w:r>
-            <w:proofErr w:type="gramEnd"/>
-            <w:r>
-              <w:rPr>
-                <w:rFonts w:cs="Arial"/>
-                <w:color w:val="000000"/>
-                <w:sz w:val="16"/>
-                <w:szCs w:val="16"/>
-                <w:lang w:val="es-PE" w:eastAsia="es-CO"/>
-              </w:rPr>
-              <w:t xml:space="preserve"> Nivel </w:t>
+              <w:t xml:space="preserve">( ) Nivel </w:t>
             </w:r>
             <w:r>
               <w:rPr>
@@ -3731,11 +3336,70 @@
     </w:p>
     <w:p>
       <w:pPr>
-        <w:ind w:left="426"/>
+        <w:ind w:right="1194"/>
+        <w:jc w:val="left"/>
+        <w:rPr>
+          <w:rFonts w:cs="Arial"/>
+          <w:bCs/>
+          <w:sz w:val="14"/>
+          <w:szCs w:val="14"/>
+          <w:lang w:val="es-CO"/>
+        </w:rPr>
       </w:pPr>
     </w:p>
     <w:p>
       <w:pPr>
+        <w:ind w:right="1194"/>
+        <w:jc w:val="left"/>
+        <w:rPr>
+          <w:rFonts w:cs="Arial"/>
+          <w:bCs/>
+          <w:sz w:val="14"/>
+          <w:szCs w:val="14"/>
+          <w:lang w:val="es-CO"/>
+        </w:rPr>
+      </w:pPr>
+      <w:r>
+        <w:rPr>
+          <w:rFonts w:cs="Arial"/>
+          <w:bCs/>
+          <w:sz w:val="14"/>
+          <w:szCs w:val="14"/>
+          <w:lang w:val="es-CO"/>
+        </w:rPr>
+        <w:br/>
+      </w:r>
+      <w:r>
+        <w:rPr>
+          <w:rFonts w:cs="Arial"/>
+          <w:bCs/>
+          <w:sz w:val="14"/>
+          <w:szCs w:val="14"/>
+          <w:lang w:val="es-CO"/>
+        </w:rPr>
+        <w:t>{{imagen}}</w:t>
+      </w:r>
+    </w:p>
+    <w:p>
+      <w:pPr>
+        <w:ind w:right="1194"/>
+        <w:jc w:val="left"/>
+        <w:rPr>
+          <w:rFonts w:cs="Arial"/>
+          <w:bCs/>
+          <w:sz w:val="14"/>
+          <w:szCs w:val="14"/>
+          <w:lang w:val="es-CO"/>
+        </w:rPr>
+      </w:pPr>
+    </w:p>
+    <w:p>
+      <w:pPr>
+        <w:ind w:left="426"/>
+      </w:pPr>
+    </w:p>
+    <w:p>
+      <w:pPr>
         <w:pStyle w:val="Ttulo2"/>
         <w:ind w:left="426" w:right="344"/>
         <w:rPr>
@@ -3877,25 +3541,7 @@
           <w:bCs/>
           <w:color w:val="0000FF"/>
         </w:rPr>
-        <w:t xml:space="preserve">un rango de ingresos o ahorros según </w:t>
-      </w:r>
-      <w:proofErr w:type="gramStart"/>
-      <w:r>
-        <w:rPr>
-          <w:rFonts w:cs="Arial"/>
-          <w:bCs/>
-          <w:color w:val="0000FF"/>
-        </w:rPr>
-        <w:t>corresponda</w:t>
-      </w:r>
-      <w:proofErr w:type="gramEnd"/>
-      <w:r>
-        <w:rPr>
-          <w:rFonts w:cs="Arial"/>
-          <w:bCs/>
-          <w:color w:val="0000FF"/>
-        </w:rPr>
-        <w:t xml:space="preserve"> por ejemplo: </w:t>
+        <w:t xml:space="preserve">un rango de ingresos o ahorros según corresponda por ejemplo: </w:t>
       </w:r>
     </w:p>
     <w:p>
@@ -4640,7 +4286,6 @@
               <w:rPr>
                 <w:lang w:val="es-ES"/>
               </w:rPr>
-              <w:lastRenderedPageBreak/>
               <w:t>Área / Unidad</w:t>
             </w:r>
           </w:p>
@@ -6216,6 +5861,7 @@
                 <w:color w:val="0000FF"/>
                 <w:lang w:val="es-ES"/>
               </w:rPr>
+              <w:lastRenderedPageBreak/>
               <w:t>Relacionarlo con el número de las características funcionales del punto 3.1</w:t>
             </w:r>
             <w:r>
@@ -6290,7 +5936,6 @@
         <w:rPr>
           <w:lang w:val="es-CO"/>
         </w:rPr>
-        <w:lastRenderedPageBreak/>
         <w:t xml:space="preserve">¿Cuál es el riesgo de NO implementar esta </w:t>
       </w:r>
       <w:r>
@@ -6515,14 +6160,12 @@
                 <w:lang w:val="es-ES"/>
               </w:rPr>
             </w:pPr>
-            <w:proofErr w:type="gramStart"/>
             <w:r>
               <w:rPr>
                 <w:lang w:val="es-ES"/>
               </w:rPr>
               <w:t>Sub Módulos</w:t>
             </w:r>
-            <w:proofErr w:type="gramEnd"/>
           </w:p>
         </w:tc>
       </w:tr>
@@ -7822,6 +7465,7 @@
         <w:rPr>
           <w:lang w:val="es-CO"/>
         </w:rPr>
+        <w:lastRenderedPageBreak/>
         <w:t>Anexo 1</w:t>
       </w:r>
     </w:p>
@@ -8131,7 +7775,6 @@
                 <w:rFonts w:eastAsia="Calibri" w:cs="Arial"/>
                 <w:lang w:val="es-PA"/>
               </w:rPr>
-              <w:lastRenderedPageBreak/>
               <w:t>Parámetros de entrada</w:t>
             </w:r>
           </w:p>
@@ -8608,7 +8251,6 @@
                 <w:lang w:val="es-PE" w:eastAsia="es-AR"/>
               </w:rPr>
             </w:pPr>
-            <w:proofErr w:type="gramStart"/>
             <w:r>
               <w:rPr>
                 <w:rFonts w:cs="Arial"/>
@@ -8638,7 +8280,6 @@
               </w:rPr>
               <w:t xml:space="preserve"> existente sobre el cuál basar el actual?</w:t>
             </w:r>
-            <w:proofErr w:type="gramEnd"/>
           </w:p>
         </w:tc>
       </w:tr>
@@ -8789,7 +8430,6 @@
                 <w:lang w:val="es-PE" w:eastAsia="es-AR"/>
               </w:rPr>
             </w:pPr>
-            <w:proofErr w:type="gramStart"/>
             <w:r>
               <w:rPr>
                 <w:rFonts w:cs="Arial"/>
@@ -8799,7 +8439,6 @@
               </w:rPr>
               <w:t>Desea poder descargar la información en algún formato especial?</w:t>
             </w:r>
-            <w:proofErr w:type="gramEnd"/>
           </w:p>
           <w:p>
             <w:pPr>
@@ -9340,7 +8979,6 @@
         <w:docPartUnique/>
       </w:docPartObj>
     </w:sdtPr>
-    <w:sdtEndPr/>
     <w:sdtContent>
       <w:p>
         <w:pPr>
@@ -11117,7 +10755,6 @@
   <w:style w:type="character" w:default="1" w:styleId="Fuentedeprrafopredeter">
     <w:name w:val="Default Paragraph Font"/>
     <w:uiPriority w:val="1"/>
-    <w:semiHidden/>
     <w:unhideWhenUsed/>
   </w:style>
   <w:style w:type="table" w:default="1" w:styleId="Tablanormal">

--- a/template_brief.docx
+++ b/template_brief.docx
@@ -949,7 +949,18 @@
                 <w:color w:val="000000" w:themeColor="text1"/>
                 <w:lang w:val="es-ES" w:eastAsia="es-AR"/>
               </w:rPr>
-              <w:t>(*)</w:t>
+              <w:t>(*</w:t>
+            </w:r>
+            <w:proofErr w:type="gramStart"/>
+            <w:r>
+              <w:rPr>
+                <w:rFonts w:cs="Arial"/>
+                <w:b/>
+                <w:bCs/>
+                <w:color w:val="000000" w:themeColor="text1"/>
+                <w:lang w:val="es-ES" w:eastAsia="es-AR"/>
+              </w:rPr>
+              <w:t>)</w:t>
             </w:r>
             <w:r>
               <w:rPr>
@@ -967,7 +978,17 @@
                 <w:color w:val="000000" w:themeColor="text1"/>
                 <w:lang w:val="es-CO"/>
               </w:rPr>
-              <w:t>{{iniciativa}}</w:t>
+              <w:t>{</w:t>
+            </w:r>
+            <w:proofErr w:type="gramEnd"/>
+            <w:r>
+              <w:rPr>
+                <w:b/>
+                <w:bCs/>
+                <w:color w:val="000000" w:themeColor="text1"/>
+                <w:lang w:val="es-CO"/>
+              </w:rPr>
+              <w:t>{iniciativa}}</w:t>
             </w:r>
           </w:p>
           <w:p>
@@ -1049,7 +1070,16 @@
                 <w:color w:val="000000" w:themeColor="text1"/>
                 <w:lang w:val="es-ES" w:eastAsia="es-AR"/>
               </w:rPr>
-              <w:t>(*)</w:t>
+              <w:t>(*</w:t>
+            </w:r>
+            <w:proofErr w:type="gramStart"/>
+            <w:r>
+              <w:rPr>
+                <w:rFonts w:cs="Arial"/>
+                <w:color w:val="000000" w:themeColor="text1"/>
+                <w:lang w:val="es-ES" w:eastAsia="es-AR"/>
+              </w:rPr>
+              <w:t>)</w:t>
             </w:r>
             <w:r>
               <w:rPr>
@@ -1064,7 +1094,16 @@
                 <w:color w:val="0D0D0D" w:themeColor="text1" w:themeTint="F2"/>
                 <w:lang w:val="es-CO" w:eastAsia="es-AR"/>
               </w:rPr>
-              <w:t>{{fecha}}</w:t>
+              <w:t>{</w:t>
+            </w:r>
+            <w:proofErr w:type="gramEnd"/>
+            <w:r>
+              <w:rPr>
+                <w:rFonts w:cs="Arial"/>
+                <w:color w:val="0D0D0D" w:themeColor="text1" w:themeTint="F2"/>
+                <w:lang w:val="es-CO" w:eastAsia="es-AR"/>
+              </w:rPr>
+              <w:t>{fecha}}</w:t>
             </w:r>
           </w:p>
         </w:tc>
@@ -1098,15 +1137,33 @@
                 <w:color w:val="0D0D0D" w:themeColor="text1" w:themeTint="F2"/>
                 <w:lang w:val="es-CO" w:eastAsia="es-AR"/>
               </w:rPr>
-              <w:t>Usuario Solicitante (*):</w:t>
-            </w:r>
+              <w:t>Usuario Solicitante (*</w:t>
+            </w:r>
+            <w:proofErr w:type="gramStart"/>
             <w:r>
               <w:rPr>
                 <w:rFonts w:cs="Arial"/>
                 <w:color w:val="0D0D0D" w:themeColor="text1" w:themeTint="F2"/>
                 <w:lang w:val="es-CO" w:eastAsia="es-AR"/>
               </w:rPr>
-              <w:t>{{usuario}}</w:t>
+              <w:t>):</w:t>
+            </w:r>
+            <w:r>
+              <w:rPr>
+                <w:rFonts w:cs="Arial"/>
+                <w:color w:val="0D0D0D" w:themeColor="text1" w:themeTint="F2"/>
+                <w:lang w:val="es-CO" w:eastAsia="es-AR"/>
+              </w:rPr>
+              <w:t>{</w:t>
+            </w:r>
+            <w:proofErr w:type="gramEnd"/>
+            <w:r>
+              <w:rPr>
+                <w:rFonts w:cs="Arial"/>
+                <w:color w:val="0D0D0D" w:themeColor="text1" w:themeTint="F2"/>
+                <w:lang w:val="es-CO" w:eastAsia="es-AR"/>
+              </w:rPr>
+              <w:t>{usuario}}</w:t>
             </w:r>
           </w:p>
           <w:p>
@@ -1136,11 +1193,19 @@
                 <w:lang w:val="es-CO"/>
               </w:rPr>
             </w:pPr>
+            <w:proofErr w:type="gramStart"/>
             <w:r>
               <w:rPr>
                 <w:lang w:val="es-CO"/>
               </w:rPr>
-              <w:t xml:space="preserve">Sponsor de Negocio </w:t>
+              <w:t>Sponsor</w:t>
+            </w:r>
+            <w:proofErr w:type="gramEnd"/>
+            <w:r>
+              <w:rPr>
+                <w:lang w:val="es-CO"/>
+              </w:rPr>
+              <w:t xml:space="preserve"> de Negocio </w:t>
             </w:r>
             <w:r>
               <w:rPr>
@@ -1190,6 +1255,7 @@
               </w:rPr>
               <w:t>Unidad de Negocio (*</w:t>
             </w:r>
+            <w:proofErr w:type="gramStart"/>
             <w:r>
               <w:rPr>
                 <w:rFonts w:cs="Arial"/>
@@ -1204,7 +1270,16 @@
                 <w:color w:val="0D0D0D" w:themeColor="text1" w:themeTint="F2"/>
                 <w:lang w:val="es-CO" w:eastAsia="es-AR"/>
               </w:rPr>
-              <w:t>{{unidad}}</w:t>
+              <w:t>{</w:t>
+            </w:r>
+            <w:proofErr w:type="gramEnd"/>
+            <w:r>
+              <w:rPr>
+                <w:rFonts w:cs="Arial"/>
+                <w:color w:val="0D0D0D" w:themeColor="text1" w:themeTint="F2"/>
+                <w:lang w:val="es-CO" w:eastAsia="es-AR"/>
+              </w:rPr>
+              <w:t>{unidad}}</w:t>
             </w:r>
           </w:p>
           <w:p>
@@ -1922,6 +1997,7 @@
                 <w:lang w:val="es-PE" w:eastAsia="es-CO"/>
               </w:rPr>
             </w:pPr>
+            <w:proofErr w:type="gramStart"/>
             <w:r>
               <w:rPr>
                 <w:rFonts w:cs="Arial"/>
@@ -1950,7 +2026,18 @@
                 <w:szCs w:val="16"/>
                 <w:lang w:val="es-PE" w:eastAsia="es-CO"/>
               </w:rPr>
-              <w:t>) Cumplimiento 1 año y/o tiene solución manual alterna.</w:t>
+              <w:t>)</w:t>
+            </w:r>
+            <w:proofErr w:type="gramEnd"/>
+            <w:r>
+              <w:rPr>
+                <w:rFonts w:cs="Arial"/>
+                <w:color w:val="000000"/>
+                <w:sz w:val="16"/>
+                <w:szCs w:val="16"/>
+                <w:lang w:val="es-PE" w:eastAsia="es-CO"/>
+              </w:rPr>
+              <w:t xml:space="preserve"> Cumplimiento 1 año y/o tiene solución manual alterna.</w:t>
             </w:r>
           </w:p>
           <w:p>
@@ -1965,6 +2052,7 @@
                 <w:lang w:val="es-PE" w:eastAsia="es-CO"/>
               </w:rPr>
             </w:pPr>
+            <w:proofErr w:type="gramStart"/>
             <w:r>
               <w:rPr>
                 <w:rFonts w:cs="Arial"/>
@@ -1993,7 +2081,18 @@
                 <w:szCs w:val="16"/>
                 <w:lang w:val="es-PE" w:eastAsia="es-CO"/>
               </w:rPr>
-              <w:t xml:space="preserve">) </w:t>
+              <w:t>)</w:t>
+            </w:r>
+            <w:proofErr w:type="gramEnd"/>
+            <w:r>
+              <w:rPr>
+                <w:rFonts w:cs="Arial"/>
+                <w:color w:val="000000"/>
+                <w:sz w:val="16"/>
+                <w:szCs w:val="16"/>
+                <w:lang w:val="es-PE" w:eastAsia="es-CO"/>
+              </w:rPr>
+              <w:t xml:space="preserve"> </w:t>
             </w:r>
             <w:r>
               <w:rPr>
@@ -2018,6 +2117,7 @@
                 <w:lang w:val="es-PE" w:eastAsia="es-CO"/>
               </w:rPr>
             </w:pPr>
+            <w:proofErr w:type="gramStart"/>
             <w:r>
               <w:rPr>
                 <w:rFonts w:cs="Arial"/>
@@ -2046,7 +2146,18 @@
                 <w:szCs w:val="16"/>
                 <w:lang w:val="es-PE" w:eastAsia="es-CO"/>
               </w:rPr>
-              <w:t xml:space="preserve">) </w:t>
+              <w:t>)</w:t>
+            </w:r>
+            <w:proofErr w:type="gramEnd"/>
+            <w:r>
+              <w:rPr>
+                <w:rFonts w:cs="Arial"/>
+                <w:color w:val="000000"/>
+                <w:sz w:val="16"/>
+                <w:szCs w:val="16"/>
+                <w:lang w:val="es-PE" w:eastAsia="es-CO"/>
+              </w:rPr>
+              <w:t xml:space="preserve"> </w:t>
             </w:r>
             <w:r>
               <w:rPr>
@@ -2107,6 +2218,7 @@
                 <w:lang w:val="es-PE" w:eastAsia="es-CO"/>
               </w:rPr>
             </w:pPr>
+            <w:proofErr w:type="gramStart"/>
             <w:r>
               <w:rPr>
                 <w:rFonts w:cs="Arial"/>
@@ -2135,7 +2247,18 @@
                 <w:szCs w:val="16"/>
                 <w:lang w:val="es-PE" w:eastAsia="es-CO"/>
               </w:rPr>
-              <w:t xml:space="preserve">) </w:t>
+              <w:t>)</w:t>
+            </w:r>
+            <w:proofErr w:type="gramEnd"/>
+            <w:r>
+              <w:rPr>
+                <w:rFonts w:cs="Arial"/>
+                <w:color w:val="000000"/>
+                <w:sz w:val="16"/>
+                <w:szCs w:val="16"/>
+                <w:lang w:val="es-PE" w:eastAsia="es-CO"/>
+              </w:rPr>
+              <w:t xml:space="preserve"> </w:t>
             </w:r>
             <w:r>
               <w:rPr>
@@ -2182,6 +2305,7 @@
                 <w:lang w:val="es-PE" w:eastAsia="es-CO"/>
               </w:rPr>
             </w:pPr>
+            <w:proofErr w:type="gramStart"/>
             <w:r>
               <w:rPr>
                 <w:rFonts w:cs="Arial"/>
@@ -2210,7 +2334,18 @@
                 <w:szCs w:val="16"/>
                 <w:lang w:val="es-PE" w:eastAsia="es-CO"/>
               </w:rPr>
-              <w:t xml:space="preserve">) </w:t>
+              <w:t>)</w:t>
+            </w:r>
+            <w:proofErr w:type="gramEnd"/>
+            <w:r>
+              <w:rPr>
+                <w:rFonts w:cs="Arial"/>
+                <w:color w:val="000000"/>
+                <w:sz w:val="16"/>
+                <w:szCs w:val="16"/>
+                <w:lang w:val="es-PE" w:eastAsia="es-CO"/>
+              </w:rPr>
+              <w:t xml:space="preserve"> </w:t>
             </w:r>
             <w:r>
               <w:rPr>
@@ -2255,6 +2390,7 @@
               </w:rPr>
               <w:t>(</w:t>
             </w:r>
+            <w:proofErr w:type="gramStart"/>
             <w:r>
               <w:rPr>
                 <w:rFonts w:cs="Arial"/>
@@ -2283,7 +2419,18 @@
                 <w:szCs w:val="16"/>
                 <w:lang w:val="es-PE" w:eastAsia="es-CO"/>
               </w:rPr>
-              <w:t xml:space="preserve">) </w:t>
+              <w:t>)</w:t>
+            </w:r>
+            <w:proofErr w:type="gramEnd"/>
+            <w:r>
+              <w:rPr>
+                <w:rFonts w:cs="Arial"/>
+                <w:color w:val="000000"/>
+                <w:sz w:val="16"/>
+                <w:szCs w:val="16"/>
+                <w:lang w:val="es-PE" w:eastAsia="es-CO"/>
+              </w:rPr>
+              <w:t xml:space="preserve"> </w:t>
             </w:r>
             <w:r>
               <w:rPr>
@@ -2366,15 +2513,27 @@
                 <w:lang w:val="es-PE" w:eastAsia="es-CO"/>
               </w:rPr>
             </w:pPr>
-            <w:r>
-              <w:rPr>
-                <w:rFonts w:cs="Arial"/>
-                <w:color w:val="000000"/>
-                <w:sz w:val="16"/>
-                <w:szCs w:val="16"/>
-                <w:lang w:val="es-PE" w:eastAsia="es-CO"/>
-              </w:rPr>
-              <w:t xml:space="preserve">( ) Nice </w:t>
+            <w:proofErr w:type="gramStart"/>
+            <w:r>
+              <w:rPr>
+                <w:rFonts w:cs="Arial"/>
+                <w:color w:val="000000"/>
+                <w:sz w:val="16"/>
+                <w:szCs w:val="16"/>
+                <w:lang w:val="es-PE" w:eastAsia="es-CO"/>
+              </w:rPr>
+              <w:t>( )</w:t>
+            </w:r>
+            <w:proofErr w:type="gramEnd"/>
+            <w:r>
+              <w:rPr>
+                <w:rFonts w:cs="Arial"/>
+                <w:color w:val="000000"/>
+                <w:sz w:val="16"/>
+                <w:szCs w:val="16"/>
+                <w:lang w:val="es-PE" w:eastAsia="es-CO"/>
+              </w:rPr>
+              <w:t xml:space="preserve"> Nice </w:t>
             </w:r>
             <w:proofErr w:type="spellStart"/>
             <w:r>
@@ -2411,15 +2570,27 @@
                 <w:lang w:val="es-PE" w:eastAsia="es-CO"/>
               </w:rPr>
             </w:pPr>
-            <w:r>
-              <w:rPr>
-                <w:rFonts w:cs="Arial"/>
-                <w:color w:val="000000"/>
-                <w:sz w:val="16"/>
-                <w:szCs w:val="16"/>
-                <w:lang w:val="es-PE" w:eastAsia="es-CO"/>
-              </w:rPr>
-              <w:t xml:space="preserve">( ) </w:t>
+            <w:proofErr w:type="gramStart"/>
+            <w:r>
+              <w:rPr>
+                <w:rFonts w:cs="Arial"/>
+                <w:color w:val="000000"/>
+                <w:sz w:val="16"/>
+                <w:szCs w:val="16"/>
+                <w:lang w:val="es-PE" w:eastAsia="es-CO"/>
+              </w:rPr>
+              <w:t>( )</w:t>
+            </w:r>
+            <w:proofErr w:type="gramEnd"/>
+            <w:r>
+              <w:rPr>
+                <w:rFonts w:cs="Arial"/>
+                <w:color w:val="000000"/>
+                <w:sz w:val="16"/>
+                <w:szCs w:val="16"/>
+                <w:lang w:val="es-PE" w:eastAsia="es-CO"/>
+              </w:rPr>
+              <w:t xml:space="preserve"> </w:t>
             </w:r>
             <w:r>
               <w:rPr>
@@ -2454,15 +2625,27 @@
                 <w:lang w:val="es-PE" w:eastAsia="es-CO"/>
               </w:rPr>
             </w:pPr>
-            <w:r>
-              <w:rPr>
-                <w:rFonts w:cs="Arial"/>
-                <w:color w:val="000000"/>
-                <w:sz w:val="16"/>
-                <w:szCs w:val="16"/>
-                <w:lang w:val="es-PE" w:eastAsia="es-CO"/>
-              </w:rPr>
-              <w:t>( ) Necesario con urgencia (Operación insostenible en condiciones actuales)</w:t>
+            <w:proofErr w:type="gramStart"/>
+            <w:r>
+              <w:rPr>
+                <w:rFonts w:cs="Arial"/>
+                <w:color w:val="000000"/>
+                <w:sz w:val="16"/>
+                <w:szCs w:val="16"/>
+                <w:lang w:val="es-PE" w:eastAsia="es-CO"/>
+              </w:rPr>
+              <w:t>( )</w:t>
+            </w:r>
+            <w:proofErr w:type="gramEnd"/>
+            <w:r>
+              <w:rPr>
+                <w:rFonts w:cs="Arial"/>
+                <w:color w:val="000000"/>
+                <w:sz w:val="16"/>
+                <w:szCs w:val="16"/>
+                <w:lang w:val="es-PE" w:eastAsia="es-CO"/>
+              </w:rPr>
+              <w:t xml:space="preserve"> Necesario con urgencia (Operación insostenible en condiciones actuales)</w:t>
             </w:r>
           </w:p>
         </w:tc>
@@ -2577,15 +2760,27 @@
                 <w:lang w:val="es-PE" w:eastAsia="es-CO"/>
               </w:rPr>
             </w:pPr>
-            <w:r>
-              <w:rPr>
-                <w:rFonts w:cs="Arial"/>
-                <w:color w:val="000000"/>
-                <w:sz w:val="16"/>
-                <w:szCs w:val="16"/>
-                <w:lang w:val="es-PE" w:eastAsia="es-CO"/>
-              </w:rPr>
-              <w:t>( ) Alto: Muchos o todos clientes/usuarios (NPS/ENPS)</w:t>
+            <w:proofErr w:type="gramStart"/>
+            <w:r>
+              <w:rPr>
+                <w:rFonts w:cs="Arial"/>
+                <w:color w:val="000000"/>
+                <w:sz w:val="16"/>
+                <w:szCs w:val="16"/>
+                <w:lang w:val="es-PE" w:eastAsia="es-CO"/>
+              </w:rPr>
+              <w:t>( )</w:t>
+            </w:r>
+            <w:proofErr w:type="gramEnd"/>
+            <w:r>
+              <w:rPr>
+                <w:rFonts w:cs="Arial"/>
+                <w:color w:val="000000"/>
+                <w:sz w:val="16"/>
+                <w:szCs w:val="16"/>
+                <w:lang w:val="es-PE" w:eastAsia="es-CO"/>
+              </w:rPr>
+              <w:t xml:space="preserve"> Alto: Muchos o todos clientes/usuarios (NPS/ENPS)</w:t>
             </w:r>
           </w:p>
           <w:p>
@@ -2636,15 +2831,27 @@
                 <w:lang w:val="es-PE" w:eastAsia="es-CO"/>
               </w:rPr>
             </w:pPr>
-            <w:r>
-              <w:rPr>
-                <w:rFonts w:cs="Arial"/>
-                <w:color w:val="000000"/>
-                <w:sz w:val="16"/>
-                <w:szCs w:val="16"/>
-                <w:lang w:val="es-PE" w:eastAsia="es-CO"/>
-              </w:rPr>
-              <w:t>( ) Bajo: Pocos clientes/usuarios (NPS/ENPS)</w:t>
+            <w:proofErr w:type="gramStart"/>
+            <w:r>
+              <w:rPr>
+                <w:rFonts w:cs="Arial"/>
+                <w:color w:val="000000"/>
+                <w:sz w:val="16"/>
+                <w:szCs w:val="16"/>
+                <w:lang w:val="es-PE" w:eastAsia="es-CO"/>
+              </w:rPr>
+              <w:t>( )</w:t>
+            </w:r>
+            <w:proofErr w:type="gramEnd"/>
+            <w:r>
+              <w:rPr>
+                <w:rFonts w:cs="Arial"/>
+                <w:color w:val="000000"/>
+                <w:sz w:val="16"/>
+                <w:szCs w:val="16"/>
+                <w:lang w:val="es-PE" w:eastAsia="es-CO"/>
+              </w:rPr>
+              <w:t xml:space="preserve"> Bajo: Pocos clientes/usuarios (NPS/ENPS)</w:t>
             </w:r>
           </w:p>
           <w:p>
@@ -2659,15 +2866,27 @@
                 <w:lang w:val="es-PE" w:eastAsia="es-CO"/>
               </w:rPr>
             </w:pPr>
-            <w:r>
-              <w:rPr>
-                <w:rFonts w:cs="Arial"/>
-                <w:color w:val="000000"/>
-                <w:sz w:val="16"/>
-                <w:szCs w:val="16"/>
-                <w:lang w:val="es-PE" w:eastAsia="es-CO"/>
-              </w:rPr>
-              <w:t>( ) Medio: Muchos clientes/usuarios (NPS/ENPS) o algún segmento relevante /usuarios</w:t>
+            <w:proofErr w:type="gramStart"/>
+            <w:r>
+              <w:rPr>
+                <w:rFonts w:cs="Arial"/>
+                <w:color w:val="000000"/>
+                <w:sz w:val="16"/>
+                <w:szCs w:val="16"/>
+                <w:lang w:val="es-PE" w:eastAsia="es-CO"/>
+              </w:rPr>
+              <w:t>( )</w:t>
+            </w:r>
+            <w:proofErr w:type="gramEnd"/>
+            <w:r>
+              <w:rPr>
+                <w:rFonts w:cs="Arial"/>
+                <w:color w:val="000000"/>
+                <w:sz w:val="16"/>
+                <w:szCs w:val="16"/>
+                <w:lang w:val="es-PE" w:eastAsia="es-CO"/>
+              </w:rPr>
+              <w:t> Medio: Muchos clientes/usuarios (NPS/ENPS) o algún segmento relevante /usuarios</w:t>
             </w:r>
           </w:p>
           <w:p>
@@ -2682,15 +2901,27 @@
                 <w:lang w:val="es-PE" w:eastAsia="es-CO"/>
               </w:rPr>
             </w:pPr>
-            <w:r>
-              <w:rPr>
-                <w:rFonts w:cs="Arial"/>
-                <w:color w:val="000000"/>
-                <w:sz w:val="16"/>
-                <w:szCs w:val="16"/>
-                <w:lang w:val="es-PE" w:eastAsia="es-CO"/>
-              </w:rPr>
-              <w:t>( ) Alto: Muchos o todos clientes/usuarios (NPS/ENPS)</w:t>
+            <w:proofErr w:type="gramStart"/>
+            <w:r>
+              <w:rPr>
+                <w:rFonts w:cs="Arial"/>
+                <w:color w:val="000000"/>
+                <w:sz w:val="16"/>
+                <w:szCs w:val="16"/>
+                <w:lang w:val="es-PE" w:eastAsia="es-CO"/>
+              </w:rPr>
+              <w:t>( )</w:t>
+            </w:r>
+            <w:proofErr w:type="gramEnd"/>
+            <w:r>
+              <w:rPr>
+                <w:rFonts w:cs="Arial"/>
+                <w:color w:val="000000"/>
+                <w:sz w:val="16"/>
+                <w:szCs w:val="16"/>
+                <w:lang w:val="es-PE" w:eastAsia="es-CO"/>
+              </w:rPr>
+              <w:t xml:space="preserve"> Alto: Muchos o todos clientes/usuarios (NPS/ENPS)</w:t>
             </w:r>
           </w:p>
           <w:p>
@@ -2751,15 +2982,27 @@
                 <w:lang w:val="es-PE" w:eastAsia="es-CO"/>
               </w:rPr>
             </w:pPr>
-            <w:r>
-              <w:rPr>
-                <w:rFonts w:cs="Arial"/>
-                <w:color w:val="000000"/>
-                <w:sz w:val="16"/>
-                <w:szCs w:val="16"/>
-                <w:lang w:val="es-PE" w:eastAsia="es-CO"/>
-              </w:rPr>
-              <w:t>( ) &lt; USD 25k anuales (o evita contrataciones equivalentes)</w:t>
+            <w:proofErr w:type="gramStart"/>
+            <w:r>
+              <w:rPr>
+                <w:rFonts w:cs="Arial"/>
+                <w:color w:val="000000"/>
+                <w:sz w:val="16"/>
+                <w:szCs w:val="16"/>
+                <w:lang w:val="es-PE" w:eastAsia="es-CO"/>
+              </w:rPr>
+              <w:t>( )</w:t>
+            </w:r>
+            <w:proofErr w:type="gramEnd"/>
+            <w:r>
+              <w:rPr>
+                <w:rFonts w:cs="Arial"/>
+                <w:color w:val="000000"/>
+                <w:sz w:val="16"/>
+                <w:szCs w:val="16"/>
+                <w:lang w:val="es-PE" w:eastAsia="es-CO"/>
+              </w:rPr>
+              <w:t xml:space="preserve"> &lt; USD 25k anuales (o evita contrataciones equivalentes)</w:t>
             </w:r>
             <w:r>
               <w:rPr>
@@ -2770,7 +3013,29 @@
                 <w:lang w:val="es-PE" w:eastAsia="es-CO"/>
               </w:rPr>
               <w:br/>
-              <w:t>( ) Entre  USD 25k y USD 100k anuales (o evita contrataciones equivalentes)</w:t>
+              <w:t>( ) </w:t>
+            </w:r>
+            <w:proofErr w:type="gramStart"/>
+            <w:r>
+              <w:rPr>
+                <w:rFonts w:cs="Arial"/>
+                <w:color w:val="000000"/>
+                <w:sz w:val="16"/>
+                <w:szCs w:val="16"/>
+                <w:lang w:val="es-PE" w:eastAsia="es-CO"/>
+              </w:rPr>
+              <w:t>Entre  USD</w:t>
+            </w:r>
+            <w:proofErr w:type="gramEnd"/>
+            <w:r>
+              <w:rPr>
+                <w:rFonts w:cs="Arial"/>
+                <w:color w:val="000000"/>
+                <w:sz w:val="16"/>
+                <w:szCs w:val="16"/>
+                <w:lang w:val="es-PE" w:eastAsia="es-CO"/>
+              </w:rPr>
+              <w:t xml:space="preserve"> 25k y USD 100k anuales (o evita contrataciones equivalentes)</w:t>
             </w:r>
           </w:p>
           <w:p>
@@ -2785,15 +3050,27 @@
                 <w:lang w:val="es-PE" w:eastAsia="es-CO"/>
               </w:rPr>
             </w:pPr>
-            <w:r>
-              <w:rPr>
-                <w:rFonts w:cs="Arial"/>
-                <w:color w:val="000000"/>
-                <w:sz w:val="16"/>
-                <w:szCs w:val="16"/>
-                <w:lang w:val="es-PE" w:eastAsia="es-CO"/>
-              </w:rPr>
-              <w:t>( ) &gt; USD 100k anuales (o evita contrataciones equivalentes</w:t>
+            <w:proofErr w:type="gramStart"/>
+            <w:r>
+              <w:rPr>
+                <w:rFonts w:cs="Arial"/>
+                <w:color w:val="000000"/>
+                <w:sz w:val="16"/>
+                <w:szCs w:val="16"/>
+                <w:lang w:val="es-PE" w:eastAsia="es-CO"/>
+              </w:rPr>
+              <w:t>( )</w:t>
+            </w:r>
+            <w:proofErr w:type="gramEnd"/>
+            <w:r>
+              <w:rPr>
+                <w:rFonts w:cs="Arial"/>
+                <w:color w:val="000000"/>
+                <w:sz w:val="16"/>
+                <w:szCs w:val="16"/>
+                <w:lang w:val="es-PE" w:eastAsia="es-CO"/>
+              </w:rPr>
+              <w:t xml:space="preserve"> &gt; USD 100k anuales (o evita contrataciones equivalentes</w:t>
             </w:r>
             <w:r>
               <w:rPr>
@@ -2854,15 +3131,27 @@
                 <w:lang w:val="es-PE" w:eastAsia="es-CO"/>
               </w:rPr>
             </w:pPr>
-            <w:r>
-              <w:rPr>
-                <w:rFonts w:cs="Arial"/>
-                <w:color w:val="000000"/>
-                <w:sz w:val="16"/>
-                <w:szCs w:val="16"/>
-                <w:lang w:val="es-PE" w:eastAsia="es-CO"/>
-              </w:rPr>
-              <w:t>( ) &lt; USD 25k anuales (o evita contrataciones equivalentes)</w:t>
+            <w:proofErr w:type="gramStart"/>
+            <w:r>
+              <w:rPr>
+                <w:rFonts w:cs="Arial"/>
+                <w:color w:val="000000"/>
+                <w:sz w:val="16"/>
+                <w:szCs w:val="16"/>
+                <w:lang w:val="es-PE" w:eastAsia="es-CO"/>
+              </w:rPr>
+              <w:t>( )</w:t>
+            </w:r>
+            <w:proofErr w:type="gramEnd"/>
+            <w:r>
+              <w:rPr>
+                <w:rFonts w:cs="Arial"/>
+                <w:color w:val="000000"/>
+                <w:sz w:val="16"/>
+                <w:szCs w:val="16"/>
+                <w:lang w:val="es-PE" w:eastAsia="es-CO"/>
+              </w:rPr>
+              <w:t xml:space="preserve"> &lt; USD 25k anuales (o evita contrataciones equivalentes)</w:t>
             </w:r>
             <w:r>
               <w:rPr>
@@ -2873,7 +3162,29 @@
                 <w:lang w:val="es-PE" w:eastAsia="es-CO"/>
               </w:rPr>
               <w:br/>
-              <w:t>( ) Entre  USD 25k y USD 100k anuales (o evita contrataciones equivalentes)</w:t>
+              <w:t>( ) </w:t>
+            </w:r>
+            <w:proofErr w:type="gramStart"/>
+            <w:r>
+              <w:rPr>
+                <w:rFonts w:cs="Arial"/>
+                <w:color w:val="000000"/>
+                <w:sz w:val="16"/>
+                <w:szCs w:val="16"/>
+                <w:lang w:val="es-PE" w:eastAsia="es-CO"/>
+              </w:rPr>
+              <w:t>Entre  USD</w:t>
+            </w:r>
+            <w:proofErr w:type="gramEnd"/>
+            <w:r>
+              <w:rPr>
+                <w:rFonts w:cs="Arial"/>
+                <w:color w:val="000000"/>
+                <w:sz w:val="16"/>
+                <w:szCs w:val="16"/>
+                <w:lang w:val="es-PE" w:eastAsia="es-CO"/>
+              </w:rPr>
+              <w:t xml:space="preserve"> 25k y USD 100k anuales (o evita contrataciones equivalentes)</w:t>
             </w:r>
           </w:p>
           <w:p>
@@ -2888,15 +3199,27 @@
                 <w:lang w:val="es-PE" w:eastAsia="es-CO"/>
               </w:rPr>
             </w:pPr>
-            <w:r>
-              <w:rPr>
-                <w:rFonts w:cs="Arial"/>
-                <w:color w:val="000000"/>
-                <w:sz w:val="16"/>
-                <w:szCs w:val="16"/>
-                <w:lang w:val="es-PE" w:eastAsia="es-CO"/>
-              </w:rPr>
-              <w:t>( ) &gt; USD 100k anuales (o evita contrataciones equivalentes</w:t>
+            <w:proofErr w:type="gramStart"/>
+            <w:r>
+              <w:rPr>
+                <w:rFonts w:cs="Arial"/>
+                <w:color w:val="000000"/>
+                <w:sz w:val="16"/>
+                <w:szCs w:val="16"/>
+                <w:lang w:val="es-PE" w:eastAsia="es-CO"/>
+              </w:rPr>
+              <w:t>( )</w:t>
+            </w:r>
+            <w:proofErr w:type="gramEnd"/>
+            <w:r>
+              <w:rPr>
+                <w:rFonts w:cs="Arial"/>
+                <w:color w:val="000000"/>
+                <w:sz w:val="16"/>
+                <w:szCs w:val="16"/>
+                <w:lang w:val="es-PE" w:eastAsia="es-CO"/>
+              </w:rPr>
+              <w:t xml:space="preserve"> &gt; USD 100k anuales (o evita contrataciones equivalentes</w:t>
             </w:r>
           </w:p>
         </w:tc>
@@ -2979,15 +3302,27 @@
                 <w:lang w:val="es-PE" w:eastAsia="es-CO"/>
               </w:rPr>
             </w:pPr>
-            <w:r>
-              <w:rPr>
-                <w:rFonts w:cs="Arial"/>
-                <w:color w:val="000000"/>
-                <w:sz w:val="16"/>
-                <w:szCs w:val="16"/>
-                <w:lang w:val="es-PE" w:eastAsia="es-CO"/>
-              </w:rPr>
-              <w:t xml:space="preserve">( ) </w:t>
+            <w:proofErr w:type="gramStart"/>
+            <w:r>
+              <w:rPr>
+                <w:rFonts w:cs="Arial"/>
+                <w:color w:val="000000"/>
+                <w:sz w:val="16"/>
+                <w:szCs w:val="16"/>
+                <w:lang w:val="es-PE" w:eastAsia="es-CO"/>
+              </w:rPr>
+              <w:t>( )</w:t>
+            </w:r>
+            <w:proofErr w:type="gramEnd"/>
+            <w:r>
+              <w:rPr>
+                <w:rFonts w:cs="Arial"/>
+                <w:color w:val="000000"/>
+                <w:sz w:val="16"/>
+                <w:szCs w:val="16"/>
+                <w:lang w:val="es-PE" w:eastAsia="es-CO"/>
+              </w:rPr>
+              <w:t xml:space="preserve"> </w:t>
             </w:r>
             <w:r>
               <w:rPr>
@@ -3012,15 +3347,27 @@
                 <w:lang w:val="es-PE" w:eastAsia="es-CO"/>
               </w:rPr>
             </w:pPr>
-            <w:r>
-              <w:rPr>
-                <w:rFonts w:cs="Arial"/>
-                <w:color w:val="000000"/>
-                <w:sz w:val="16"/>
-                <w:szCs w:val="16"/>
-                <w:lang w:val="es-PE" w:eastAsia="es-CO"/>
-              </w:rPr>
-              <w:t xml:space="preserve">( ) </w:t>
+            <w:proofErr w:type="gramStart"/>
+            <w:r>
+              <w:rPr>
+                <w:rFonts w:cs="Arial"/>
+                <w:color w:val="000000"/>
+                <w:sz w:val="16"/>
+                <w:szCs w:val="16"/>
+                <w:lang w:val="es-PE" w:eastAsia="es-CO"/>
+              </w:rPr>
+              <w:t>( )</w:t>
+            </w:r>
+            <w:proofErr w:type="gramEnd"/>
+            <w:r>
+              <w:rPr>
+                <w:rFonts w:cs="Arial"/>
+                <w:color w:val="000000"/>
+                <w:sz w:val="16"/>
+                <w:szCs w:val="16"/>
+                <w:lang w:val="es-PE" w:eastAsia="es-CO"/>
+              </w:rPr>
+              <w:t xml:space="preserve"> </w:t>
             </w:r>
             <w:r>
               <w:rPr>
@@ -3042,15 +3389,27 @@
                 <w:szCs w:val="16"/>
               </w:rPr>
             </w:pPr>
-            <w:r>
-              <w:rPr>
-                <w:rFonts w:cs="Arial"/>
-                <w:color w:val="000000"/>
-                <w:sz w:val="16"/>
-                <w:szCs w:val="16"/>
-                <w:lang w:val="es-PE" w:eastAsia="es-CO"/>
-              </w:rPr>
-              <w:t>( ) Nivel</w:t>
+            <w:proofErr w:type="gramStart"/>
+            <w:r>
+              <w:rPr>
+                <w:rFonts w:cs="Arial"/>
+                <w:color w:val="000000"/>
+                <w:sz w:val="16"/>
+                <w:szCs w:val="16"/>
+                <w:lang w:val="es-PE" w:eastAsia="es-CO"/>
+              </w:rPr>
+              <w:t>( )</w:t>
+            </w:r>
+            <w:proofErr w:type="gramEnd"/>
+            <w:r>
+              <w:rPr>
+                <w:rFonts w:cs="Arial"/>
+                <w:color w:val="000000"/>
+                <w:sz w:val="16"/>
+                <w:szCs w:val="16"/>
+                <w:lang w:val="es-PE" w:eastAsia="es-CO"/>
+              </w:rPr>
+              <w:t xml:space="preserve"> Nivel</w:t>
             </w:r>
             <w:r>
               <w:rPr>
@@ -3113,15 +3472,27 @@
                 <w:lang w:val="es-PE" w:eastAsia="es-CO"/>
               </w:rPr>
             </w:pPr>
-            <w:r>
-              <w:rPr>
-                <w:rFonts w:cs="Arial"/>
-                <w:color w:val="000000"/>
-                <w:sz w:val="16"/>
-                <w:szCs w:val="16"/>
-                <w:lang w:val="es-PE" w:eastAsia="es-CO"/>
-              </w:rPr>
-              <w:t xml:space="preserve">( ) </w:t>
+            <w:proofErr w:type="gramStart"/>
+            <w:r>
+              <w:rPr>
+                <w:rFonts w:cs="Arial"/>
+                <w:color w:val="000000"/>
+                <w:sz w:val="16"/>
+                <w:szCs w:val="16"/>
+                <w:lang w:val="es-PE" w:eastAsia="es-CO"/>
+              </w:rPr>
+              <w:t>( )</w:t>
+            </w:r>
+            <w:proofErr w:type="gramEnd"/>
+            <w:r>
+              <w:rPr>
+                <w:rFonts w:cs="Arial"/>
+                <w:color w:val="000000"/>
+                <w:sz w:val="16"/>
+                <w:szCs w:val="16"/>
+                <w:lang w:val="es-PE" w:eastAsia="es-CO"/>
+              </w:rPr>
+              <w:t xml:space="preserve"> </w:t>
             </w:r>
             <w:r>
               <w:rPr>
@@ -3146,15 +3517,27 @@
                 <w:lang w:val="es-PE" w:eastAsia="es-CO"/>
               </w:rPr>
             </w:pPr>
-            <w:r>
-              <w:rPr>
-                <w:rFonts w:cs="Arial"/>
-                <w:color w:val="000000"/>
-                <w:sz w:val="16"/>
-                <w:szCs w:val="16"/>
-                <w:lang w:val="es-PE" w:eastAsia="es-CO"/>
-              </w:rPr>
-              <w:t xml:space="preserve">( ) </w:t>
+            <w:proofErr w:type="gramStart"/>
+            <w:r>
+              <w:rPr>
+                <w:rFonts w:cs="Arial"/>
+                <w:color w:val="000000"/>
+                <w:sz w:val="16"/>
+                <w:szCs w:val="16"/>
+                <w:lang w:val="es-PE" w:eastAsia="es-CO"/>
+              </w:rPr>
+              <w:t>( )</w:t>
+            </w:r>
+            <w:proofErr w:type="gramEnd"/>
+            <w:r>
+              <w:rPr>
+                <w:rFonts w:cs="Arial"/>
+                <w:color w:val="000000"/>
+                <w:sz w:val="16"/>
+                <w:szCs w:val="16"/>
+                <w:lang w:val="es-PE" w:eastAsia="es-CO"/>
+              </w:rPr>
+              <w:t xml:space="preserve"> </w:t>
             </w:r>
             <w:r>
               <w:rPr>
@@ -3179,15 +3562,27 @@
                 <w:lang w:val="es-PE" w:eastAsia="es-CO"/>
               </w:rPr>
             </w:pPr>
-            <w:r>
-              <w:rPr>
-                <w:rFonts w:cs="Arial"/>
-                <w:color w:val="000000"/>
-                <w:sz w:val="16"/>
-                <w:szCs w:val="16"/>
-                <w:lang w:val="es-PE" w:eastAsia="es-CO"/>
-              </w:rPr>
-              <w:t xml:space="preserve">( ) Nivel </w:t>
+            <w:proofErr w:type="gramStart"/>
+            <w:r>
+              <w:rPr>
+                <w:rFonts w:cs="Arial"/>
+                <w:color w:val="000000"/>
+                <w:sz w:val="16"/>
+                <w:szCs w:val="16"/>
+                <w:lang w:val="es-PE" w:eastAsia="es-CO"/>
+              </w:rPr>
+              <w:t>( )</w:t>
+            </w:r>
+            <w:proofErr w:type="gramEnd"/>
+            <w:r>
+              <w:rPr>
+                <w:rFonts w:cs="Arial"/>
+                <w:color w:val="000000"/>
+                <w:sz w:val="16"/>
+                <w:szCs w:val="16"/>
+                <w:lang w:val="es-PE" w:eastAsia="es-CO"/>
+              </w:rPr>
+              <w:t xml:space="preserve"> Nivel </w:t>
             </w:r>
             <w:r>
               <w:rPr>
@@ -3377,13 +3772,10 @@
           <w:szCs w:val="14"/>
           <w:lang w:val="es-CO"/>
         </w:rPr>
-        <w:t>{{imagen}}</w:t>
-      </w:r>
-    </w:p>
-    <w:p>
-      <w:pPr>
-        <w:ind w:right="1194"/>
-        <w:jc w:val="left"/>
+        <w:t xml:space="preserve">{% </w:t>
+      </w:r>
+      <w:proofErr w:type="spellStart"/>
+      <w:r>
         <w:rPr>
           <w:rFonts w:cs="Arial"/>
           <w:bCs/>
@@ -3391,15 +3783,153 @@
           <w:szCs w:val="14"/>
           <w:lang w:val="es-CO"/>
         </w:rPr>
-      </w:pPr>
+        <w:t>for</w:t>
+      </w:r>
+      <w:proofErr w:type="spellEnd"/>
+      <w:r>
+        <w:rPr>
+          <w:rFonts w:cs="Arial"/>
+          <w:bCs/>
+          <w:sz w:val="14"/>
+          <w:szCs w:val="14"/>
+          <w:lang w:val="es-CO"/>
+        </w:rPr>
+        <w:t xml:space="preserve"> </w:t>
+      </w:r>
+      <w:proofErr w:type="spellStart"/>
+      <w:r>
+        <w:rPr>
+          <w:rFonts w:cs="Arial"/>
+          <w:bCs/>
+          <w:sz w:val="14"/>
+          <w:szCs w:val="14"/>
+          <w:lang w:val="es-CO"/>
+        </w:rPr>
+        <w:t>img</w:t>
+      </w:r>
+      <w:proofErr w:type="spellEnd"/>
+      <w:r>
+        <w:rPr>
+          <w:rFonts w:cs="Arial"/>
+          <w:bCs/>
+          <w:sz w:val="14"/>
+          <w:szCs w:val="14"/>
+          <w:lang w:val="es-CO"/>
+        </w:rPr>
+        <w:t xml:space="preserve"> in </w:t>
+      </w:r>
+      <w:proofErr w:type="spellStart"/>
+      <w:r>
+        <w:rPr>
+          <w:rFonts w:cs="Arial"/>
+          <w:bCs/>
+          <w:sz w:val="14"/>
+          <w:szCs w:val="14"/>
+          <w:lang w:val="es-CO"/>
+        </w:rPr>
+        <w:t>imagenes</w:t>
+      </w:r>
+      <w:proofErr w:type="spellEnd"/>
+      <w:r>
+        <w:rPr>
+          <w:rFonts w:cs="Arial"/>
+          <w:bCs/>
+          <w:sz w:val="14"/>
+          <w:szCs w:val="14"/>
+          <w:lang w:val="es-CO"/>
+        </w:rPr>
+        <w:t xml:space="preserve"> %} </w:t>
+      </w:r>
+      <w:proofErr w:type="gramStart"/>
+      <w:r>
+        <w:rPr>
+          <w:rFonts w:cs="Arial"/>
+          <w:bCs/>
+          <w:sz w:val="14"/>
+          <w:szCs w:val="14"/>
+          <w:lang w:val="es-CO"/>
+        </w:rPr>
+        <w:t xml:space="preserve">{{ </w:t>
+      </w:r>
+      <w:proofErr w:type="spellStart"/>
+      <w:r>
+        <w:rPr>
+          <w:rFonts w:cs="Arial"/>
+          <w:bCs/>
+          <w:sz w:val="14"/>
+          <w:szCs w:val="14"/>
+          <w:lang w:val="es-CO"/>
+        </w:rPr>
+        <w:t>img</w:t>
+      </w:r>
+      <w:proofErr w:type="spellEnd"/>
+      <w:proofErr w:type="gramEnd"/>
+      <w:r>
+        <w:rPr>
+          <w:rFonts w:cs="Arial"/>
+          <w:bCs/>
+          <w:sz w:val="14"/>
+          <w:szCs w:val="14"/>
+          <w:lang w:val="es-CO"/>
+        </w:rPr>
+        <w:t xml:space="preserve"> }} {% </w:t>
+      </w:r>
+      <w:proofErr w:type="spellStart"/>
+      <w:r>
+        <w:rPr>
+          <w:rFonts w:cs="Arial"/>
+          <w:bCs/>
+          <w:sz w:val="14"/>
+          <w:szCs w:val="14"/>
+          <w:lang w:val="es-CO"/>
+        </w:rPr>
+        <w:t>endfor</w:t>
+      </w:r>
+      <w:proofErr w:type="spellEnd"/>
+      <w:r>
+        <w:rPr>
+          <w:rFonts w:cs="Arial"/>
+          <w:bCs/>
+          <w:sz w:val="14"/>
+          <w:szCs w:val="14"/>
+          <w:lang w:val="es-CO"/>
+        </w:rPr>
+        <w:t xml:space="preserve"> %}</w:t>
+      </w:r>
     </w:p>
     <w:p>
       <w:pPr>
-        <w:ind w:left="426"/>
+        <w:ind w:right="1194"/>
+        <w:jc w:val="left"/>
+        <w:rPr>
+          <w:rFonts w:cs="Arial"/>
+          <w:bCs/>
+          <w:sz w:val="14"/>
+          <w:szCs w:val="14"/>
+          <w:lang w:val="es-CO"/>
+        </w:rPr>
       </w:pPr>
     </w:p>
     <w:p>
       <w:pPr>
+        <w:ind w:right="1194"/>
+        <w:jc w:val="left"/>
+        <w:rPr>
+          <w:rFonts w:cs="Arial"/>
+          <w:bCs/>
+          <w:sz w:val="14"/>
+          <w:szCs w:val="14"/>
+          <w:lang w:val="es-CO"/>
+        </w:rPr>
+      </w:pPr>
+    </w:p>
+    <w:p>
+      <w:pPr>
+        <w:ind w:left="426"/>
+      </w:pPr>
+    </w:p>
+    <w:p>
+      <w:pPr>
         <w:pStyle w:val="Ttulo2"/>
         <w:ind w:left="426" w:right="344"/>
         <w:rPr>
@@ -3541,7 +4071,25 @@
           <w:bCs/>
           <w:color w:val="0000FF"/>
         </w:rPr>
-        <w:t xml:space="preserve">un rango de ingresos o ahorros según corresponda por ejemplo: </w:t>
+        <w:t xml:space="preserve">un rango de ingresos o ahorros según </w:t>
+      </w:r>
+      <w:proofErr w:type="gramStart"/>
+      <w:r>
+        <w:rPr>
+          <w:rFonts w:cs="Arial"/>
+          <w:bCs/>
+          <w:color w:val="0000FF"/>
+        </w:rPr>
+        <w:t>corresponda</w:t>
+      </w:r>
+      <w:proofErr w:type="gramEnd"/>
+      <w:r>
+        <w:rPr>
+          <w:rFonts w:cs="Arial"/>
+          <w:bCs/>
+          <w:color w:val="0000FF"/>
+        </w:rPr>
+        <w:t xml:space="preserve"> por ejemplo: </w:t>
       </w:r>
     </w:p>
     <w:p>
@@ -6160,12 +6708,14 @@
                 <w:lang w:val="es-ES"/>
               </w:rPr>
             </w:pPr>
+            <w:proofErr w:type="gramStart"/>
             <w:r>
               <w:rPr>
                 <w:lang w:val="es-ES"/>
               </w:rPr>
               <w:t>Sub Módulos</w:t>
             </w:r>
+            <w:proofErr w:type="gramEnd"/>
           </w:p>
         </w:tc>
       </w:tr>
@@ -8251,6 +8801,7 @@
                 <w:lang w:val="es-PE" w:eastAsia="es-AR"/>
               </w:rPr>
             </w:pPr>
+            <w:proofErr w:type="gramStart"/>
             <w:r>
               <w:rPr>
                 <w:rFonts w:cs="Arial"/>
@@ -8280,6 +8831,7 @@
               </w:rPr>
               <w:t xml:space="preserve"> existente sobre el cuál basar el actual?</w:t>
             </w:r>
+            <w:proofErr w:type="gramEnd"/>
           </w:p>
         </w:tc>
       </w:tr>
@@ -8430,6 +8982,7 @@
                 <w:lang w:val="es-PE" w:eastAsia="es-AR"/>
               </w:rPr>
             </w:pPr>
+            <w:proofErr w:type="gramStart"/>
             <w:r>
               <w:rPr>
                 <w:rFonts w:cs="Arial"/>
@@ -8439,6 +8992,7 @@
               </w:rPr>
               <w:t>Desea poder descargar la información en algún formato especial?</w:t>
             </w:r>
+            <w:proofErr w:type="gramEnd"/>
           </w:p>
           <w:p>
             <w:pPr>

--- a/template_brief.docx
+++ b/template_brief.docx
@@ -280,13 +280,13 @@
                     </wp:anchor>
                   </w:drawing>
                 </mc:Choice>
-                <mc:Fallback xmlns:a="http://schemas.openxmlformats.org/drawingml/2006/main">
-                  <w:pict w14:anchorId="43F49336">
-                    <v:shapetype id="_x0000_t202" coordsize="21600,21600" o:spt="202" path="m,l,21600r21600,l21600,xe" w14:anchorId="18156FCA">
+                <mc:Fallback>
+                  <w:pict>
+                    <v:shapetype w14:anchorId="18156FCA" id="_x0000_t202" coordsize="21600,21600" o:spt="202" path="m,l,21600r21600,l21600,xe">
                       <v:stroke joinstyle="miter"/>
                       <v:path gradientshapeok="t" o:connecttype="rect"/>
                     </v:shapetype>
-                    <v:shape id="Text Box 18" style="position:absolute;left:0;text-align:left;margin-left:-3.3pt;margin-top:-1.3pt;width:81.95pt;height:18.3pt;z-index:251659264;visibility:visible;mso-wrap-style:square;mso-width-percent:0;mso-height-percent:0;mso-wrap-distance-left:9pt;mso-wrap-distance-top:0;mso-wrap-distance-right:9pt;mso-wrap-distance-bottom:0;mso-position-horizontal:absolute;mso-position-horizontal-relative:text;mso-position-vertical:absolute;mso-position-vertical-relative:text;mso-width-percent:0;mso-height-percent:0;mso-width-relative:page;mso-height-relative:page;v-text-anchor:top" o:spid="_x0000_s1026" fillcolor="white [3201]" strokecolor="black [3200]" type="#_x0000_t202" o:gfxdata="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">
+                    <v:shape id="Text Box 18" o:spid="_x0000_s1026" type="#_x0000_t202" style="position:absolute;left:0;text-align:left;margin-left:-3.3pt;margin-top:-1.3pt;width:81.95pt;height:18.3pt;z-index:251659264;visibility:visible;mso-wrap-style:square;mso-width-percent:0;mso-height-percent:0;mso-wrap-distance-left:9pt;mso-wrap-distance-top:0;mso-wrap-distance-right:9pt;mso-wrap-distance-bottom:0;mso-position-horizontal:absolute;mso-position-horizontal-relative:text;mso-position-vertical:absolute;mso-position-vertical-relative:text;mso-width-percent:0;mso-height-percent:0;mso-width-relative:page;mso-height-relative:page;v-text-anchor:top" o:gfxdata="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" fillcolor="white [3201]" strokecolor="black [3200]">
                       <v:textbox>
                         <w:txbxContent>
                           <w:p>
@@ -473,19 +473,11 @@
                                     </w:rPr>
                                     <w:t>{{</w:t>
                                   </w:r>
-                                  <w:proofErr w:type="spellStart"/>
                                   <w:r>
                                     <w:rPr>
                                       <w:lang w:val="es-CO"/>
                                     </w:rPr>
-                                    <w:t>helppeople</w:t>
-                                  </w:r>
-                                  <w:proofErr w:type="spellEnd"/>
-                                  <w:r>
-                                    <w:rPr>
-                                      <w:lang w:val="es-CO"/>
-                                    </w:rPr>
-                                    <w:t>}}</w:t>
+                                    <w:t>helppeople}}</w:t>
                                   </w:r>
                                 </w:p>
                                 <w:p>
@@ -515,11 +507,7 @@
                 </mc:Choice>
                 <mc:Fallback>
                   <w:pict>
-                    <v:shapetype w14:anchorId="692CF3E6" id="_x0000_t202" coordsize="21600,21600" o:spt="202" path="m,l,21600r21600,l21600,xe">
-                      <v:stroke joinstyle="miter"/>
-                      <v:path gradientshapeok="t" o:connecttype="rect"/>
-                    </v:shapetype>
-                    <v:shape id="_x0000_s1027" type="#_x0000_t202" style="position:absolute;left:0;text-align:left;margin-left:4.65pt;margin-top:-.45pt;width:81.95pt;height:18.3pt;z-index:251660288;visibility:visible;mso-wrap-style:square;mso-width-percent:0;mso-height-percent:0;mso-wrap-distance-left:9pt;mso-wrap-distance-top:0;mso-wrap-distance-right:9pt;mso-wrap-distance-bottom:0;mso-position-horizontal:absolute;mso-position-horizontal-relative:text;mso-position-vertical:absolute;mso-position-vertical-relative:text;mso-width-percent:0;mso-height-percent:0;mso-width-relative:page;mso-height-relative:page;v-text-anchor:top" o:gfxdata="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" fillcolor="white [3201]" strokecolor="black [3200]">
+                    <v:shape w14:anchorId="692CF3E6" id="_x0000_s1027" type="#_x0000_t202" style="position:absolute;left:0;text-align:left;margin-left:4.65pt;margin-top:-.45pt;width:81.95pt;height:18.3pt;z-index:251660288;visibility:visible;mso-wrap-style:square;mso-width-percent:0;mso-height-percent:0;mso-wrap-distance-left:9pt;mso-wrap-distance-top:0;mso-wrap-distance-right:9pt;mso-wrap-distance-bottom:0;mso-position-horizontal:absolute;mso-position-horizontal-relative:text;mso-position-vertical:absolute;mso-position-vertical-relative:text;mso-width-percent:0;mso-height-percent:0;mso-width-relative:page;mso-height-relative:page;v-text-anchor:top" o:gfxdata="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" fillcolor="white [3201]" strokecolor="black [3200]">
                       <v:textbox>
                         <w:txbxContent>
                           <w:p>
@@ -535,19 +523,11 @@
                               </w:rPr>
                               <w:t>{{</w:t>
                             </w:r>
-                            <w:proofErr w:type="spellStart"/>
                             <w:r>
                               <w:rPr>
                                 <w:lang w:val="es-CO"/>
                               </w:rPr>
-                              <w:t>helppeople</w:t>
-                            </w:r>
-                            <w:proofErr w:type="spellEnd"/>
-                            <w:r>
-                              <w:rPr>
-                                <w:lang w:val="es-CO"/>
-                              </w:rPr>
-                              <w:t>}}</w:t>
+                              <w:t>helppeople}}</w:t>
                             </w:r>
                           </w:p>
                           <w:p>
@@ -738,9 +718,9 @@
                     </wp:anchor>
                   </w:drawing>
                 </mc:Choice>
-                <mc:Fallback xmlns:a="http://schemas.openxmlformats.org/drawingml/2006/main">
-                  <w:pict w14:anchorId="67797C18">
-                    <v:shape id="_x0000_s1028" style="position:absolute;left:0;text-align:left;margin-left:-2.55pt;margin-top:1.65pt;width:81.95pt;height:14.95pt;z-index:251661312;visibility:visible;mso-wrap-style:square;mso-width-percent:0;mso-height-percent:0;mso-wrap-distance-left:9pt;mso-wrap-distance-top:0;mso-wrap-distance-right:9pt;mso-wrap-distance-bottom:0;mso-position-horizontal:absolute;mso-position-horizontal-relative:text;mso-position-vertical:absolute;mso-position-vertical-relative:text;mso-width-percent:0;mso-height-percent:0;mso-width-relative:page;mso-height-relative:page;v-text-anchor:top" fillcolor="white [3201]" strokecolor="black [3200]" type="#_x0000_t202" o:gfxdata="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" w14:anchorId="169EB758">
+                <mc:Fallback>
+                  <w:pict>
+                    <v:shape w14:anchorId="169EB758" id="_x0000_s1028" type="#_x0000_t202" style="position:absolute;left:0;text-align:left;margin-left:-2.55pt;margin-top:1.65pt;width:81.95pt;height:14.95pt;z-index:251661312;visibility:visible;mso-wrap-style:square;mso-width-percent:0;mso-height-percent:0;mso-wrap-distance-left:9pt;mso-wrap-distance-top:0;mso-wrap-distance-right:9pt;mso-wrap-distance-bottom:0;mso-position-horizontal:absolute;mso-position-horizontal-relative:text;mso-position-vertical:absolute;mso-position-vertical-relative:text;mso-width-percent:0;mso-height-percent:0;mso-width-relative:page;mso-height-relative:page;v-text-anchor:top" o:gfxdata="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" fillcolor="white [3201]" strokecolor="black [3200]">
                       <v:textbox>
                         <w:txbxContent>
                           <w:p>
@@ -890,9 +870,8 @@
                 <w:szCs w:val="22"/>
                 <w:lang w:val="es-ES" w:eastAsia="es-AR"/>
               </w:rPr>
-              <w:t>(*</w:t>
-            </w:r>
-            <w:proofErr w:type="gramStart"/>
+              <w:t>(*)</w:t>
+            </w:r>
             <w:r>
               <w:rPr>
                 <w:rFonts w:cs="Arial"/>
@@ -901,44 +880,20 @@
                 <w:color w:val="000000" w:themeColor="text1"/>
                 <w:sz w:val="22"/>
                 <w:szCs w:val="22"/>
-                <w:lang w:val="es-ES" w:eastAsia="es-AR"/>
-              </w:rPr>
-              <w:t>)</w:t>
+                <w:lang w:val="es-CO"/>
+              </w:rPr>
+              <w:t>:</w:t>
             </w:r>
             <w:r>
               <w:rPr>
                 <w:rFonts w:cs="Arial"/>
                 <w:b/>
                 <w:bCs/>
-                <w:color w:val="000000" w:themeColor="text1"/>
-                <w:sz w:val="22"/>
-                <w:szCs w:val="22"/>
-                <w:lang w:val="es-CO"/>
-              </w:rPr>
-              <w:t>:</w:t>
-            </w:r>
-            <w:r>
-              <w:rPr>
-                <w:rFonts w:cs="Arial"/>
-                <w:b/>
-                <w:bCs/>
                 <w:sz w:val="22"/>
                 <w:szCs w:val="22"/>
                 <w:lang w:val="es-CO" w:eastAsia="es-AR"/>
               </w:rPr>
-              <w:t>{</w:t>
-            </w:r>
-            <w:proofErr w:type="gramEnd"/>
-            <w:r>
-              <w:rPr>
-                <w:rFonts w:cs="Arial"/>
-                <w:b/>
-                <w:bCs/>
-                <w:sz w:val="22"/>
-                <w:szCs w:val="22"/>
-                <w:lang w:val="es-CO" w:eastAsia="es-AR"/>
-              </w:rPr>
-              <w:t>{iniciativa}}</w:t>
+              <w:t>{{iniciativa}}</w:t>
             </w:r>
           </w:p>
           <w:p>
@@ -1044,47 +999,26 @@
                 <w:szCs w:val="22"/>
                 <w:lang w:val="es-ES" w:eastAsia="es-AR"/>
               </w:rPr>
-              <w:t>(*</w:t>
-            </w:r>
-            <w:proofErr w:type="gramStart"/>
+              <w:t>(*)</w:t>
+            </w:r>
             <w:r>
               <w:rPr>
                 <w:rFonts w:cs="Arial"/>
                 <w:color w:val="000000" w:themeColor="text1"/>
                 <w:sz w:val="22"/>
                 <w:szCs w:val="22"/>
+                <w:lang w:val="es-CO"/>
+              </w:rPr>
+              <w:t>:</w:t>
+            </w:r>
+            <w:r>
+              <w:rPr>
+                <w:rFonts w:cs="Arial"/>
+                <w:sz w:val="22"/>
+                <w:szCs w:val="22"/>
                 <w:lang w:val="es-ES" w:eastAsia="es-AR"/>
               </w:rPr>
-              <w:t>)</w:t>
-            </w:r>
-            <w:r>
-              <w:rPr>
-                <w:rFonts w:cs="Arial"/>
-                <w:color w:val="000000" w:themeColor="text1"/>
-                <w:sz w:val="22"/>
-                <w:szCs w:val="22"/>
-                <w:lang w:val="es-CO"/>
-              </w:rPr>
-              <w:t>:</w:t>
-            </w:r>
-            <w:r>
-              <w:rPr>
-                <w:rFonts w:cs="Arial"/>
-                <w:sz w:val="22"/>
-                <w:szCs w:val="22"/>
-                <w:lang w:val="es-ES" w:eastAsia="es-AR"/>
-              </w:rPr>
-              <w:t>{</w:t>
-            </w:r>
-            <w:proofErr w:type="gramEnd"/>
-            <w:r>
-              <w:rPr>
-                <w:rFonts w:cs="Arial"/>
-                <w:sz w:val="22"/>
-                <w:szCs w:val="22"/>
-                <w:lang w:val="es-ES" w:eastAsia="es-AR"/>
-              </w:rPr>
-              <w:t>{fecha}}</w:t>
+              <w:t>{{fecha}}</w:t>
             </w:r>
           </w:p>
         </w:tc>
@@ -1129,18 +1063,7 @@
                 <w:szCs w:val="22"/>
                 <w:lang w:val="es-ES" w:eastAsia="es-AR"/>
               </w:rPr>
-              <w:t>(*</w:t>
-            </w:r>
-            <w:proofErr w:type="gramStart"/>
-            <w:r>
-              <w:rPr>
-                <w:rFonts w:cs="Arial"/>
-                <w:color w:val="000000" w:themeColor="text1"/>
-                <w:sz w:val="22"/>
-                <w:szCs w:val="22"/>
-                <w:lang w:val="es-ES" w:eastAsia="es-AR"/>
-              </w:rPr>
-              <w:t>)</w:t>
+              <w:t>(*)</w:t>
             </w:r>
             <w:r>
               <w:rPr>
@@ -1158,17 +1081,7 @@
                 <w:szCs w:val="22"/>
                 <w:lang w:val="es-CO"/>
               </w:rPr>
-              <w:t>{</w:t>
-            </w:r>
-            <w:proofErr w:type="gramEnd"/>
-            <w:r>
-              <w:rPr>
-                <w:rFonts w:cs="Arial"/>
-                <w:sz w:val="22"/>
-                <w:szCs w:val="22"/>
-                <w:lang w:val="es-CO"/>
-              </w:rPr>
-              <w:t>{usuario}}</w:t>
+              <w:t>{{usuario}}</w:t>
             </w:r>
           </w:p>
           <w:p>
@@ -1200,7 +1113,6 @@
                 <w:lang w:val="es-CO"/>
               </w:rPr>
             </w:pPr>
-            <w:proofErr w:type="gramStart"/>
             <w:r>
               <w:rPr>
                 <w:rFonts w:cs="Arial"/>
@@ -1208,17 +1120,7 @@
                 <w:szCs w:val="22"/>
                 <w:lang w:val="es-CO"/>
               </w:rPr>
-              <w:t>Sponsor</w:t>
-            </w:r>
-            <w:proofErr w:type="gramEnd"/>
-            <w:r>
-              <w:rPr>
-                <w:rFonts w:cs="Arial"/>
-                <w:sz w:val="22"/>
-                <w:szCs w:val="22"/>
-                <w:lang w:val="es-CO"/>
-              </w:rPr>
-              <w:t xml:space="preserve"> de Negocio </w:t>
+              <w:t xml:space="preserve">Sponsor de Negocio </w:t>
             </w:r>
             <w:r>
               <w:rPr>
@@ -1282,18 +1184,7 @@
                 <w:szCs w:val="22"/>
                 <w:lang w:val="es-ES" w:eastAsia="es-AR"/>
               </w:rPr>
-              <w:t>(*</w:t>
-            </w:r>
-            <w:proofErr w:type="gramStart"/>
-            <w:r>
-              <w:rPr>
-                <w:rFonts w:cs="Arial"/>
-                <w:color w:val="000000" w:themeColor="text1"/>
-                <w:sz w:val="22"/>
-                <w:szCs w:val="22"/>
-                <w:lang w:val="es-ES" w:eastAsia="es-AR"/>
-              </w:rPr>
-              <w:t>)</w:t>
+              <w:t>(*)</w:t>
             </w:r>
             <w:r>
               <w:rPr>
@@ -1311,17 +1202,7 @@
                 <w:szCs w:val="22"/>
                 <w:lang w:val="es-CO"/>
               </w:rPr>
-              <w:t>{</w:t>
-            </w:r>
-            <w:proofErr w:type="gramEnd"/>
-            <w:r>
-              <w:rPr>
-                <w:rFonts w:cs="Arial"/>
-                <w:sz w:val="22"/>
-                <w:szCs w:val="22"/>
-                <w:lang w:val="es-CO"/>
-              </w:rPr>
-              <w:t>{unidad}}</w:t>
+              <w:t>{{unidad}}</w:t>
             </w:r>
           </w:p>
           <w:p>
@@ -2116,7 +1997,6 @@
                 <w:lang w:val="es-ES" w:eastAsia="es-CO"/>
               </w:rPr>
             </w:pPr>
-            <w:proofErr w:type="gramStart"/>
             <w:r>
               <w:rPr>
                 <w:rFonts w:cs="Arial"/>
@@ -2145,9 +2025,20 @@
                 <w:szCs w:val="22"/>
                 <w:lang w:val="es-ES" w:eastAsia="es-CO"/>
               </w:rPr>
-              <w:t>)</w:t>
-            </w:r>
-            <w:proofErr w:type="gramEnd"/>
+              <w:t>) Cumplimiento 1 año y/o tiene solución manual alterna.</w:t>
+            </w:r>
+          </w:p>
+          <w:p>
+            <w:pPr>
+              <w:ind w:left="209" w:right="69"/>
+              <w:rPr>
+                <w:rFonts w:cs="Arial"/>
+                <w:color w:val="000000"/>
+                <w:sz w:val="22"/>
+                <w:szCs w:val="22"/>
+                <w:lang w:val="es-ES" w:eastAsia="es-CO"/>
+              </w:rPr>
+            </w:pPr>
             <w:r>
               <w:rPr>
                 <w:rFonts w:cs="Arial"/>
@@ -2156,7 +2047,17 @@
                 <w:szCs w:val="22"/>
                 <w:lang w:val="es-ES" w:eastAsia="es-CO"/>
               </w:rPr>
-              <w:t xml:space="preserve"> Cumplimiento 1 año y/o tiene solución manual alterna.</w:t>
+              <w:t xml:space="preserve">( ) </w:t>
+            </w:r>
+            <w:r>
+              <w:rPr>
+                <w:rFonts w:cs="Arial"/>
+                <w:color w:val="000000" w:themeColor="text1"/>
+                <w:sz w:val="22"/>
+                <w:szCs w:val="22"/>
+                <w:lang w:val="es-ES" w:eastAsia="es-CO"/>
+              </w:rPr>
+              <w:t>Cumplimiento entre 6 meses y 1 año y sin solución manual alterna.</w:t>
             </w:r>
           </w:p>
           <w:p>
@@ -2170,7 +2071,6 @@
                 <w:lang w:val="es-ES" w:eastAsia="es-CO"/>
               </w:rPr>
             </w:pPr>
-            <w:proofErr w:type="gramStart"/>
             <w:r>
               <w:rPr>
                 <w:rFonts w:cs="Arial"/>
@@ -2179,9 +2079,8 @@
                 <w:szCs w:val="22"/>
                 <w:lang w:val="es-ES" w:eastAsia="es-CO"/>
               </w:rPr>
-              <w:t>( )</w:t>
-            </w:r>
-            <w:proofErr w:type="gramEnd"/>
+              <w:t xml:space="preserve">( ) </w:t>
+            </w:r>
             <w:r>
               <w:rPr>
                 <w:rFonts w:cs="Arial"/>
@@ -2190,17 +2089,127 @@
                 <w:szCs w:val="22"/>
                 <w:lang w:val="es-ES" w:eastAsia="es-CO"/>
               </w:rPr>
-              <w:t xml:space="preserve"> </w:t>
-            </w:r>
+              <w:t>Cumplimiento entre 1 y 6 meses y sin solución manual alterna</w:t>
+            </w:r>
+          </w:p>
+          <w:p>
+            <w:pPr>
+              <w:ind w:left="488" w:right="69"/>
+              <w:rPr>
+                <w:rFonts w:cs="Arial"/>
+                <w:color w:val="000000"/>
+                <w:sz w:val="22"/>
+                <w:szCs w:val="22"/>
+                <w:lang w:val="es-PE" w:eastAsia="es-CO"/>
+              </w:rPr>
+            </w:pPr>
+          </w:p>
+          <w:p>
+            <w:pPr>
+              <w:ind w:right="69"/>
+              <w:rPr>
+                <w:rFonts w:cs="Arial"/>
+                <w:color w:val="000000"/>
+                <w:sz w:val="22"/>
+                <w:szCs w:val="22"/>
+                <w:lang w:val="es-PE" w:eastAsia="es-CO"/>
+              </w:rPr>
+            </w:pPr>
+            <w:r>
+              <w:rPr>
+                <w:rFonts w:cs="Arial"/>
+                <w:color w:val="000000"/>
+                <w:sz w:val="22"/>
+                <w:szCs w:val="22"/>
+                <w:lang w:val="es-PE" w:eastAsia="es-CO"/>
+              </w:rPr>
+              <w:t>Necesario</w:t>
+            </w:r>
+          </w:p>
+          <w:p>
+            <w:pPr>
+              <w:ind w:left="209" w:right="69"/>
+              <w:rPr>
+                <w:rFonts w:cs="Arial"/>
+                <w:color w:val="000000"/>
+                <w:sz w:val="22"/>
+                <w:szCs w:val="22"/>
+                <w:lang w:val="es-PE" w:eastAsia="es-CO"/>
+              </w:rPr>
+            </w:pPr>
             <w:r>
               <w:rPr>
                 <w:rFonts w:cs="Arial"/>
                 <w:color w:val="000000" w:themeColor="text1"/>
                 <w:sz w:val="22"/>
                 <w:szCs w:val="22"/>
+                <w:lang w:val="es-PE" w:eastAsia="es-CO"/>
+              </w:rPr>
+              <w:t xml:space="preserve">( ) </w:t>
+            </w:r>
+            <w:r>
+              <w:rPr>
+                <w:rFonts w:cs="Arial"/>
+                <w:color w:val="000000" w:themeColor="text1"/>
+                <w:sz w:val="22"/>
+                <w:szCs w:val="22"/>
+                <w:lang w:val="es-PE" w:eastAsia="es-CO"/>
+              </w:rPr>
+              <w:t xml:space="preserve">Nice </w:t>
+            </w:r>
+            <w:proofErr w:type="spellStart"/>
+            <w:r>
+              <w:rPr>
+                <w:rFonts w:cs="Arial"/>
+                <w:color w:val="000000" w:themeColor="text1"/>
+                <w:sz w:val="22"/>
+                <w:szCs w:val="22"/>
+                <w:lang w:val="es-PE" w:eastAsia="es-CO"/>
+              </w:rPr>
+              <w:t>to</w:t>
+            </w:r>
+            <w:proofErr w:type="spellEnd"/>
+            <w:r>
+              <w:rPr>
+                <w:rFonts w:cs="Arial"/>
+                <w:color w:val="000000" w:themeColor="text1"/>
+                <w:sz w:val="22"/>
+                <w:szCs w:val="22"/>
+                <w:lang w:val="es-PE" w:eastAsia="es-CO"/>
+              </w:rPr>
+              <w:t xml:space="preserve"> Have (Mejora operativa sin mayor impacto)</w:t>
+            </w:r>
+          </w:p>
+          <w:p>
+            <w:pPr>
+              <w:ind w:left="209" w:right="69"/>
+              <w:rPr>
+                <w:rFonts w:cs="Arial"/>
+                <w:color w:val="000000"/>
+                <w:sz w:val="22"/>
+                <w:szCs w:val="22"/>
                 <w:lang w:val="es-ES" w:eastAsia="es-CO"/>
               </w:rPr>
-              <w:t>Cumplimiento entre 6 meses y 1 año y sin solución manual alterna.</w:t>
+            </w:pPr>
+            <w:r>
+              <w:rPr>
+                <w:rFonts w:cs="Arial"/>
+                <w:color w:val="000000" w:themeColor="text1"/>
+                <w:sz w:val="22"/>
+                <w:szCs w:val="22"/>
+                <w:lang w:val="es-ES" w:eastAsia="es-CO"/>
+              </w:rPr>
+              <w:t xml:space="preserve">( ) </w:t>
+            </w:r>
+            <w:r>
+              <w:rPr>
+                <w:rFonts w:cs="Arial"/>
+                <w:color w:val="000000" w:themeColor="text1"/>
+                <w:sz w:val="22"/>
+                <w:szCs w:val="22"/>
+                <w:lang w:val="es-ES" w:eastAsia="es-CO"/>
+              </w:rPr>
+              <w:t>Necesario sin urgencia (Riesgo operativo manejable).</w:t>
             </w:r>
           </w:p>
           <w:p>
@@ -2214,7 +2223,6 @@
                 <w:lang w:val="es-ES" w:eastAsia="es-CO"/>
               </w:rPr>
             </w:pPr>
-            <w:proofErr w:type="gramStart"/>
             <w:r>
               <w:rPr>
                 <w:rFonts w:cs="Arial"/>
@@ -2223,9 +2231,8 @@
                 <w:szCs w:val="22"/>
                 <w:lang w:val="es-ES" w:eastAsia="es-CO"/>
               </w:rPr>
-              <w:t>( )</w:t>
-            </w:r>
-            <w:proofErr w:type="gramEnd"/>
+              <w:t xml:space="preserve">( ) </w:t>
+            </w:r>
             <w:r>
               <w:rPr>
                 <w:rFonts w:cs="Arial"/>
@@ -2234,385 +2241,151 @@
                 <w:szCs w:val="22"/>
                 <w:lang w:val="es-ES" w:eastAsia="es-CO"/>
               </w:rPr>
-              <w:t xml:space="preserve"> </w:t>
-            </w:r>
+              <w:t>Necesario con urgencia (Operación insostenible en condiciones actuales)</w:t>
+            </w:r>
+          </w:p>
+          <w:p>
+            <w:pPr>
+              <w:ind w:right="69"/>
+              <w:rPr>
+                <w:rFonts w:cs="Arial"/>
+                <w:color w:val="000000"/>
+                <w:sz w:val="22"/>
+                <w:szCs w:val="22"/>
+                <w:lang w:val="es-PE" w:eastAsia="es-CO"/>
+              </w:rPr>
+            </w:pPr>
+          </w:p>
+          <w:p>
+            <w:pPr>
+              <w:ind w:right="69"/>
+              <w:rPr>
+                <w:rFonts w:cs="Arial"/>
+                <w:color w:val="000000"/>
+                <w:sz w:val="22"/>
+                <w:szCs w:val="22"/>
+                <w:lang w:val="es-PE" w:eastAsia="es-CO"/>
+              </w:rPr>
+            </w:pPr>
+            <w:r>
+              <w:rPr>
+                <w:rFonts w:cs="Arial"/>
+                <w:color w:val="000000"/>
+                <w:sz w:val="22"/>
+                <w:szCs w:val="22"/>
+                <w:lang w:val="es-PE" w:eastAsia="es-CO"/>
+              </w:rPr>
+              <w:t xml:space="preserve">Nice </w:t>
+            </w:r>
+            <w:proofErr w:type="spellStart"/>
+            <w:r>
+              <w:rPr>
+                <w:rFonts w:cs="Arial"/>
+                <w:color w:val="000000"/>
+                <w:sz w:val="22"/>
+                <w:szCs w:val="22"/>
+                <w:lang w:val="es-PE" w:eastAsia="es-CO"/>
+              </w:rPr>
+              <w:t>to</w:t>
+            </w:r>
+            <w:proofErr w:type="spellEnd"/>
+            <w:r>
+              <w:rPr>
+                <w:rFonts w:cs="Arial"/>
+                <w:color w:val="000000"/>
+                <w:sz w:val="22"/>
+                <w:szCs w:val="22"/>
+                <w:lang w:val="es-PE" w:eastAsia="es-CO"/>
+              </w:rPr>
+              <w:t xml:space="preserve"> Have</w:t>
+            </w:r>
+          </w:p>
+          <w:p>
+            <w:pPr>
+              <w:ind w:left="209" w:right="69"/>
+              <w:rPr>
+                <w:rFonts w:cs="Arial"/>
+                <w:color w:val="000000"/>
+                <w:sz w:val="22"/>
+                <w:szCs w:val="22"/>
+                <w:lang w:val="es-PE" w:eastAsia="es-CO"/>
+              </w:rPr>
+            </w:pPr>
             <w:r>
               <w:rPr>
                 <w:rFonts w:cs="Arial"/>
                 <w:color w:val="000000" w:themeColor="text1"/>
                 <w:sz w:val="22"/>
                 <w:szCs w:val="22"/>
+                <w:lang w:val="es-PE" w:eastAsia="es-CO"/>
+              </w:rPr>
+              <w:t xml:space="preserve">( ) Nice </w:t>
+            </w:r>
+            <w:proofErr w:type="spellStart"/>
+            <w:r>
+              <w:rPr>
+                <w:rFonts w:cs="Arial"/>
+                <w:color w:val="000000" w:themeColor="text1"/>
+                <w:sz w:val="22"/>
+                <w:szCs w:val="22"/>
+                <w:lang w:val="es-PE" w:eastAsia="es-CO"/>
+              </w:rPr>
+              <w:t>to</w:t>
+            </w:r>
+            <w:proofErr w:type="spellEnd"/>
+            <w:r>
+              <w:rPr>
+                <w:rFonts w:cs="Arial"/>
+                <w:color w:val="000000" w:themeColor="text1"/>
+                <w:sz w:val="22"/>
+                <w:szCs w:val="22"/>
+                <w:lang w:val="es-PE" w:eastAsia="es-CO"/>
+              </w:rPr>
+              <w:t xml:space="preserve"> Have (Mejora operativa sin mayor impacto)</w:t>
+            </w:r>
+          </w:p>
+          <w:p>
+            <w:pPr>
+              <w:ind w:left="209" w:right="69"/>
+              <w:rPr>
+                <w:rFonts w:cs="Arial"/>
+                <w:color w:val="000000"/>
+                <w:sz w:val="22"/>
+                <w:szCs w:val="22"/>
                 <w:lang w:val="es-ES" w:eastAsia="es-CO"/>
               </w:rPr>
-              <w:t>Cumplimiento entre 1 y 6 meses y sin solución manual alterna</w:t>
-            </w:r>
-          </w:p>
-          <w:p>
-            <w:pPr>
-              <w:ind w:left="488" w:right="69"/>
+            </w:pPr>
+            <w:r>
+              <w:rPr>
+                <w:rFonts w:cs="Arial"/>
+                <w:color w:val="000000" w:themeColor="text1"/>
+                <w:sz w:val="22"/>
+                <w:szCs w:val="22"/>
+                <w:lang w:val="es-ES" w:eastAsia="es-CO"/>
+              </w:rPr>
+              <w:t>( ) Necesario sin urgencia (Riesgo operativo manejable).</w:t>
+            </w:r>
+          </w:p>
+          <w:p>
+            <w:pPr>
+              <w:ind w:left="209" w:right="69"/>
               <w:rPr>
                 <w:rFonts w:cs="Arial"/>
                 <w:color w:val="000000"/>
                 <w:sz w:val="22"/>
                 <w:szCs w:val="22"/>
-                <w:lang w:val="es-PE" w:eastAsia="es-CO"/>
-              </w:rPr>
-            </w:pPr>
-          </w:p>
-          <w:p>
-            <w:pPr>
-              <w:ind w:right="69"/>
-              <w:rPr>
-                <w:rFonts w:cs="Arial"/>
-                <w:color w:val="000000"/>
-                <w:sz w:val="22"/>
-                <w:szCs w:val="22"/>
-                <w:lang w:val="es-PE" w:eastAsia="es-CO"/>
-              </w:rPr>
-            </w:pPr>
-            <w:r>
-              <w:rPr>
-                <w:rFonts w:cs="Arial"/>
-                <w:color w:val="000000"/>
-                <w:sz w:val="22"/>
-                <w:szCs w:val="22"/>
-                <w:lang w:val="es-PE" w:eastAsia="es-CO"/>
-              </w:rPr>
-              <w:t>Necesario</w:t>
-            </w:r>
-          </w:p>
-          <w:p>
-            <w:pPr>
-              <w:ind w:left="209" w:right="69"/>
-              <w:rPr>
-                <w:rFonts w:cs="Arial"/>
-                <w:color w:val="000000"/>
-                <w:sz w:val="22"/>
-                <w:szCs w:val="22"/>
-                <w:lang w:val="es-PE" w:eastAsia="es-CO"/>
-              </w:rPr>
-            </w:pPr>
-            <w:proofErr w:type="gramStart"/>
+                <w:lang w:val="es-ES" w:eastAsia="es-CO"/>
+              </w:rPr>
+            </w:pPr>
             <w:r>
               <w:rPr>
                 <w:rFonts w:cs="Arial"/>
                 <w:color w:val="000000" w:themeColor="text1"/>
                 <w:sz w:val="22"/>
                 <w:szCs w:val="22"/>
-                <w:lang w:val="es-PE" w:eastAsia="es-CO"/>
-              </w:rPr>
-              <w:t>( )</w:t>
-            </w:r>
-            <w:proofErr w:type="gramEnd"/>
-            <w:r>
-              <w:rPr>
-                <w:rFonts w:cs="Arial"/>
-                <w:color w:val="000000" w:themeColor="text1"/>
-                <w:sz w:val="22"/>
-                <w:szCs w:val="22"/>
-                <w:lang w:val="es-PE" w:eastAsia="es-CO"/>
-              </w:rPr>
-              <w:t xml:space="preserve"> </w:t>
-            </w:r>
-            <w:r>
-              <w:rPr>
-                <w:rFonts w:cs="Arial"/>
-                <w:color w:val="000000" w:themeColor="text1"/>
-                <w:sz w:val="22"/>
-                <w:szCs w:val="22"/>
-                <w:lang w:val="es-PE" w:eastAsia="es-CO"/>
-              </w:rPr>
-              <w:t xml:space="preserve">Nice </w:t>
-            </w:r>
-            <w:proofErr w:type="spellStart"/>
-            <w:r>
-              <w:rPr>
-                <w:rFonts w:cs="Arial"/>
-                <w:color w:val="000000" w:themeColor="text1"/>
-                <w:sz w:val="22"/>
-                <w:szCs w:val="22"/>
-                <w:lang w:val="es-PE" w:eastAsia="es-CO"/>
-              </w:rPr>
-              <w:t>to</w:t>
-            </w:r>
-            <w:proofErr w:type="spellEnd"/>
-            <w:r>
-              <w:rPr>
-                <w:rFonts w:cs="Arial"/>
-                <w:color w:val="000000" w:themeColor="text1"/>
-                <w:sz w:val="22"/>
-                <w:szCs w:val="22"/>
-                <w:lang w:val="es-PE" w:eastAsia="es-CO"/>
-              </w:rPr>
-              <w:t xml:space="preserve"> Have (Mejora operativa sin mayor impacto)</w:t>
-            </w:r>
-          </w:p>
-          <w:p>
-            <w:pPr>
-              <w:ind w:left="209" w:right="69"/>
-              <w:rPr>
-                <w:rFonts w:cs="Arial"/>
-                <w:color w:val="000000"/>
-                <w:sz w:val="22"/>
-                <w:szCs w:val="22"/>
                 <w:lang w:val="es-ES" w:eastAsia="es-CO"/>
               </w:rPr>
-            </w:pPr>
-            <w:proofErr w:type="gramStart"/>
-            <w:r>
-              <w:rPr>
-                <w:rFonts w:cs="Arial"/>
-                <w:color w:val="000000" w:themeColor="text1"/>
-                <w:sz w:val="22"/>
-                <w:szCs w:val="22"/>
-                <w:lang w:val="es-ES" w:eastAsia="es-CO"/>
-              </w:rPr>
-              <w:t>( )</w:t>
-            </w:r>
-            <w:proofErr w:type="gramEnd"/>
-            <w:r>
-              <w:rPr>
-                <w:rFonts w:cs="Arial"/>
-                <w:color w:val="000000" w:themeColor="text1"/>
-                <w:sz w:val="22"/>
-                <w:szCs w:val="22"/>
-                <w:lang w:val="es-ES" w:eastAsia="es-CO"/>
-              </w:rPr>
-              <w:t xml:space="preserve"> </w:t>
-            </w:r>
-            <w:r>
-              <w:rPr>
-                <w:rFonts w:cs="Arial"/>
-                <w:color w:val="000000" w:themeColor="text1"/>
-                <w:sz w:val="22"/>
-                <w:szCs w:val="22"/>
-                <w:lang w:val="es-ES" w:eastAsia="es-CO"/>
-              </w:rPr>
-              <w:t>Necesario sin urgencia (Riesgo operativo manejable).</w:t>
-            </w:r>
-          </w:p>
-          <w:p>
-            <w:pPr>
-              <w:ind w:left="209" w:right="69"/>
-              <w:rPr>
-                <w:rFonts w:cs="Arial"/>
-                <w:color w:val="000000"/>
-                <w:sz w:val="22"/>
-                <w:szCs w:val="22"/>
-                <w:lang w:val="es-ES" w:eastAsia="es-CO"/>
-              </w:rPr>
-            </w:pPr>
-            <w:proofErr w:type="gramStart"/>
-            <w:r>
-              <w:rPr>
-                <w:rFonts w:cs="Arial"/>
-                <w:color w:val="000000" w:themeColor="text1"/>
-                <w:sz w:val="22"/>
-                <w:szCs w:val="22"/>
-                <w:lang w:val="es-ES" w:eastAsia="es-CO"/>
-              </w:rPr>
-              <w:t>( )</w:t>
-            </w:r>
-            <w:proofErr w:type="gramEnd"/>
-            <w:r>
-              <w:rPr>
-                <w:rFonts w:cs="Arial"/>
-                <w:color w:val="000000" w:themeColor="text1"/>
-                <w:sz w:val="22"/>
-                <w:szCs w:val="22"/>
-                <w:lang w:val="es-ES" w:eastAsia="es-CO"/>
-              </w:rPr>
-              <w:t xml:space="preserve"> </w:t>
-            </w:r>
-            <w:r>
-              <w:rPr>
-                <w:rFonts w:cs="Arial"/>
-                <w:color w:val="000000" w:themeColor="text1"/>
-                <w:sz w:val="22"/>
-                <w:szCs w:val="22"/>
-                <w:lang w:val="es-ES" w:eastAsia="es-CO"/>
-              </w:rPr>
-              <w:t>Necesario con urgencia (Operación insostenible en condiciones actuales)</w:t>
-            </w:r>
-          </w:p>
-          <w:p>
-            <w:pPr>
-              <w:ind w:right="69"/>
-              <w:rPr>
-                <w:rFonts w:cs="Arial"/>
-                <w:color w:val="000000"/>
-                <w:sz w:val="22"/>
-                <w:szCs w:val="22"/>
-                <w:lang w:val="es-PE" w:eastAsia="es-CO"/>
-              </w:rPr>
-            </w:pPr>
-          </w:p>
-          <w:p>
-            <w:pPr>
-              <w:ind w:right="69"/>
-              <w:rPr>
-                <w:rFonts w:cs="Arial"/>
-                <w:color w:val="000000"/>
-                <w:sz w:val="22"/>
-                <w:szCs w:val="22"/>
-                <w:lang w:val="es-PE" w:eastAsia="es-CO"/>
-              </w:rPr>
-            </w:pPr>
-            <w:r>
-              <w:rPr>
-                <w:rFonts w:cs="Arial"/>
-                <w:color w:val="000000"/>
-                <w:sz w:val="22"/>
-                <w:szCs w:val="22"/>
-                <w:lang w:val="es-PE" w:eastAsia="es-CO"/>
-              </w:rPr>
-              <w:t xml:space="preserve">Nice </w:t>
-            </w:r>
-            <w:proofErr w:type="spellStart"/>
-            <w:r>
-              <w:rPr>
-                <w:rFonts w:cs="Arial"/>
-                <w:color w:val="000000"/>
-                <w:sz w:val="22"/>
-                <w:szCs w:val="22"/>
-                <w:lang w:val="es-PE" w:eastAsia="es-CO"/>
-              </w:rPr>
-              <w:t>to</w:t>
-            </w:r>
-            <w:proofErr w:type="spellEnd"/>
-            <w:r>
-              <w:rPr>
-                <w:rFonts w:cs="Arial"/>
-                <w:color w:val="000000"/>
-                <w:sz w:val="22"/>
-                <w:szCs w:val="22"/>
-                <w:lang w:val="es-PE" w:eastAsia="es-CO"/>
-              </w:rPr>
-              <w:t xml:space="preserve"> Have</w:t>
-            </w:r>
-          </w:p>
-          <w:p>
-            <w:pPr>
-              <w:ind w:left="209" w:right="69"/>
-              <w:rPr>
-                <w:rFonts w:cs="Arial"/>
-                <w:color w:val="000000"/>
-                <w:sz w:val="22"/>
-                <w:szCs w:val="22"/>
-                <w:lang w:val="es-PE" w:eastAsia="es-CO"/>
-              </w:rPr>
-            </w:pPr>
-            <w:proofErr w:type="gramStart"/>
-            <w:r>
-              <w:rPr>
-                <w:rFonts w:cs="Arial"/>
-                <w:color w:val="000000" w:themeColor="text1"/>
-                <w:sz w:val="22"/>
-                <w:szCs w:val="22"/>
-                <w:lang w:val="es-PE" w:eastAsia="es-CO"/>
-              </w:rPr>
-              <w:t>( )</w:t>
-            </w:r>
-            <w:proofErr w:type="gramEnd"/>
-            <w:r>
-              <w:rPr>
-                <w:rFonts w:cs="Arial"/>
-                <w:color w:val="000000" w:themeColor="text1"/>
-                <w:sz w:val="22"/>
-                <w:szCs w:val="22"/>
-                <w:lang w:val="es-PE" w:eastAsia="es-CO"/>
-              </w:rPr>
-              <w:t xml:space="preserve"> Nice </w:t>
-            </w:r>
-            <w:proofErr w:type="spellStart"/>
-            <w:r>
-              <w:rPr>
-                <w:rFonts w:cs="Arial"/>
-                <w:color w:val="000000" w:themeColor="text1"/>
-                <w:sz w:val="22"/>
-                <w:szCs w:val="22"/>
-                <w:lang w:val="es-PE" w:eastAsia="es-CO"/>
-              </w:rPr>
-              <w:t>to</w:t>
-            </w:r>
-            <w:proofErr w:type="spellEnd"/>
-            <w:r>
-              <w:rPr>
-                <w:rFonts w:cs="Arial"/>
-                <w:color w:val="000000" w:themeColor="text1"/>
-                <w:sz w:val="22"/>
-                <w:szCs w:val="22"/>
-                <w:lang w:val="es-PE" w:eastAsia="es-CO"/>
-              </w:rPr>
-              <w:t xml:space="preserve"> Have (Mejora operativa sin mayor impacto)</w:t>
-            </w:r>
-          </w:p>
-          <w:p>
-            <w:pPr>
-              <w:ind w:left="209" w:right="69"/>
-              <w:rPr>
-                <w:rFonts w:cs="Arial"/>
-                <w:color w:val="000000"/>
-                <w:sz w:val="22"/>
-                <w:szCs w:val="22"/>
-                <w:lang w:val="es-ES" w:eastAsia="es-CO"/>
-              </w:rPr>
-            </w:pPr>
-            <w:proofErr w:type="gramStart"/>
-            <w:r>
-              <w:rPr>
-                <w:rFonts w:cs="Arial"/>
-                <w:color w:val="000000" w:themeColor="text1"/>
-                <w:sz w:val="22"/>
-                <w:szCs w:val="22"/>
-                <w:lang w:val="es-ES" w:eastAsia="es-CO"/>
-              </w:rPr>
-              <w:t>( )</w:t>
-            </w:r>
-            <w:proofErr w:type="gramEnd"/>
-            <w:r>
-              <w:rPr>
-                <w:rFonts w:cs="Arial"/>
-                <w:color w:val="000000" w:themeColor="text1"/>
-                <w:sz w:val="22"/>
-                <w:szCs w:val="22"/>
-                <w:lang w:val="es-ES" w:eastAsia="es-CO"/>
-              </w:rPr>
-              <w:t xml:space="preserve"> Necesario sin urgencia (Riesgo operativo manejable).</w:t>
-            </w:r>
-          </w:p>
-          <w:p>
-            <w:pPr>
-              <w:ind w:left="209" w:right="69"/>
-              <w:rPr>
-                <w:rFonts w:cs="Arial"/>
-                <w:color w:val="000000"/>
-                <w:sz w:val="22"/>
-                <w:szCs w:val="22"/>
-                <w:lang w:val="es-ES" w:eastAsia="es-CO"/>
-              </w:rPr>
-            </w:pPr>
-            <w:proofErr w:type="gramStart"/>
-            <w:r>
-              <w:rPr>
-                <w:rFonts w:cs="Arial"/>
-                <w:color w:val="000000" w:themeColor="text1"/>
-                <w:sz w:val="22"/>
-                <w:szCs w:val="22"/>
-                <w:lang w:val="es-ES" w:eastAsia="es-CO"/>
-              </w:rPr>
-              <w:t>( )</w:t>
-            </w:r>
-            <w:proofErr w:type="gramEnd"/>
-            <w:r>
-              <w:rPr>
-                <w:rFonts w:cs="Arial"/>
-                <w:color w:val="000000" w:themeColor="text1"/>
-                <w:sz w:val="22"/>
-                <w:szCs w:val="22"/>
-                <w:lang w:val="es-ES" w:eastAsia="es-CO"/>
-              </w:rPr>
-              <w:t xml:space="preserve"> Necesario con urgencia (Operación insostenible en condiciones actuales)</w:t>
+              <w:t>( ) Necesario con urgencia (Operación insostenible en condiciones actuales)</w:t>
             </w:r>
           </w:p>
         </w:tc>
@@ -2712,7 +2485,6 @@
                 <w:lang w:val="es-ES" w:eastAsia="es-CO"/>
               </w:rPr>
             </w:pPr>
-            <w:proofErr w:type="gramStart"/>
             <w:r>
               <w:rPr>
                 <w:rFonts w:cs="Arial"/>
@@ -2721,9 +2493,54 @@
                 <w:szCs w:val="22"/>
                 <w:lang w:val="es-ES" w:eastAsia="es-CO"/>
               </w:rPr>
-              <w:t>( )</w:t>
-            </w:r>
-            <w:proofErr w:type="gramEnd"/>
+              <w:t>( ) Alto: Muchos o todos clientes/usuarios (NPS/ENPS)</w:t>
+            </w:r>
+          </w:p>
+          <w:p>
+            <w:pPr>
+              <w:ind w:left="209" w:right="69"/>
+              <w:rPr>
+                <w:rFonts w:cs="Arial"/>
+                <w:color w:val="000000"/>
+                <w:sz w:val="22"/>
+                <w:szCs w:val="22"/>
+                <w:lang w:val="es-PE" w:eastAsia="es-CO"/>
+              </w:rPr>
+            </w:pPr>
+          </w:p>
+          <w:p>
+            <w:pPr>
+              <w:ind w:right="69"/>
+              <w:rPr>
+                <w:rFonts w:cs="Arial"/>
+                <w:color w:val="000000"/>
+                <w:sz w:val="22"/>
+                <w:szCs w:val="22"/>
+                <w:lang w:val="es-PE" w:eastAsia="es-CO"/>
+              </w:rPr>
+            </w:pPr>
+            <w:r>
+              <w:rPr>
+                <w:rFonts w:cs="Arial"/>
+                <w:color w:val="000000"/>
+                <w:sz w:val="22"/>
+                <w:szCs w:val="22"/>
+                <w:lang w:val="es-PE" w:eastAsia="es-CO"/>
+              </w:rPr>
+              <w:t>Mejoras CX/UX: Nivel impacto en mejora de experiencia</w:t>
+            </w:r>
+          </w:p>
+          <w:p>
+            <w:pPr>
+              <w:ind w:left="209" w:right="69"/>
+              <w:rPr>
+                <w:rFonts w:cs="Arial"/>
+                <w:color w:val="000000"/>
+                <w:sz w:val="22"/>
+                <w:szCs w:val="22"/>
+                <w:lang w:val="es-ES" w:eastAsia="es-CO"/>
+              </w:rPr>
+            </w:pPr>
             <w:r>
               <w:rPr>
                 <w:rFonts w:cs="Arial"/>
@@ -2732,7 +2549,7 @@
                 <w:szCs w:val="22"/>
                 <w:lang w:val="es-ES" w:eastAsia="es-CO"/>
               </w:rPr>
-              <w:t xml:space="preserve"> Alto: Muchos o todos clientes/usuarios (NPS/ENPS)</w:t>
+              <w:t>( ) Bajo: Pocos clientes/usuarios (NPS/ENPS)</w:t>
             </w:r>
           </w:p>
           <w:p>
@@ -2743,6 +2560,50 @@
                 <w:color w:val="000000"/>
                 <w:sz w:val="22"/>
                 <w:szCs w:val="22"/>
+                <w:lang w:val="es-ES" w:eastAsia="es-CO"/>
+              </w:rPr>
+            </w:pPr>
+            <w:r>
+              <w:rPr>
+                <w:rFonts w:cs="Arial"/>
+                <w:color w:val="000000" w:themeColor="text1"/>
+                <w:sz w:val="22"/>
+                <w:szCs w:val="22"/>
+                <w:lang w:val="es-ES" w:eastAsia="es-CO"/>
+              </w:rPr>
+              <w:t>( ) Medio: Muchos clientes/usuarios (NPS/ENPS) o algún segmento relevante /usuarios</w:t>
+            </w:r>
+          </w:p>
+          <w:p>
+            <w:pPr>
+              <w:ind w:left="209" w:right="69"/>
+              <w:rPr>
+                <w:rFonts w:cs="Arial"/>
+                <w:color w:val="000000"/>
+                <w:sz w:val="22"/>
+                <w:szCs w:val="22"/>
+                <w:lang w:val="es-ES" w:eastAsia="es-CO"/>
+              </w:rPr>
+            </w:pPr>
+            <w:r>
+              <w:rPr>
+                <w:rFonts w:cs="Arial"/>
+                <w:color w:val="000000" w:themeColor="text1"/>
+                <w:sz w:val="22"/>
+                <w:szCs w:val="22"/>
+                <w:lang w:val="es-ES" w:eastAsia="es-CO"/>
+              </w:rPr>
+              <w:t>( ) Alto: Muchos o todos clientes/usuarios (NPS/ENPS)</w:t>
+            </w:r>
+          </w:p>
+          <w:p>
+            <w:pPr>
+              <w:ind w:left="209" w:right="69"/>
+              <w:rPr>
+                <w:rFonts w:cs="Arial"/>
+                <w:color w:val="000000"/>
+                <w:sz w:val="22"/>
+                <w:szCs w:val="22"/>
                 <w:lang w:val="es-PE" w:eastAsia="es-CO"/>
               </w:rPr>
             </w:pPr>
@@ -2766,7 +2627,7 @@
                 <w:szCs w:val="22"/>
                 <w:lang w:val="es-PE" w:eastAsia="es-CO"/>
               </w:rPr>
-              <w:t>Mejoras CX/UX: Nivel impacto en mejora de experiencia</w:t>
+              <w:t>Mejoras P&amp;L: Alineación con estrategia</w:t>
             </w:r>
           </w:p>
           <w:p>
@@ -2777,10 +2638,42 @@
                 <w:color w:val="000000"/>
                 <w:sz w:val="22"/>
                 <w:szCs w:val="22"/>
+                <w:lang w:val="es-PE" w:eastAsia="es-CO"/>
+              </w:rPr>
+            </w:pPr>
+            <w:r>
+              <w:rPr>
+                <w:rFonts w:cs="Arial"/>
+                <w:color w:val="000000"/>
+                <w:sz w:val="22"/>
+                <w:szCs w:val="22"/>
+                <w:lang w:val="es-PE" w:eastAsia="es-CO"/>
+              </w:rPr>
+              <w:t>( ) &lt; USD 25k anuales (o evita contrataciones equivalentes)</w:t>
+            </w:r>
+            <w:r>
+              <w:rPr>
+                <w:rFonts w:cs="Arial"/>
+                <w:color w:val="000000"/>
+                <w:sz w:val="22"/>
+                <w:szCs w:val="22"/>
+                <w:lang w:val="es-PE" w:eastAsia="es-CO"/>
+              </w:rPr>
+              <w:br/>
+              <w:t>( ) Entre  USD 25k y USD 100k anuales (o evita contrataciones equivalentes)</w:t>
+            </w:r>
+          </w:p>
+          <w:p>
+            <w:pPr>
+              <w:ind w:left="209" w:right="69"/>
+              <w:rPr>
+                <w:rFonts w:cs="Arial"/>
+                <w:color w:val="000000"/>
+                <w:sz w:val="22"/>
+                <w:szCs w:val="22"/>
                 <w:lang w:val="es-ES" w:eastAsia="es-CO"/>
               </w:rPr>
             </w:pPr>
-            <w:proofErr w:type="gramStart"/>
             <w:r>
               <w:rPr>
                 <w:rFonts w:cs="Arial"/>
@@ -2789,9 +2682,8 @@
                 <w:szCs w:val="22"/>
                 <w:lang w:val="es-ES" w:eastAsia="es-CO"/>
               </w:rPr>
-              <w:t>( )</w:t>
-            </w:r>
-            <w:proofErr w:type="gramEnd"/>
+              <w:t>( ) &gt; USD 100k anuales (o evita contrataciones equivalentes</w:t>
+            </w:r>
             <w:r>
               <w:rPr>
                 <w:rFonts w:cs="Arial"/>
@@ -2800,7 +2692,7 @@
                 <w:szCs w:val="22"/>
                 <w:lang w:val="es-ES" w:eastAsia="es-CO"/>
               </w:rPr>
-              <w:t xml:space="preserve"> Bajo: Pocos clientes/usuarios (NPS/ENPS)</w:t>
+              <w:t>)</w:t>
             </w:r>
           </w:p>
           <w:p>
@@ -2811,10 +2703,76 @@
                 <w:color w:val="000000"/>
                 <w:sz w:val="22"/>
                 <w:szCs w:val="22"/>
+                <w:lang w:val="es-PE" w:eastAsia="es-CO"/>
+              </w:rPr>
+            </w:pPr>
+          </w:p>
+          <w:p>
+            <w:pPr>
+              <w:ind w:right="69"/>
+              <w:rPr>
+                <w:rFonts w:cs="Arial"/>
+                <w:color w:val="000000"/>
+                <w:sz w:val="22"/>
+                <w:szCs w:val="22"/>
+                <w:lang w:val="es-PE" w:eastAsia="es-CO"/>
+              </w:rPr>
+            </w:pPr>
+            <w:r>
+              <w:rPr>
+                <w:rFonts w:cs="Arial"/>
+                <w:color w:val="000000"/>
+                <w:sz w:val="22"/>
+                <w:szCs w:val="22"/>
+                <w:lang w:val="es-PE" w:eastAsia="es-CO"/>
+              </w:rPr>
+              <w:t>Mejoras P&amp;L: Nivel impacto en mejora de experiencia</w:t>
+            </w:r>
+          </w:p>
+          <w:p>
+            <w:pPr>
+              <w:ind w:left="209" w:right="69"/>
+              <w:rPr>
+                <w:rFonts w:cs="Arial"/>
+                <w:color w:val="000000"/>
+                <w:sz w:val="22"/>
+                <w:szCs w:val="22"/>
+                <w:lang w:val="es-PE" w:eastAsia="es-CO"/>
+              </w:rPr>
+            </w:pPr>
+            <w:r>
+              <w:rPr>
+                <w:rFonts w:cs="Arial"/>
+                <w:color w:val="000000"/>
+                <w:sz w:val="22"/>
+                <w:szCs w:val="22"/>
+                <w:lang w:val="es-PE" w:eastAsia="es-CO"/>
+              </w:rPr>
+              <w:t>( ) &lt; USD 25k anuales (o evita contrataciones equivalentes)</w:t>
+            </w:r>
+            <w:r>
+              <w:rPr>
+                <w:rFonts w:cs="Arial"/>
+                <w:color w:val="000000"/>
+                <w:sz w:val="22"/>
+                <w:szCs w:val="22"/>
+                <w:lang w:val="es-PE" w:eastAsia="es-CO"/>
+              </w:rPr>
+              <w:br/>
+              <w:t>( ) Entre  USD 25k y USD 100k anuales (o evita contrataciones equivalentes)</w:t>
+            </w:r>
+          </w:p>
+          <w:p>
+            <w:pPr>
+              <w:ind w:left="209" w:right="69"/>
+              <w:rPr>
+                <w:rFonts w:cs="Arial"/>
+                <w:color w:val="000000"/>
+                <w:sz w:val="22"/>
+                <w:szCs w:val="22"/>
                 <w:lang w:val="es-ES" w:eastAsia="es-CO"/>
               </w:rPr>
             </w:pPr>
-            <w:proofErr w:type="gramStart"/>
             <w:r>
               <w:rPr>
                 <w:rFonts w:cs="Arial"/>
@@ -2823,332 +2781,7 @@
                 <w:szCs w:val="22"/>
                 <w:lang w:val="es-ES" w:eastAsia="es-CO"/>
               </w:rPr>
-              <w:t>( )</w:t>
-            </w:r>
-            <w:proofErr w:type="gramEnd"/>
-            <w:r>
-              <w:rPr>
-                <w:rFonts w:cs="Arial"/>
-                <w:color w:val="000000" w:themeColor="text1"/>
-                <w:sz w:val="22"/>
-                <w:szCs w:val="22"/>
-                <w:lang w:val="es-ES" w:eastAsia="es-CO"/>
-              </w:rPr>
-              <w:t> Medio: Muchos clientes/usuarios (NPS/ENPS) o algún segmento relevante /usuarios</w:t>
-            </w:r>
-          </w:p>
-          <w:p>
-            <w:pPr>
-              <w:ind w:left="209" w:right="69"/>
-              <w:rPr>
-                <w:rFonts w:cs="Arial"/>
-                <w:color w:val="000000"/>
-                <w:sz w:val="22"/>
-                <w:szCs w:val="22"/>
-                <w:lang w:val="es-ES" w:eastAsia="es-CO"/>
-              </w:rPr>
-            </w:pPr>
-            <w:proofErr w:type="gramStart"/>
-            <w:r>
-              <w:rPr>
-                <w:rFonts w:cs="Arial"/>
-                <w:color w:val="000000" w:themeColor="text1"/>
-                <w:sz w:val="22"/>
-                <w:szCs w:val="22"/>
-                <w:lang w:val="es-ES" w:eastAsia="es-CO"/>
-              </w:rPr>
-              <w:t>( )</w:t>
-            </w:r>
-            <w:proofErr w:type="gramEnd"/>
-            <w:r>
-              <w:rPr>
-                <w:rFonts w:cs="Arial"/>
-                <w:color w:val="000000" w:themeColor="text1"/>
-                <w:sz w:val="22"/>
-                <w:szCs w:val="22"/>
-                <w:lang w:val="es-ES" w:eastAsia="es-CO"/>
-              </w:rPr>
-              <w:t xml:space="preserve"> Alto: Muchos o todos clientes/usuarios (NPS/ENPS)</w:t>
-            </w:r>
-          </w:p>
-          <w:p>
-            <w:pPr>
-              <w:ind w:left="209" w:right="69"/>
-              <w:rPr>
-                <w:rFonts w:cs="Arial"/>
-                <w:color w:val="000000"/>
-                <w:sz w:val="22"/>
-                <w:szCs w:val="22"/>
-                <w:lang w:val="es-PE" w:eastAsia="es-CO"/>
-              </w:rPr>
-            </w:pPr>
-          </w:p>
-          <w:p>
-            <w:pPr>
-              <w:ind w:right="69"/>
-              <w:rPr>
-                <w:rFonts w:cs="Arial"/>
-                <w:color w:val="000000"/>
-                <w:sz w:val="22"/>
-                <w:szCs w:val="22"/>
-                <w:lang w:val="es-PE" w:eastAsia="es-CO"/>
-              </w:rPr>
-            </w:pPr>
-            <w:r>
-              <w:rPr>
-                <w:rFonts w:cs="Arial"/>
-                <w:color w:val="000000"/>
-                <w:sz w:val="22"/>
-                <w:szCs w:val="22"/>
-                <w:lang w:val="es-PE" w:eastAsia="es-CO"/>
-              </w:rPr>
-              <w:t>Mejoras P&amp;L: Alineación con estrategia</w:t>
-            </w:r>
-          </w:p>
-          <w:p>
-            <w:pPr>
-              <w:ind w:left="209" w:right="69"/>
-              <w:rPr>
-                <w:rFonts w:cs="Arial"/>
-                <w:color w:val="000000"/>
-                <w:sz w:val="22"/>
-                <w:szCs w:val="22"/>
-                <w:lang w:val="es-PE" w:eastAsia="es-CO"/>
-              </w:rPr>
-            </w:pPr>
-            <w:proofErr w:type="gramStart"/>
-            <w:r>
-              <w:rPr>
-                <w:rFonts w:cs="Arial"/>
-                <w:color w:val="000000"/>
-                <w:sz w:val="22"/>
-                <w:szCs w:val="22"/>
-                <w:lang w:val="es-PE" w:eastAsia="es-CO"/>
-              </w:rPr>
-              <w:t>( )</w:t>
-            </w:r>
-            <w:proofErr w:type="gramEnd"/>
-            <w:r>
-              <w:rPr>
-                <w:rFonts w:cs="Arial"/>
-                <w:color w:val="000000"/>
-                <w:sz w:val="22"/>
-                <w:szCs w:val="22"/>
-                <w:lang w:val="es-PE" w:eastAsia="es-CO"/>
-              </w:rPr>
-              <w:t xml:space="preserve"> &lt; USD 25k anuales (o evita contrataciones equivalentes)</w:t>
-            </w:r>
-            <w:r>
-              <w:rPr>
-                <w:rFonts w:cs="Arial"/>
-                <w:color w:val="000000"/>
-                <w:sz w:val="22"/>
-                <w:szCs w:val="22"/>
-                <w:lang w:val="es-PE" w:eastAsia="es-CO"/>
-              </w:rPr>
-              <w:br/>
-              <w:t>( ) </w:t>
-            </w:r>
-            <w:proofErr w:type="gramStart"/>
-            <w:r>
-              <w:rPr>
-                <w:rFonts w:cs="Arial"/>
-                <w:color w:val="000000"/>
-                <w:sz w:val="22"/>
-                <w:szCs w:val="22"/>
-                <w:lang w:val="es-PE" w:eastAsia="es-CO"/>
-              </w:rPr>
-              <w:t>Entre  USD</w:t>
-            </w:r>
-            <w:proofErr w:type="gramEnd"/>
-            <w:r>
-              <w:rPr>
-                <w:rFonts w:cs="Arial"/>
-                <w:color w:val="000000"/>
-                <w:sz w:val="22"/>
-                <w:szCs w:val="22"/>
-                <w:lang w:val="es-PE" w:eastAsia="es-CO"/>
-              </w:rPr>
-              <w:t xml:space="preserve"> 25k y USD 100k anuales (o evita contrataciones equivalentes)</w:t>
-            </w:r>
-          </w:p>
-          <w:p>
-            <w:pPr>
-              <w:ind w:left="209" w:right="69"/>
-              <w:rPr>
-                <w:rFonts w:cs="Arial"/>
-                <w:color w:val="000000"/>
-                <w:sz w:val="22"/>
-                <w:szCs w:val="22"/>
-                <w:lang w:val="es-ES" w:eastAsia="es-CO"/>
-              </w:rPr>
-            </w:pPr>
-            <w:proofErr w:type="gramStart"/>
-            <w:r>
-              <w:rPr>
-                <w:rFonts w:cs="Arial"/>
-                <w:color w:val="000000" w:themeColor="text1"/>
-                <w:sz w:val="22"/>
-                <w:szCs w:val="22"/>
-                <w:lang w:val="es-ES" w:eastAsia="es-CO"/>
-              </w:rPr>
-              <w:t>( )</w:t>
-            </w:r>
-            <w:proofErr w:type="gramEnd"/>
-            <w:r>
-              <w:rPr>
-                <w:rFonts w:cs="Arial"/>
-                <w:color w:val="000000" w:themeColor="text1"/>
-                <w:sz w:val="22"/>
-                <w:szCs w:val="22"/>
-                <w:lang w:val="es-ES" w:eastAsia="es-CO"/>
-              </w:rPr>
-              <w:t xml:space="preserve"> &gt; USD 100k anuales (o evita contrataciones equivalentes</w:t>
-            </w:r>
-            <w:r>
-              <w:rPr>
-                <w:rFonts w:cs="Arial"/>
-                <w:color w:val="000000" w:themeColor="text1"/>
-                <w:sz w:val="22"/>
-                <w:szCs w:val="22"/>
-                <w:lang w:val="es-ES" w:eastAsia="es-CO"/>
-              </w:rPr>
-              <w:t>)</w:t>
-            </w:r>
-          </w:p>
-          <w:p>
-            <w:pPr>
-              <w:ind w:left="209" w:right="69"/>
-              <w:rPr>
-                <w:rFonts w:cs="Arial"/>
-                <w:color w:val="000000"/>
-                <w:sz w:val="22"/>
-                <w:szCs w:val="22"/>
-                <w:lang w:val="es-PE" w:eastAsia="es-CO"/>
-              </w:rPr>
-            </w:pPr>
-          </w:p>
-          <w:p>
-            <w:pPr>
-              <w:ind w:right="69"/>
-              <w:rPr>
-                <w:rFonts w:cs="Arial"/>
-                <w:color w:val="000000"/>
-                <w:sz w:val="22"/>
-                <w:szCs w:val="22"/>
-                <w:lang w:val="es-PE" w:eastAsia="es-CO"/>
-              </w:rPr>
-            </w:pPr>
-            <w:r>
-              <w:rPr>
-                <w:rFonts w:cs="Arial"/>
-                <w:color w:val="000000"/>
-                <w:sz w:val="22"/>
-                <w:szCs w:val="22"/>
-                <w:lang w:val="es-PE" w:eastAsia="es-CO"/>
-              </w:rPr>
-              <w:t>Mejoras P&amp;L: Nivel impacto en mejora de experiencia</w:t>
-            </w:r>
-          </w:p>
-          <w:p>
-            <w:pPr>
-              <w:ind w:left="209" w:right="69"/>
-              <w:rPr>
-                <w:rFonts w:cs="Arial"/>
-                <w:color w:val="000000"/>
-                <w:sz w:val="22"/>
-                <w:szCs w:val="22"/>
-                <w:lang w:val="es-PE" w:eastAsia="es-CO"/>
-              </w:rPr>
-            </w:pPr>
-            <w:proofErr w:type="gramStart"/>
-            <w:r>
-              <w:rPr>
-                <w:rFonts w:cs="Arial"/>
-                <w:color w:val="000000"/>
-                <w:sz w:val="22"/>
-                <w:szCs w:val="22"/>
-                <w:lang w:val="es-PE" w:eastAsia="es-CO"/>
-              </w:rPr>
-              <w:t>( )</w:t>
-            </w:r>
-            <w:proofErr w:type="gramEnd"/>
-            <w:r>
-              <w:rPr>
-                <w:rFonts w:cs="Arial"/>
-                <w:color w:val="000000"/>
-                <w:sz w:val="22"/>
-                <w:szCs w:val="22"/>
-                <w:lang w:val="es-PE" w:eastAsia="es-CO"/>
-              </w:rPr>
-              <w:t xml:space="preserve"> &lt; USD 25k anuales (o evita contrataciones equivalentes)</w:t>
-            </w:r>
-            <w:r>
-              <w:rPr>
-                <w:rFonts w:cs="Arial"/>
-                <w:color w:val="000000"/>
-                <w:sz w:val="22"/>
-                <w:szCs w:val="22"/>
-                <w:lang w:val="es-PE" w:eastAsia="es-CO"/>
-              </w:rPr>
-              <w:br/>
-              <w:t>( ) </w:t>
-            </w:r>
-            <w:proofErr w:type="gramStart"/>
-            <w:r>
-              <w:rPr>
-                <w:rFonts w:cs="Arial"/>
-                <w:color w:val="000000"/>
-                <w:sz w:val="22"/>
-                <w:szCs w:val="22"/>
-                <w:lang w:val="es-PE" w:eastAsia="es-CO"/>
-              </w:rPr>
-              <w:t>Entre  USD</w:t>
-            </w:r>
-            <w:proofErr w:type="gramEnd"/>
-            <w:r>
-              <w:rPr>
-                <w:rFonts w:cs="Arial"/>
-                <w:color w:val="000000"/>
-                <w:sz w:val="22"/>
-                <w:szCs w:val="22"/>
-                <w:lang w:val="es-PE" w:eastAsia="es-CO"/>
-              </w:rPr>
-              <w:t xml:space="preserve"> 25k y USD 100k anuales (o evita contrataciones equivalentes)</w:t>
-            </w:r>
-          </w:p>
-          <w:p>
-            <w:pPr>
-              <w:ind w:left="209" w:right="69"/>
-              <w:rPr>
-                <w:rFonts w:cs="Arial"/>
-                <w:color w:val="000000"/>
-                <w:sz w:val="22"/>
-                <w:szCs w:val="22"/>
-                <w:lang w:val="es-ES" w:eastAsia="es-CO"/>
-              </w:rPr>
-            </w:pPr>
-            <w:proofErr w:type="gramStart"/>
-            <w:r>
-              <w:rPr>
-                <w:rFonts w:cs="Arial"/>
-                <w:color w:val="000000" w:themeColor="text1"/>
-                <w:sz w:val="22"/>
-                <w:szCs w:val="22"/>
-                <w:lang w:val="es-ES" w:eastAsia="es-CO"/>
-              </w:rPr>
-              <w:t>( )</w:t>
-            </w:r>
-            <w:proofErr w:type="gramEnd"/>
-            <w:r>
-              <w:rPr>
-                <w:rFonts w:cs="Arial"/>
-                <w:color w:val="000000" w:themeColor="text1"/>
-                <w:sz w:val="22"/>
-                <w:szCs w:val="22"/>
-                <w:lang w:val="es-ES" w:eastAsia="es-CO"/>
-              </w:rPr>
-              <w:t xml:space="preserve"> &gt; USD 100k anuales (o evita contrataciones equivalentes</w:t>
+              <w:t>( ) &gt; USD 100k anuales (o evita contrataciones equivalentes</w:t>
             </w:r>
           </w:p>
         </w:tc>
@@ -3226,7 +2859,6 @@
                 <w:lang w:val="es-ES" w:eastAsia="es-CO"/>
               </w:rPr>
             </w:pPr>
-            <w:proofErr w:type="gramStart"/>
             <w:r>
               <w:rPr>
                 <w:rFonts w:cs="Arial"/>
@@ -3235,9 +2867,20 @@
                 <w:szCs w:val="22"/>
                 <w:lang w:val="es-ES" w:eastAsia="es-CO"/>
               </w:rPr>
-              <w:t>( )</w:t>
-            </w:r>
-            <w:proofErr w:type="gramEnd"/>
+              <w:t>( ) Alineación con estrategia.</w:t>
+            </w:r>
+          </w:p>
+          <w:p>
+            <w:pPr>
+              <w:ind w:left="209" w:right="69"/>
+              <w:rPr>
+                <w:rFonts w:cs="Arial"/>
+                <w:color w:val="000000"/>
+                <w:sz w:val="22"/>
+                <w:szCs w:val="22"/>
+                <w:lang w:val="es-ES" w:eastAsia="es-CO"/>
+              </w:rPr>
+            </w:pPr>
             <w:r>
               <w:rPr>
                 <w:rFonts w:cs="Arial"/>
@@ -3246,7 +2889,7 @@
                 <w:szCs w:val="22"/>
                 <w:lang w:val="es-ES" w:eastAsia="es-CO"/>
               </w:rPr>
-              <w:t xml:space="preserve"> Alineación con estrategia.</w:t>
+              <w:t>( ) Nivel Mejora de P&amp;L.</w:t>
             </w:r>
           </w:p>
           <w:p>
@@ -3254,65 +2897,19 @@
               <w:ind w:left="209" w:right="69"/>
               <w:rPr>
                 <w:rFonts w:cs="Arial"/>
+                <w:sz w:val="22"/>
+                <w:szCs w:val="22"/>
+              </w:rPr>
+            </w:pPr>
+            <w:r>
+              <w:rPr>
+                <w:rFonts w:cs="Arial"/>
                 <w:color w:val="000000"/>
                 <w:sz w:val="22"/>
                 <w:szCs w:val="22"/>
-                <w:lang w:val="es-ES" w:eastAsia="es-CO"/>
-              </w:rPr>
-            </w:pPr>
-            <w:proofErr w:type="gramStart"/>
-            <w:r>
-              <w:rPr>
-                <w:rFonts w:cs="Arial"/>
-                <w:color w:val="000000" w:themeColor="text1"/>
-                <w:sz w:val="22"/>
-                <w:szCs w:val="22"/>
-                <w:lang w:val="es-ES" w:eastAsia="es-CO"/>
-              </w:rPr>
-              <w:t>( )</w:t>
-            </w:r>
-            <w:proofErr w:type="gramEnd"/>
-            <w:r>
-              <w:rPr>
-                <w:rFonts w:cs="Arial"/>
-                <w:color w:val="000000" w:themeColor="text1"/>
-                <w:sz w:val="22"/>
-                <w:szCs w:val="22"/>
-                <w:lang w:val="es-ES" w:eastAsia="es-CO"/>
-              </w:rPr>
-              <w:t xml:space="preserve"> Nivel Mejora de P&amp;L.</w:t>
-            </w:r>
-          </w:p>
-          <w:p>
-            <w:pPr>
-              <w:ind w:left="209" w:right="69"/>
-              <w:rPr>
-                <w:rFonts w:cs="Arial"/>
-                <w:sz w:val="22"/>
-                <w:szCs w:val="22"/>
-              </w:rPr>
-            </w:pPr>
-            <w:proofErr w:type="gramStart"/>
-            <w:r>
-              <w:rPr>
-                <w:rFonts w:cs="Arial"/>
-                <w:color w:val="000000"/>
-                <w:sz w:val="22"/>
-                <w:szCs w:val="22"/>
                 <w:lang w:val="es-PE" w:eastAsia="es-CO"/>
               </w:rPr>
-              <w:t>( )</w:t>
-            </w:r>
-            <w:proofErr w:type="gramEnd"/>
-            <w:r>
-              <w:rPr>
-                <w:rFonts w:cs="Arial"/>
-                <w:color w:val="000000"/>
-                <w:sz w:val="22"/>
-                <w:szCs w:val="22"/>
-                <w:lang w:val="es-PE" w:eastAsia="es-CO"/>
-              </w:rPr>
-              <w:t xml:space="preserve"> Nivel</w:t>
+              <w:t>( ) Nivel</w:t>
             </w:r>
             <w:r>
               <w:rPr>
@@ -3375,7 +2972,6 @@
                 <w:lang w:val="es-ES" w:eastAsia="es-CO"/>
               </w:rPr>
             </w:pPr>
-            <w:proofErr w:type="gramStart"/>
             <w:r>
               <w:rPr>
                 <w:rFonts w:cs="Arial"/>
@@ -3384,9 +2980,20 @@
                 <w:szCs w:val="22"/>
                 <w:lang w:val="es-ES" w:eastAsia="es-CO"/>
               </w:rPr>
-              <w:t>( )</w:t>
-            </w:r>
-            <w:proofErr w:type="gramEnd"/>
+              <w:t>( ) Alineación con estrategia.</w:t>
+            </w:r>
+          </w:p>
+          <w:p>
+            <w:pPr>
+              <w:ind w:left="209" w:right="69"/>
+              <w:rPr>
+                <w:rFonts w:cs="Arial"/>
+                <w:color w:val="000000"/>
+                <w:sz w:val="22"/>
+                <w:szCs w:val="22"/>
+                <w:lang w:val="es-ES" w:eastAsia="es-CO"/>
+              </w:rPr>
+            </w:pPr>
             <w:r>
               <w:rPr>
                 <w:rFonts w:cs="Arial"/>
@@ -3395,7 +3002,7 @@
                 <w:szCs w:val="22"/>
                 <w:lang w:val="es-ES" w:eastAsia="es-CO"/>
               </w:rPr>
-              <w:t xml:space="preserve"> Alineación con estrategia.</w:t>
+              <w:t>( ) Nivel Mejora de P&amp;L.</w:t>
             </w:r>
           </w:p>
           <w:p>
@@ -3406,35 +3013,10 @@
                 <w:color w:val="000000"/>
                 <w:sz w:val="22"/>
                 <w:szCs w:val="22"/>
-                <w:lang w:val="es-ES" w:eastAsia="es-CO"/>
-              </w:rPr>
-            </w:pPr>
-            <w:proofErr w:type="gramStart"/>
-            <w:r>
-              <w:rPr>
-                <w:rFonts w:cs="Arial"/>
-                <w:color w:val="000000" w:themeColor="text1"/>
-                <w:sz w:val="22"/>
-                <w:szCs w:val="22"/>
-                <w:lang w:val="es-ES" w:eastAsia="es-CO"/>
-              </w:rPr>
-              <w:t>( )</w:t>
-            </w:r>
-            <w:proofErr w:type="gramEnd"/>
-            <w:r>
-              <w:rPr>
-                <w:rFonts w:cs="Arial"/>
-                <w:color w:val="000000" w:themeColor="text1"/>
-                <w:sz w:val="22"/>
-                <w:szCs w:val="22"/>
-                <w:lang w:val="es-ES" w:eastAsia="es-CO"/>
-              </w:rPr>
-              <w:t xml:space="preserve"> Nivel Mejora de P&amp;L.</w:t>
-            </w:r>
-          </w:p>
-          <w:p>
-            <w:pPr>
-              <w:ind w:left="209" w:right="69"/>
+                <w:lang w:val="es-PE" w:eastAsia="es-CO"/>
+              </w:rPr>
+            </w:pPr>
+            <w:r>
               <w:rPr>
                 <w:rFonts w:cs="Arial"/>
                 <w:color w:val="000000"/>
@@ -3442,28 +3024,7 @@
                 <w:szCs w:val="22"/>
                 <w:lang w:val="es-PE" w:eastAsia="es-CO"/>
               </w:rPr>
-            </w:pPr>
-            <w:proofErr w:type="gramStart"/>
-            <w:r>
-              <w:rPr>
-                <w:rFonts w:cs="Arial"/>
-                <w:color w:val="000000"/>
-                <w:sz w:val="22"/>
-                <w:szCs w:val="22"/>
-                <w:lang w:val="es-PE" w:eastAsia="es-CO"/>
-              </w:rPr>
-              <w:t>( )</w:t>
-            </w:r>
-            <w:proofErr w:type="gramEnd"/>
-            <w:r>
-              <w:rPr>
-                <w:rFonts w:cs="Arial"/>
-                <w:color w:val="000000"/>
-                <w:sz w:val="22"/>
-                <w:szCs w:val="22"/>
-                <w:lang w:val="es-PE" w:eastAsia="es-CO"/>
-              </w:rPr>
-              <w:t xml:space="preserve"> Nivel i</w:t>
+              <w:t>( ) Nivel i</w:t>
             </w:r>
             <w:proofErr w:type="spellStart"/>
             <w:r>
@@ -4099,9 +3660,8 @@
                 <w:szCs w:val="22"/>
                 <w:lang w:val="es-ES" w:eastAsia="es-AR"/>
               </w:rPr>
-              <w:t xml:space="preserve">Indique la entidad </w:t>
-            </w:r>
-            <w:proofErr w:type="gramStart"/>
+              <w:t>Indique la entidad solicitante</w:t>
+            </w:r>
             <w:r>
               <w:rPr>
                 <w:rFonts w:cs="Arial"/>
@@ -4110,7 +3670,7 @@
                 <w:szCs w:val="22"/>
                 <w:lang w:val="es-ES" w:eastAsia="es-AR"/>
               </w:rPr>
-              <w:t>solicitante</w:t>
+              <w:t xml:space="preserve"> </w:t>
             </w:r>
             <w:r>
               <w:rPr>
@@ -4120,19 +3680,8 @@
                 <w:szCs w:val="22"/>
                 <w:lang w:val="es-ES" w:eastAsia="es-AR"/>
               </w:rPr>
-              <w:t xml:space="preserve"> </w:t>
-            </w:r>
-            <w:r>
-              <w:rPr>
-                <w:rFonts w:cs="Arial"/>
-                <w:color w:val="0000FF"/>
-                <w:sz w:val="22"/>
-                <w:szCs w:val="22"/>
-                <w:lang w:val="es-ES" w:eastAsia="es-AR"/>
-              </w:rPr>
               <w:t>]</w:t>
             </w:r>
-            <w:proofErr w:type="gramEnd"/>
           </w:p>
         </w:tc>
       </w:tr>
@@ -6684,6 +6233,48 @@
           <w:lang w:val="es-CO"/>
         </w:rPr>
         <w:t>Aplicaciones Impactadas (*)</w:t>
+      </w:r>
+    </w:p>
+    <w:p>
+      <w:pPr>
+        <w:suppressAutoHyphens w:val="0"/>
+        <w:spacing w:line="300" w:lineRule="atLeast"/>
+        <w:jc w:val="left"/>
+        <w:rPr>
+          <w:rFonts w:ascii="Segoe UI" w:hAnsi="Segoe UI" w:cs="Segoe UI"/>
+          <w:sz w:val="21"/>
+          <w:szCs w:val="21"/>
+          <w:lang w:val="es-CO" w:eastAsia="es-CO"/>
+        </w:rPr>
+      </w:pPr>
+      <w:r>
+        <w:rPr>
+          <w:rFonts w:ascii="Segoe UI" w:hAnsi="Segoe UI" w:cs="Segoe UI"/>
+          <w:sz w:val="21"/>
+          <w:szCs w:val="21"/>
+          <w:lang w:val="es-CO" w:eastAsia="es-CO"/>
+        </w:rPr>
+        <w:t>{{</w:t>
+      </w:r>
+      <w:proofErr w:type="spellStart"/>
+      <w:r>
+        <w:rPr>
+          <w:rFonts w:ascii="Segoe UI" w:hAnsi="Segoe UI" w:cs="Segoe UI"/>
+          <w:sz w:val="21"/>
+          <w:szCs w:val="21"/>
+          <w:lang w:val="es-CO" w:eastAsia="es-CO"/>
+        </w:rPr>
+        <w:t>nombre_app</w:t>
+      </w:r>
+      <w:proofErr w:type="spellEnd"/>
+      <w:r>
+        <w:rPr>
+          <w:rFonts w:ascii="Segoe UI" w:hAnsi="Segoe UI" w:cs="Segoe UI"/>
+          <w:sz w:val="21"/>
+          <w:szCs w:val="21"/>
+          <w:lang w:val="es-CO" w:eastAsia="es-CO"/>
+        </w:rPr>
+        <w:t>}}</w:t>
       </w:r>
     </w:p>
     <w:p>
@@ -6851,7 +6442,6 @@
                 <w:lang w:val="es-ES"/>
               </w:rPr>
             </w:pPr>
-            <w:proofErr w:type="gramStart"/>
             <w:r>
               <w:rPr>
                 <w:rFonts w:cs="Arial"/>
@@ -6861,7 +6451,6 @@
               </w:rPr>
               <w:t>Sub Módulos</w:t>
             </w:r>
-            <w:proofErr w:type="gramEnd"/>
           </w:p>
         </w:tc>
       </w:tr>
@@ -6901,20 +6490,9 @@
                 <w:szCs w:val="22"/>
                 <w:lang w:val="es-CO"/>
               </w:rPr>
-              <w:t>nombre_</w:t>
-            </w:r>
-            <w:proofErr w:type="gramStart"/>
-            <w:r>
-              <w:rPr>
-                <w:rFonts w:cs="Arial"/>
-                <w:sz w:val="22"/>
-                <w:szCs w:val="22"/>
-                <w:lang w:val="es-CO"/>
-              </w:rPr>
-              <w:t>app</w:t>
+              <w:t>nombre_app</w:t>
             </w:r>
             <w:proofErr w:type="spellEnd"/>
-            <w:proofErr w:type="gramEnd"/>
             <w:r>
               <w:rPr>
                 <w:rFonts w:cs="Arial"/>
@@ -7292,7 +6870,6 @@
           <w:szCs w:val="22"/>
           <w:lang w:val="es-CO"/>
         </w:rPr>
-        <w:lastRenderedPageBreak/>
         <w:t xml:space="preserve">Posibles Áreas Impactadas </w:t>
       </w:r>
       <w:r>
@@ -7316,7 +6893,6 @@
     </w:p>
     <w:p>
       <w:pPr>
-        <w:cnfStyle w:val="000000100000" w:firstRow="0" w:lastRow="0" w:firstColumn="0" w:lastColumn="0" w:oddVBand="0" w:evenVBand="0" w:oddHBand="1" w:evenHBand="0" w:firstRowFirstColumn="0" w:firstRowLastColumn="0" w:lastRowFirstColumn="0" w:lastRowLastColumn="0"/>
         <w:rPr>
           <w:rFonts w:cs="Arial"/>
           <w:sz w:val="24"/>
@@ -8897,6 +8473,7 @@
                 <w:szCs w:val="22"/>
                 <w:lang w:val="es-PA"/>
               </w:rPr>
+              <w:lastRenderedPageBreak/>
               <w:t>Filtros de información</w:t>
             </w:r>
           </w:p>
@@ -8978,7 +8555,6 @@
                 <w:szCs w:val="22"/>
                 <w:lang w:val="es-PA"/>
               </w:rPr>
-              <w:lastRenderedPageBreak/>
               <w:t>Validaciones previas</w:t>
             </w:r>
           </w:p>
@@ -9302,7 +8878,6 @@
                 <w:lang w:val="es-PE" w:eastAsia="es-AR"/>
               </w:rPr>
             </w:pPr>
-            <w:proofErr w:type="gramStart"/>
             <w:r>
               <w:rPr>
                 <w:rFonts w:cs="Arial"/>
@@ -9338,7 +8913,6 @@
               </w:rPr>
               <w:t xml:space="preserve"> existente sobre el cuál basar el actual?</w:t>
             </w:r>
-            <w:proofErr w:type="gramEnd"/>
           </w:p>
         </w:tc>
       </w:tr>
@@ -9505,7 +9079,6 @@
                 <w:lang w:val="es-PE" w:eastAsia="es-AR"/>
               </w:rPr>
             </w:pPr>
-            <w:proofErr w:type="gramStart"/>
             <w:r>
               <w:rPr>
                 <w:rFonts w:cs="Arial"/>
@@ -9517,7 +9090,6 @@
               </w:rPr>
               <w:t>Desea poder descargar la información en algún formato especial?</w:t>
             </w:r>
-            <w:proofErr w:type="gramEnd"/>
           </w:p>
           <w:p>
             <w:pPr>
@@ -10216,7 +9788,6 @@
               <v:path gradientshapeok="t" o:connecttype="rect"/>
             </v:shapetype>
             <v:shape id="Cuadro de texto 2" o:spid="_x0000_s1029" type="#_x0000_t202" alt="Datos elaborados por BCP para uso Interno" style="position:absolute;left:0;text-align:left;margin-left:0;margin-top:0;width:154.5pt;height:24.75pt;z-index:251659264;visibility:visible;mso-wrap-style:none;mso-wrap-distance-left:0;mso-wrap-distance-top:0;mso-wrap-distance-right:0;mso-wrap-distance-bottom:0;mso-position-horizontal:center;mso-position-horizontal-relative:page;mso-position-vertical:bottom;mso-position-vertical-relative:page;v-text-anchor:bottom" o:gfxdata="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" filled="f" stroked="f">
-              <v:fill o:detectmouseclick="t"/>
               <v:textbox style="mso-fit-shape-to-text:t" inset="0,0,0,15pt">
                 <w:txbxContent>
                   <w:p>
@@ -10358,7 +9929,6 @@
               <v:path gradientshapeok="t" o:connecttype="rect"/>
             </v:shapetype>
             <v:shape id="Cuadro de texto 3" o:spid="_x0000_s1030" type="#_x0000_t202" alt="Datos elaborados por BCP para uso Interno" style="position:absolute;left:0;text-align:left;margin-left:0;margin-top:0;width:154.5pt;height:24.75pt;z-index:251660288;visibility:visible;mso-wrap-style:none;mso-wrap-distance-left:0;mso-wrap-distance-top:0;mso-wrap-distance-right:0;mso-wrap-distance-bottom:0;mso-position-horizontal:center;mso-position-horizontal-relative:page;mso-position-vertical:bottom;mso-position-vertical-relative:page;v-text-anchor:bottom" o:gfxdata="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" filled="f" stroked="f">
-              <v:fill o:detectmouseclick="t"/>
               <v:textbox style="mso-fit-shape-to-text:t" inset="0,0,0,15pt">
                 <w:txbxContent>
                   <w:p>
@@ -10604,7 +10174,6 @@
               <v:path gradientshapeok="t" o:connecttype="rect"/>
             </v:shapetype>
             <v:shape id="Cuadro de texto 1" o:spid="_x0000_s1031" type="#_x0000_t202" alt="Datos elaborados por BCP para uso Interno" style="position:absolute;left:0;text-align:left;margin-left:0;margin-top:0;width:154.5pt;height:24.75pt;z-index:251658240;visibility:visible;mso-wrap-style:none;mso-wrap-distance-left:0;mso-wrap-distance-top:0;mso-wrap-distance-right:0;mso-wrap-distance-bottom:0;mso-position-horizontal:center;mso-position-horizontal-relative:page;mso-position-vertical:bottom;mso-position-vertical-relative:page;v-text-anchor:bottom" o:gfxdata="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" filled="f" stroked="f">
-              <v:fill o:detectmouseclick="t"/>
               <v:textbox style="mso-fit-shape-to-text:t" inset="0,0,0,15pt">
                 <w:txbxContent>
                   <w:p>
@@ -13507,15 +13076,6 @@
 </file>
 
 <file path=customXml/item1.xml><?xml version="1.0" encoding="utf-8"?>
-<?mso-contentType ?>
-<FormTemplates xmlns="http://schemas.microsoft.com/sharepoint/v3/contenttype/forms">
-  <Display>DocumentLibraryForm</Display>
-  <Edit>DocumentLibraryForm</Edit>
-  <New>DocumentLibraryForm</New>
-</FormTemplates>
-</file>
-
-<file path=customXml/item2.xml><?xml version="1.0" encoding="utf-8"?>
 <ct:contentTypeSchema xmlns:ct="http://schemas.microsoft.com/office/2006/metadata/contentType" xmlns:ma="http://schemas.microsoft.com/office/2006/metadata/properties/metaAttributes" ct:_="" ma:_="" ma:contentTypeName="Documento" ma:contentTypeID="0x0101002036AABFF16F8D40949447A560A9FC0F" ma:contentTypeVersion="19" ma:contentTypeDescription="Crear nuevo documento." ma:contentTypeScope="" ma:versionID="19fac37b002c9bda78a3b0a58f572ef8">
   <xsd:schema xmlns:xsd="http://www.w3.org/2001/XMLSchema" xmlns:xs="http://www.w3.org/2001/XMLSchema" xmlns:p="http://schemas.microsoft.com/office/2006/metadata/properties" xmlns:ns2="20a7b924-6a7d-4c93-a7dc-0ca4916673d0" xmlns:ns3="45c368b1-eb2f-47a3-b8b7-0c047ca77aa3" targetNamespace="http://schemas.microsoft.com/office/2006/metadata/properties" ma:root="true" ma:fieldsID="e6523412369c21f87b9a834181d74777" ns2:_="" ns3:_="">
     <xsd:import namespace="20a7b924-6a7d-4c93-a7dc-0ca4916673d0"/>
@@ -13776,11 +13336,16 @@
 </ct:contentTypeSchema>
 </file>
 
-<file path=customXml/item3.xml><?xml version="1.0" encoding="utf-8"?>
-<b:Sources xmlns:b="http://schemas.openxmlformats.org/officeDocument/2006/bibliography" xmlns="http://schemas.openxmlformats.org/officeDocument/2006/bibliography" SelectedStyle="\APA.XSL" StyleName="APA"/>
+<file path=customXml/item2.xml><?xml version="1.0" encoding="utf-8"?>
+<?mso-contentType ?>
+<FormTemplates xmlns="http://schemas.microsoft.com/sharepoint/v3/contenttype/forms">
+  <Display>DocumentLibraryForm</Display>
+  <Edit>DocumentLibraryForm</Edit>
+  <New>DocumentLibraryForm</New>
+</FormTemplates>
 </file>
 
-<file path=customXml/item4.xml><?xml version="1.0" encoding="utf-8"?>
+<file path=customXml/item3.xml><?xml version="1.0" encoding="utf-8"?>
 <p:properties xmlns:p="http://schemas.microsoft.com/office/2006/metadata/properties" xmlns:xsi="http://www.w3.org/2001/XMLSchema-instance" xmlns:pc="http://schemas.microsoft.com/office/infopath/2007/PartnerControls">
   <documentManagement>
     <lcf76f155ced4ddcb4097134ff3c332f xmlns="20a7b924-6a7d-4c93-a7dc-0ca4916673d0">
@@ -13792,15 +13357,11 @@
 </p:properties>
 </file>
 
-<file path=customXml/itemProps1.xml><?xml version="1.0" encoding="utf-8"?>
-<ds:datastoreItem xmlns:ds="http://schemas.openxmlformats.org/officeDocument/2006/customXml" ds:itemID="{772CF141-F991-4C91-8B2A-64C51C02CD4E}">
-  <ds:schemaRefs>
-    <ds:schemaRef ds:uri="http://schemas.microsoft.com/sharepoint/v3/contenttype/forms"/>
-  </ds:schemaRefs>
-</ds:datastoreItem>
+<file path=customXml/item4.xml><?xml version="1.0" encoding="utf-8"?>
+<b:Sources xmlns:b="http://schemas.openxmlformats.org/officeDocument/2006/bibliography" xmlns="http://schemas.openxmlformats.org/officeDocument/2006/bibliography" SelectedStyle="\APA.XSL" StyleName="APA"/>
 </file>
 
-<file path=customXml/itemProps2.xml><?xml version="1.0" encoding="utf-8"?>
+<file path=customXml/itemProps1.xml><?xml version="1.0" encoding="utf-8"?>
 <ds:datastoreItem xmlns:ds="http://schemas.openxmlformats.org/officeDocument/2006/customXml" ds:itemID="{5501497B-F357-4B80-B403-D34586FB3314}">
   <ds:schemaRefs>
     <ds:schemaRef ds:uri="http://schemas.microsoft.com/office/2006/metadata/contentType"/>
@@ -13819,15 +13380,15 @@
 </ds:datastoreItem>
 </file>
 
-<file path=customXml/itemProps3.xml><?xml version="1.0" encoding="utf-8"?>
-<ds:datastoreItem xmlns:ds="http://schemas.openxmlformats.org/officeDocument/2006/customXml" ds:itemID="{8D8D3BAC-7D8D-4CCF-B45B-F9E666FFB76C}">
+<file path=customXml/itemProps2.xml><?xml version="1.0" encoding="utf-8"?>
+<ds:datastoreItem xmlns:ds="http://schemas.openxmlformats.org/officeDocument/2006/customXml" ds:itemID="{772CF141-F991-4C91-8B2A-64C51C02CD4E}">
   <ds:schemaRefs>
-    <ds:schemaRef ds:uri="http://schemas.openxmlformats.org/officeDocument/2006/bibliography"/>
+    <ds:schemaRef ds:uri="http://schemas.microsoft.com/sharepoint/v3/contenttype/forms"/>
   </ds:schemaRefs>
 </ds:datastoreItem>
 </file>
 
-<file path=customXml/itemProps4.xml><?xml version="1.0" encoding="utf-8"?>
+<file path=customXml/itemProps3.xml><?xml version="1.0" encoding="utf-8"?>
 <ds:datastoreItem xmlns:ds="http://schemas.openxmlformats.org/officeDocument/2006/customXml" ds:itemID="{D68E2225-8DAE-4840-9E77-572F785C4D29}">
   <ds:schemaRefs>
     <ds:schemaRef ds:uri="http://schemas.microsoft.com/office/2006/metadata/properties"/>
@@ -13838,6 +13399,14 @@
 </ds:datastoreItem>
 </file>
 
+<file path=customXml/itemProps4.xml><?xml version="1.0" encoding="utf-8"?>
+<ds:datastoreItem xmlns:ds="http://schemas.openxmlformats.org/officeDocument/2006/customXml" ds:itemID="{8D8D3BAC-7D8D-4CCF-B45B-F9E666FFB76C}">
+  <ds:schemaRefs>
+    <ds:schemaRef ds:uri="http://schemas.openxmlformats.org/officeDocument/2006/bibliography"/>
+  </ds:schemaRefs>
+</ds:datastoreItem>
+</file>
+
 <file path=docMetadata/LabelInfo.xml><?xml version="1.0" encoding="utf-8"?>
 <clbl:labelList xmlns:clbl="http://schemas.microsoft.com/office/2020/mipLabelMetadata">
   <clbl:label id="{c15ead3b-a842-409e-8059-3e3468c48585}" enabled="1" method="Standard" siteId="{5d93ebcc-f769-4380-8b7e-289fc972da1b}" removed="0"/>

--- a/template_brief.docx
+++ b/template_brief.docx
@@ -471,13 +471,7 @@
                                     <w:rPr>
                                       <w:lang w:val="es-CO"/>
                                     </w:rPr>
-                                    <w:t>{{</w:t>
-                                  </w:r>
-                                  <w:r>
-                                    <w:rPr>
-                                      <w:lang w:val="es-CO"/>
-                                    </w:rPr>
-                                    <w:t>helppeople}}</w:t>
+                                    <w:t>{{helppeople}}</w:t>
                                   </w:r>
                                 </w:p>
                                 <w:p>
@@ -870,8 +864,9 @@
                 <w:szCs w:val="22"/>
                 <w:lang w:val="es-ES" w:eastAsia="es-AR"/>
               </w:rPr>
-              <w:t>(*)</w:t>
-            </w:r>
+              <w:t>(*</w:t>
+            </w:r>
+            <w:proofErr w:type="gramStart"/>
             <w:r>
               <w:rPr>
                 <w:rFonts w:cs="Arial"/>
@@ -880,20 +875,44 @@
                 <w:color w:val="000000" w:themeColor="text1"/>
                 <w:sz w:val="22"/>
                 <w:szCs w:val="22"/>
-                <w:lang w:val="es-CO"/>
-              </w:rPr>
-              <w:t>:</w:t>
+                <w:lang w:val="es-ES" w:eastAsia="es-AR"/>
+              </w:rPr>
+              <w:t>)</w:t>
             </w:r>
             <w:r>
               <w:rPr>
                 <w:rFonts w:cs="Arial"/>
                 <w:b/>
                 <w:bCs/>
+                <w:color w:val="000000" w:themeColor="text1"/>
+                <w:sz w:val="22"/>
+                <w:szCs w:val="22"/>
+                <w:lang w:val="es-CO"/>
+              </w:rPr>
+              <w:t>:</w:t>
+            </w:r>
+            <w:r>
+              <w:rPr>
+                <w:rFonts w:cs="Arial"/>
+                <w:b/>
+                <w:bCs/>
                 <w:sz w:val="22"/>
                 <w:szCs w:val="22"/>
                 <w:lang w:val="es-CO" w:eastAsia="es-AR"/>
               </w:rPr>
-              <w:t>{{iniciativa}}</w:t>
+              <w:t>{</w:t>
+            </w:r>
+            <w:proofErr w:type="gramEnd"/>
+            <w:r>
+              <w:rPr>
+                <w:rFonts w:cs="Arial"/>
+                <w:b/>
+                <w:bCs/>
+                <w:sz w:val="22"/>
+                <w:szCs w:val="22"/>
+                <w:lang w:val="es-CO" w:eastAsia="es-AR"/>
+              </w:rPr>
+              <w:t>{iniciativa}}</w:t>
             </w:r>
           </w:p>
           <w:p>
@@ -999,14 +1018,25 @@
                 <w:szCs w:val="22"/>
                 <w:lang w:val="es-ES" w:eastAsia="es-AR"/>
               </w:rPr>
-              <w:t>(*)</w:t>
-            </w:r>
+              <w:t>(*</w:t>
+            </w:r>
+            <w:proofErr w:type="gramStart"/>
             <w:r>
               <w:rPr>
                 <w:rFonts w:cs="Arial"/>
                 <w:color w:val="000000" w:themeColor="text1"/>
                 <w:sz w:val="22"/>
                 <w:szCs w:val="22"/>
+                <w:lang w:val="es-ES" w:eastAsia="es-AR"/>
+              </w:rPr>
+              <w:t>)</w:t>
+            </w:r>
+            <w:r>
+              <w:rPr>
+                <w:rFonts w:cs="Arial"/>
+                <w:color w:val="000000" w:themeColor="text1"/>
+                <w:sz w:val="22"/>
+                <w:szCs w:val="22"/>
                 <w:lang w:val="es-CO"/>
               </w:rPr>
               <w:t>:</w:t>
@@ -1018,7 +1048,17 @@
                 <w:szCs w:val="22"/>
                 <w:lang w:val="es-ES" w:eastAsia="es-AR"/>
               </w:rPr>
-              <w:t>{{fecha}}</w:t>
+              <w:t>{</w:t>
+            </w:r>
+            <w:proofErr w:type="gramEnd"/>
+            <w:r>
+              <w:rPr>
+                <w:rFonts w:cs="Arial"/>
+                <w:sz w:val="22"/>
+                <w:szCs w:val="22"/>
+                <w:lang w:val="es-ES" w:eastAsia="es-AR"/>
+              </w:rPr>
+              <w:t>{fecha}}</w:t>
             </w:r>
           </w:p>
         </w:tc>
@@ -1063,7 +1103,18 @@
                 <w:szCs w:val="22"/>
                 <w:lang w:val="es-ES" w:eastAsia="es-AR"/>
               </w:rPr>
-              <w:t>(*)</w:t>
+              <w:t>(*</w:t>
+            </w:r>
+            <w:proofErr w:type="gramStart"/>
+            <w:r>
+              <w:rPr>
+                <w:rFonts w:cs="Arial"/>
+                <w:color w:val="000000" w:themeColor="text1"/>
+                <w:sz w:val="22"/>
+                <w:szCs w:val="22"/>
+                <w:lang w:val="es-ES" w:eastAsia="es-AR"/>
+              </w:rPr>
+              <w:t>)</w:t>
             </w:r>
             <w:r>
               <w:rPr>
@@ -1081,7 +1132,17 @@
                 <w:szCs w:val="22"/>
                 <w:lang w:val="es-CO"/>
               </w:rPr>
-              <w:t>{{usuario}}</w:t>
+              <w:t>{</w:t>
+            </w:r>
+            <w:proofErr w:type="gramEnd"/>
+            <w:r>
+              <w:rPr>
+                <w:rFonts w:cs="Arial"/>
+                <w:sz w:val="22"/>
+                <w:szCs w:val="22"/>
+                <w:lang w:val="es-CO"/>
+              </w:rPr>
+              <w:t>{usuario}}</w:t>
             </w:r>
           </w:p>
           <w:p>
@@ -1113,6 +1174,7 @@
                 <w:lang w:val="es-CO"/>
               </w:rPr>
             </w:pPr>
+            <w:proofErr w:type="gramStart"/>
             <w:r>
               <w:rPr>
                 <w:rFonts w:cs="Arial"/>
@@ -1120,7 +1182,17 @@
                 <w:szCs w:val="22"/>
                 <w:lang w:val="es-CO"/>
               </w:rPr>
-              <w:t xml:space="preserve">Sponsor de Negocio </w:t>
+              <w:t>Sponsor</w:t>
+            </w:r>
+            <w:proofErr w:type="gramEnd"/>
+            <w:r>
+              <w:rPr>
+                <w:rFonts w:cs="Arial"/>
+                <w:sz w:val="22"/>
+                <w:szCs w:val="22"/>
+                <w:lang w:val="es-CO"/>
+              </w:rPr>
+              <w:t xml:space="preserve"> de Negocio </w:t>
             </w:r>
             <w:r>
               <w:rPr>
@@ -1184,7 +1256,18 @@
                 <w:szCs w:val="22"/>
                 <w:lang w:val="es-ES" w:eastAsia="es-AR"/>
               </w:rPr>
-              <w:t>(*)</w:t>
+              <w:t>(*</w:t>
+            </w:r>
+            <w:proofErr w:type="gramStart"/>
+            <w:r>
+              <w:rPr>
+                <w:rFonts w:cs="Arial"/>
+                <w:color w:val="000000" w:themeColor="text1"/>
+                <w:sz w:val="22"/>
+                <w:szCs w:val="22"/>
+                <w:lang w:val="es-ES" w:eastAsia="es-AR"/>
+              </w:rPr>
+              <w:t>)</w:t>
             </w:r>
             <w:r>
               <w:rPr>
@@ -1202,7 +1285,17 @@
                 <w:szCs w:val="22"/>
                 <w:lang w:val="es-CO"/>
               </w:rPr>
-              <w:t>{{unidad}}</w:t>
+              <w:t>{</w:t>
+            </w:r>
+            <w:proofErr w:type="gramEnd"/>
+            <w:r>
+              <w:rPr>
+                <w:rFonts w:cs="Arial"/>
+                <w:sz w:val="22"/>
+                <w:szCs w:val="22"/>
+                <w:lang w:val="es-CO"/>
+              </w:rPr>
+              <w:t>{unidad}}</w:t>
             </w:r>
           </w:p>
           <w:p>
@@ -1997,6 +2090,7 @@
                 <w:lang w:val="es-ES" w:eastAsia="es-CO"/>
               </w:rPr>
             </w:pPr>
+            <w:proofErr w:type="gramStart"/>
             <w:r>
               <w:rPr>
                 <w:rFonts w:cs="Arial"/>
@@ -2025,7 +2119,18 @@
                 <w:szCs w:val="22"/>
                 <w:lang w:val="es-ES" w:eastAsia="es-CO"/>
               </w:rPr>
-              <w:t>) Cumplimiento 1 año y/o tiene solución manual alterna.</w:t>
+              <w:t>)</w:t>
+            </w:r>
+            <w:proofErr w:type="gramEnd"/>
+            <w:r>
+              <w:rPr>
+                <w:rFonts w:cs="Arial"/>
+                <w:color w:val="000000" w:themeColor="text1"/>
+                <w:sz w:val="22"/>
+                <w:szCs w:val="22"/>
+                <w:lang w:val="es-ES" w:eastAsia="es-CO"/>
+              </w:rPr>
+              <w:t xml:space="preserve"> Cumplimiento 1 año y/o tiene solución manual alterna.</w:t>
             </w:r>
           </w:p>
           <w:p>
@@ -2039,6 +2144,7 @@
                 <w:lang w:val="es-ES" w:eastAsia="es-CO"/>
               </w:rPr>
             </w:pPr>
+            <w:proofErr w:type="gramStart"/>
             <w:r>
               <w:rPr>
                 <w:rFonts w:cs="Arial"/>
@@ -2047,8 +2153,9 @@
                 <w:szCs w:val="22"/>
                 <w:lang w:val="es-ES" w:eastAsia="es-CO"/>
               </w:rPr>
-              <w:t xml:space="preserve">( ) </w:t>
-            </w:r>
+              <w:t>( )</w:t>
+            </w:r>
+            <w:proofErr w:type="gramEnd"/>
             <w:r>
               <w:rPr>
                 <w:rFonts w:cs="Arial"/>
@@ -2057,6 +2164,16 @@
                 <w:szCs w:val="22"/>
                 <w:lang w:val="es-ES" w:eastAsia="es-CO"/>
               </w:rPr>
+              <w:t xml:space="preserve"> </w:t>
+            </w:r>
+            <w:r>
+              <w:rPr>
+                <w:rFonts w:cs="Arial"/>
+                <w:color w:val="000000" w:themeColor="text1"/>
+                <w:sz w:val="22"/>
+                <w:szCs w:val="22"/>
+                <w:lang w:val="es-ES" w:eastAsia="es-CO"/>
+              </w:rPr>
               <w:t>Cumplimiento entre 6 meses y 1 año y sin solución manual alterna.</w:t>
             </w:r>
           </w:p>
@@ -2071,6 +2188,7 @@
                 <w:lang w:val="es-ES" w:eastAsia="es-CO"/>
               </w:rPr>
             </w:pPr>
+            <w:proofErr w:type="gramStart"/>
             <w:r>
               <w:rPr>
                 <w:rFonts w:cs="Arial"/>
@@ -2079,8 +2197,9 @@
                 <w:szCs w:val="22"/>
                 <w:lang w:val="es-ES" w:eastAsia="es-CO"/>
               </w:rPr>
-              <w:t xml:space="preserve">( ) </w:t>
-            </w:r>
+              <w:t>( )</w:t>
+            </w:r>
+            <w:proofErr w:type="gramEnd"/>
             <w:r>
               <w:rPr>
                 <w:rFonts w:cs="Arial"/>
@@ -2089,6 +2208,16 @@
                 <w:szCs w:val="22"/>
                 <w:lang w:val="es-ES" w:eastAsia="es-CO"/>
               </w:rPr>
+              <w:t xml:space="preserve"> </w:t>
+            </w:r>
+            <w:r>
+              <w:rPr>
+                <w:rFonts w:cs="Arial"/>
+                <w:color w:val="000000" w:themeColor="text1"/>
+                <w:sz w:val="22"/>
+                <w:szCs w:val="22"/>
+                <w:lang w:val="es-ES" w:eastAsia="es-CO"/>
+              </w:rPr>
               <w:t>Cumplimiento entre 1 y 6 meses y sin solución manual alterna</w:t>
             </w:r>
           </w:p>
@@ -2137,6 +2266,7 @@
                 <w:lang w:val="es-PE" w:eastAsia="es-CO"/>
               </w:rPr>
             </w:pPr>
+            <w:proofErr w:type="gramStart"/>
             <w:r>
               <w:rPr>
                 <w:rFonts w:cs="Arial"/>
@@ -2145,8 +2275,9 @@
                 <w:szCs w:val="22"/>
                 <w:lang w:val="es-PE" w:eastAsia="es-CO"/>
               </w:rPr>
-              <w:t xml:space="preserve">( ) </w:t>
-            </w:r>
+              <w:t>( )</w:t>
+            </w:r>
+            <w:proofErr w:type="gramEnd"/>
             <w:r>
               <w:rPr>
                 <w:rFonts w:cs="Arial"/>
@@ -2155,6 +2286,16 @@
                 <w:szCs w:val="22"/>
                 <w:lang w:val="es-PE" w:eastAsia="es-CO"/>
               </w:rPr>
+              <w:t xml:space="preserve"> </w:t>
+            </w:r>
+            <w:r>
+              <w:rPr>
+                <w:rFonts w:cs="Arial"/>
+                <w:color w:val="000000" w:themeColor="text1"/>
+                <w:sz w:val="22"/>
+                <w:szCs w:val="22"/>
+                <w:lang w:val="es-PE" w:eastAsia="es-CO"/>
+              </w:rPr>
               <w:t xml:space="preserve">Nice </w:t>
             </w:r>
             <w:proofErr w:type="spellStart"/>
@@ -2191,6 +2332,7 @@
                 <w:lang w:val="es-ES" w:eastAsia="es-CO"/>
               </w:rPr>
             </w:pPr>
+            <w:proofErr w:type="gramStart"/>
             <w:r>
               <w:rPr>
                 <w:rFonts w:cs="Arial"/>
@@ -2199,8 +2341,9 @@
                 <w:szCs w:val="22"/>
                 <w:lang w:val="es-ES" w:eastAsia="es-CO"/>
               </w:rPr>
-              <w:t xml:space="preserve">( ) </w:t>
-            </w:r>
+              <w:t>( )</w:t>
+            </w:r>
+            <w:proofErr w:type="gramEnd"/>
             <w:r>
               <w:rPr>
                 <w:rFonts w:cs="Arial"/>
@@ -2209,6 +2352,16 @@
                 <w:szCs w:val="22"/>
                 <w:lang w:val="es-ES" w:eastAsia="es-CO"/>
               </w:rPr>
+              <w:t xml:space="preserve"> </w:t>
+            </w:r>
+            <w:r>
+              <w:rPr>
+                <w:rFonts w:cs="Arial"/>
+                <w:color w:val="000000" w:themeColor="text1"/>
+                <w:sz w:val="22"/>
+                <w:szCs w:val="22"/>
+                <w:lang w:val="es-ES" w:eastAsia="es-CO"/>
+              </w:rPr>
               <w:t>Necesario sin urgencia (Riesgo operativo manejable).</w:t>
             </w:r>
           </w:p>
@@ -2223,6 +2376,7 @@
                 <w:lang w:val="es-ES" w:eastAsia="es-CO"/>
               </w:rPr>
             </w:pPr>
+            <w:proofErr w:type="gramStart"/>
             <w:r>
               <w:rPr>
                 <w:rFonts w:cs="Arial"/>
@@ -2231,8 +2385,9 @@
                 <w:szCs w:val="22"/>
                 <w:lang w:val="es-ES" w:eastAsia="es-CO"/>
               </w:rPr>
-              <w:t xml:space="preserve">( ) </w:t>
-            </w:r>
+              <w:t>( )</w:t>
+            </w:r>
+            <w:proofErr w:type="gramEnd"/>
             <w:r>
               <w:rPr>
                 <w:rFonts w:cs="Arial"/>
@@ -2241,6 +2396,16 @@
                 <w:szCs w:val="22"/>
                 <w:lang w:val="es-ES" w:eastAsia="es-CO"/>
               </w:rPr>
+              <w:t xml:space="preserve"> </w:t>
+            </w:r>
+            <w:r>
+              <w:rPr>
+                <w:rFonts w:cs="Arial"/>
+                <w:color w:val="000000" w:themeColor="text1"/>
+                <w:sz w:val="22"/>
+                <w:szCs w:val="22"/>
+                <w:lang w:val="es-ES" w:eastAsia="es-CO"/>
+              </w:rPr>
               <w:t>Necesario con urgencia (Operación insostenible en condiciones actuales)</w:t>
             </w:r>
           </w:p>
@@ -2311,6 +2476,7 @@
                 <w:lang w:val="es-PE" w:eastAsia="es-CO"/>
               </w:rPr>
             </w:pPr>
+            <w:proofErr w:type="gramStart"/>
             <w:r>
               <w:rPr>
                 <w:rFonts w:cs="Arial"/>
@@ -2319,7 +2485,18 @@
                 <w:szCs w:val="22"/>
                 <w:lang w:val="es-PE" w:eastAsia="es-CO"/>
               </w:rPr>
-              <w:t xml:space="preserve">( ) Nice </w:t>
+              <w:t>( )</w:t>
+            </w:r>
+            <w:proofErr w:type="gramEnd"/>
+            <w:r>
+              <w:rPr>
+                <w:rFonts w:cs="Arial"/>
+                <w:color w:val="000000" w:themeColor="text1"/>
+                <w:sz w:val="22"/>
+                <w:szCs w:val="22"/>
+                <w:lang w:val="es-PE" w:eastAsia="es-CO"/>
+              </w:rPr>
+              <w:t xml:space="preserve"> Nice </w:t>
             </w:r>
             <w:proofErr w:type="spellStart"/>
             <w:r>
@@ -2355,6 +2532,7 @@
                 <w:lang w:val="es-ES" w:eastAsia="es-CO"/>
               </w:rPr>
             </w:pPr>
+            <w:proofErr w:type="gramStart"/>
             <w:r>
               <w:rPr>
                 <w:rFonts w:cs="Arial"/>
@@ -2363,7 +2541,18 @@
                 <w:szCs w:val="22"/>
                 <w:lang w:val="es-ES" w:eastAsia="es-CO"/>
               </w:rPr>
-              <w:t>( ) Necesario sin urgencia (Riesgo operativo manejable).</w:t>
+              <w:t>( )</w:t>
+            </w:r>
+            <w:proofErr w:type="gramEnd"/>
+            <w:r>
+              <w:rPr>
+                <w:rFonts w:cs="Arial"/>
+                <w:color w:val="000000" w:themeColor="text1"/>
+                <w:sz w:val="22"/>
+                <w:szCs w:val="22"/>
+                <w:lang w:val="es-ES" w:eastAsia="es-CO"/>
+              </w:rPr>
+              <w:t xml:space="preserve"> Necesario sin urgencia (Riesgo operativo manejable).</w:t>
             </w:r>
           </w:p>
           <w:p>
@@ -2377,6 +2566,7 @@
                 <w:lang w:val="es-ES" w:eastAsia="es-CO"/>
               </w:rPr>
             </w:pPr>
+            <w:proofErr w:type="gramStart"/>
             <w:r>
               <w:rPr>
                 <w:rFonts w:cs="Arial"/>
@@ -2385,7 +2575,18 @@
                 <w:szCs w:val="22"/>
                 <w:lang w:val="es-ES" w:eastAsia="es-CO"/>
               </w:rPr>
-              <w:t>( ) Necesario con urgencia (Operación insostenible en condiciones actuales)</w:t>
+              <w:t>( )</w:t>
+            </w:r>
+            <w:proofErr w:type="gramEnd"/>
+            <w:r>
+              <w:rPr>
+                <w:rFonts w:cs="Arial"/>
+                <w:color w:val="000000" w:themeColor="text1"/>
+                <w:sz w:val="22"/>
+                <w:szCs w:val="22"/>
+                <w:lang w:val="es-ES" w:eastAsia="es-CO"/>
+              </w:rPr>
+              <w:t xml:space="preserve"> Necesario con urgencia (Operación insostenible en condiciones actuales)</w:t>
             </w:r>
           </w:p>
         </w:tc>
@@ -2485,6 +2686,7 @@
                 <w:lang w:val="es-ES" w:eastAsia="es-CO"/>
               </w:rPr>
             </w:pPr>
+            <w:proofErr w:type="gramStart"/>
             <w:r>
               <w:rPr>
                 <w:rFonts w:cs="Arial"/>
@@ -2493,7 +2695,18 @@
                 <w:szCs w:val="22"/>
                 <w:lang w:val="es-ES" w:eastAsia="es-CO"/>
               </w:rPr>
-              <w:t>( ) Alto: Muchos o todos clientes/usuarios (NPS/ENPS)</w:t>
+              <w:t>( )</w:t>
+            </w:r>
+            <w:proofErr w:type="gramEnd"/>
+            <w:r>
+              <w:rPr>
+                <w:rFonts w:cs="Arial"/>
+                <w:color w:val="000000" w:themeColor="text1"/>
+                <w:sz w:val="22"/>
+                <w:szCs w:val="22"/>
+                <w:lang w:val="es-ES" w:eastAsia="es-CO"/>
+              </w:rPr>
+              <w:t xml:space="preserve"> Alto: Muchos o todos clientes/usuarios (NPS/ENPS)</w:t>
             </w:r>
           </w:p>
           <w:p>
@@ -2541,6 +2754,7 @@
                 <w:lang w:val="es-ES" w:eastAsia="es-CO"/>
               </w:rPr>
             </w:pPr>
+            <w:proofErr w:type="gramStart"/>
             <w:r>
               <w:rPr>
                 <w:rFonts w:cs="Arial"/>
@@ -2549,7 +2763,18 @@
                 <w:szCs w:val="22"/>
                 <w:lang w:val="es-ES" w:eastAsia="es-CO"/>
               </w:rPr>
-              <w:t>( ) Bajo: Pocos clientes/usuarios (NPS/ENPS)</w:t>
+              <w:t>( )</w:t>
+            </w:r>
+            <w:proofErr w:type="gramEnd"/>
+            <w:r>
+              <w:rPr>
+                <w:rFonts w:cs="Arial"/>
+                <w:color w:val="000000" w:themeColor="text1"/>
+                <w:sz w:val="22"/>
+                <w:szCs w:val="22"/>
+                <w:lang w:val="es-ES" w:eastAsia="es-CO"/>
+              </w:rPr>
+              <w:t xml:space="preserve"> Bajo: Pocos clientes/usuarios (NPS/ENPS)</w:t>
             </w:r>
           </w:p>
           <w:p>
@@ -2563,6 +2788,7 @@
                 <w:lang w:val="es-ES" w:eastAsia="es-CO"/>
               </w:rPr>
             </w:pPr>
+            <w:proofErr w:type="gramStart"/>
             <w:r>
               <w:rPr>
                 <w:rFonts w:cs="Arial"/>
@@ -2571,7 +2797,18 @@
                 <w:szCs w:val="22"/>
                 <w:lang w:val="es-ES" w:eastAsia="es-CO"/>
               </w:rPr>
-              <w:t>( ) Medio: Muchos clientes/usuarios (NPS/ENPS) o algún segmento relevante /usuarios</w:t>
+              <w:t>( )</w:t>
+            </w:r>
+            <w:proofErr w:type="gramEnd"/>
+            <w:r>
+              <w:rPr>
+                <w:rFonts w:cs="Arial"/>
+                <w:color w:val="000000" w:themeColor="text1"/>
+                <w:sz w:val="22"/>
+                <w:szCs w:val="22"/>
+                <w:lang w:val="es-ES" w:eastAsia="es-CO"/>
+              </w:rPr>
+              <w:t> Medio: Muchos clientes/usuarios (NPS/ENPS) o algún segmento relevante /usuarios</w:t>
             </w:r>
           </w:p>
           <w:p>
@@ -2585,6 +2822,7 @@
                 <w:lang w:val="es-ES" w:eastAsia="es-CO"/>
               </w:rPr>
             </w:pPr>
+            <w:proofErr w:type="gramStart"/>
             <w:r>
               <w:rPr>
                 <w:rFonts w:cs="Arial"/>
@@ -2593,7 +2831,18 @@
                 <w:szCs w:val="22"/>
                 <w:lang w:val="es-ES" w:eastAsia="es-CO"/>
               </w:rPr>
-              <w:t>( ) Alto: Muchos o todos clientes/usuarios (NPS/ENPS)</w:t>
+              <w:t>( )</w:t>
+            </w:r>
+            <w:proofErr w:type="gramEnd"/>
+            <w:r>
+              <w:rPr>
+                <w:rFonts w:cs="Arial"/>
+                <w:color w:val="000000" w:themeColor="text1"/>
+                <w:sz w:val="22"/>
+                <w:szCs w:val="22"/>
+                <w:lang w:val="es-ES" w:eastAsia="es-CO"/>
+              </w:rPr>
+              <w:t xml:space="preserve"> Alto: Muchos o todos clientes/usuarios (NPS/ENPS)</w:t>
             </w:r>
           </w:p>
           <w:p>
@@ -2641,6 +2890,7 @@
                 <w:lang w:val="es-PE" w:eastAsia="es-CO"/>
               </w:rPr>
             </w:pPr>
+            <w:proofErr w:type="gramStart"/>
             <w:r>
               <w:rPr>
                 <w:rFonts w:cs="Arial"/>
@@ -2649,8 +2899,9 @@
                 <w:szCs w:val="22"/>
                 <w:lang w:val="es-PE" w:eastAsia="es-CO"/>
               </w:rPr>
-              <w:t>( ) &lt; USD 25k anuales (o evita contrataciones equivalentes)</w:t>
-            </w:r>
+              <w:t>( )</w:t>
+            </w:r>
+            <w:proofErr w:type="gramEnd"/>
             <w:r>
               <w:rPr>
                 <w:rFonts w:cs="Arial"/>
@@ -2659,8 +2910,40 @@
                 <w:szCs w:val="22"/>
                 <w:lang w:val="es-PE" w:eastAsia="es-CO"/>
               </w:rPr>
+              <w:t xml:space="preserve"> &lt; USD 25k anuales (o evita contrataciones equivalentes)</w:t>
+            </w:r>
+            <w:r>
+              <w:rPr>
+                <w:rFonts w:cs="Arial"/>
+                <w:color w:val="000000"/>
+                <w:sz w:val="22"/>
+                <w:szCs w:val="22"/>
+                <w:lang w:val="es-PE" w:eastAsia="es-CO"/>
+              </w:rPr>
               <w:br/>
-              <w:t>( ) Entre  USD 25k y USD 100k anuales (o evita contrataciones equivalentes)</w:t>
+              <w:t>( ) </w:t>
+            </w:r>
+            <w:proofErr w:type="gramStart"/>
+            <w:r>
+              <w:rPr>
+                <w:rFonts w:cs="Arial"/>
+                <w:color w:val="000000"/>
+                <w:sz w:val="22"/>
+                <w:szCs w:val="22"/>
+                <w:lang w:val="es-PE" w:eastAsia="es-CO"/>
+              </w:rPr>
+              <w:t>Entre  USD</w:t>
+            </w:r>
+            <w:proofErr w:type="gramEnd"/>
+            <w:r>
+              <w:rPr>
+                <w:rFonts w:cs="Arial"/>
+                <w:color w:val="000000"/>
+                <w:sz w:val="22"/>
+                <w:szCs w:val="22"/>
+                <w:lang w:val="es-PE" w:eastAsia="es-CO"/>
+              </w:rPr>
+              <w:t xml:space="preserve"> 25k y USD 100k anuales (o evita contrataciones equivalentes)</w:t>
             </w:r>
           </w:p>
           <w:p>
@@ -2674,6 +2957,7 @@
                 <w:lang w:val="es-ES" w:eastAsia="es-CO"/>
               </w:rPr>
             </w:pPr>
+            <w:proofErr w:type="gramStart"/>
             <w:r>
               <w:rPr>
                 <w:rFonts w:cs="Arial"/>
@@ -2682,8 +2966,9 @@
                 <w:szCs w:val="22"/>
                 <w:lang w:val="es-ES" w:eastAsia="es-CO"/>
               </w:rPr>
-              <w:t>( ) &gt; USD 100k anuales (o evita contrataciones equivalentes</w:t>
-            </w:r>
+              <w:t>( )</w:t>
+            </w:r>
+            <w:proofErr w:type="gramEnd"/>
             <w:r>
               <w:rPr>
                 <w:rFonts w:cs="Arial"/>
@@ -2692,6 +2977,16 @@
                 <w:szCs w:val="22"/>
                 <w:lang w:val="es-ES" w:eastAsia="es-CO"/>
               </w:rPr>
+              <w:t xml:space="preserve"> &gt; USD 100k anuales (o evita contrataciones equivalentes</w:t>
+            </w:r>
+            <w:r>
+              <w:rPr>
+                <w:rFonts w:cs="Arial"/>
+                <w:color w:val="000000" w:themeColor="text1"/>
+                <w:sz w:val="22"/>
+                <w:szCs w:val="22"/>
+                <w:lang w:val="es-ES" w:eastAsia="es-CO"/>
+              </w:rPr>
               <w:t>)</w:t>
             </w:r>
           </w:p>
@@ -2740,6 +3035,7 @@
                 <w:lang w:val="es-PE" w:eastAsia="es-CO"/>
               </w:rPr>
             </w:pPr>
+            <w:proofErr w:type="gramStart"/>
             <w:r>
               <w:rPr>
                 <w:rFonts w:cs="Arial"/>
@@ -2748,8 +3044,9 @@
                 <w:szCs w:val="22"/>
                 <w:lang w:val="es-PE" w:eastAsia="es-CO"/>
               </w:rPr>
-              <w:t>( ) &lt; USD 25k anuales (o evita contrataciones equivalentes)</w:t>
-            </w:r>
+              <w:t>( )</w:t>
+            </w:r>
+            <w:proofErr w:type="gramEnd"/>
             <w:r>
               <w:rPr>
                 <w:rFonts w:cs="Arial"/>
@@ -2758,8 +3055,40 @@
                 <w:szCs w:val="22"/>
                 <w:lang w:val="es-PE" w:eastAsia="es-CO"/>
               </w:rPr>
+              <w:t xml:space="preserve"> &lt; USD 25k anuales (o evita contrataciones equivalentes)</w:t>
+            </w:r>
+            <w:r>
+              <w:rPr>
+                <w:rFonts w:cs="Arial"/>
+                <w:color w:val="000000"/>
+                <w:sz w:val="22"/>
+                <w:szCs w:val="22"/>
+                <w:lang w:val="es-PE" w:eastAsia="es-CO"/>
+              </w:rPr>
               <w:br/>
-              <w:t>( ) Entre  USD 25k y USD 100k anuales (o evita contrataciones equivalentes)</w:t>
+              <w:t>( ) </w:t>
+            </w:r>
+            <w:proofErr w:type="gramStart"/>
+            <w:r>
+              <w:rPr>
+                <w:rFonts w:cs="Arial"/>
+                <w:color w:val="000000"/>
+                <w:sz w:val="22"/>
+                <w:szCs w:val="22"/>
+                <w:lang w:val="es-PE" w:eastAsia="es-CO"/>
+              </w:rPr>
+              <w:t>Entre  USD</w:t>
+            </w:r>
+            <w:proofErr w:type="gramEnd"/>
+            <w:r>
+              <w:rPr>
+                <w:rFonts w:cs="Arial"/>
+                <w:color w:val="000000"/>
+                <w:sz w:val="22"/>
+                <w:szCs w:val="22"/>
+                <w:lang w:val="es-PE" w:eastAsia="es-CO"/>
+              </w:rPr>
+              <w:t xml:space="preserve"> 25k y USD 100k anuales (o evita contrataciones equivalentes)</w:t>
             </w:r>
           </w:p>
           <w:p>
@@ -2773,6 +3102,7 @@
                 <w:lang w:val="es-ES" w:eastAsia="es-CO"/>
               </w:rPr>
             </w:pPr>
+            <w:proofErr w:type="gramStart"/>
             <w:r>
               <w:rPr>
                 <w:rFonts w:cs="Arial"/>
@@ -2781,7 +3111,18 @@
                 <w:szCs w:val="22"/>
                 <w:lang w:val="es-ES" w:eastAsia="es-CO"/>
               </w:rPr>
-              <w:t>( ) &gt; USD 100k anuales (o evita contrataciones equivalentes</w:t>
+              <w:t>( )</w:t>
+            </w:r>
+            <w:proofErr w:type="gramEnd"/>
+            <w:r>
+              <w:rPr>
+                <w:rFonts w:cs="Arial"/>
+                <w:color w:val="000000" w:themeColor="text1"/>
+                <w:sz w:val="22"/>
+                <w:szCs w:val="22"/>
+                <w:lang w:val="es-ES" w:eastAsia="es-CO"/>
+              </w:rPr>
+              <w:t xml:space="preserve"> &gt; USD 100k anuales (o evita contrataciones equivalentes</w:t>
             </w:r>
           </w:p>
         </w:tc>
@@ -2859,6 +3200,7 @@
                 <w:lang w:val="es-ES" w:eastAsia="es-CO"/>
               </w:rPr>
             </w:pPr>
+            <w:proofErr w:type="gramStart"/>
             <w:r>
               <w:rPr>
                 <w:rFonts w:cs="Arial"/>
@@ -2867,7 +3209,18 @@
                 <w:szCs w:val="22"/>
                 <w:lang w:val="es-ES" w:eastAsia="es-CO"/>
               </w:rPr>
-              <w:t>( ) Alineación con estrategia.</w:t>
+              <w:t>( )</w:t>
+            </w:r>
+            <w:proofErr w:type="gramEnd"/>
+            <w:r>
+              <w:rPr>
+                <w:rFonts w:cs="Arial"/>
+                <w:color w:val="000000" w:themeColor="text1"/>
+                <w:sz w:val="22"/>
+                <w:szCs w:val="22"/>
+                <w:lang w:val="es-ES" w:eastAsia="es-CO"/>
+              </w:rPr>
+              <w:t xml:space="preserve"> Alineación con estrategia.</w:t>
             </w:r>
           </w:p>
           <w:p>
@@ -2881,6 +3234,7 @@
                 <w:lang w:val="es-ES" w:eastAsia="es-CO"/>
               </w:rPr>
             </w:pPr>
+            <w:proofErr w:type="gramStart"/>
             <w:r>
               <w:rPr>
                 <w:rFonts w:cs="Arial"/>
@@ -2889,7 +3243,18 @@
                 <w:szCs w:val="22"/>
                 <w:lang w:val="es-ES" w:eastAsia="es-CO"/>
               </w:rPr>
-              <w:t>( ) Nivel Mejora de P&amp;L.</w:t>
+              <w:t>( )</w:t>
+            </w:r>
+            <w:proofErr w:type="gramEnd"/>
+            <w:r>
+              <w:rPr>
+                <w:rFonts w:cs="Arial"/>
+                <w:color w:val="000000" w:themeColor="text1"/>
+                <w:sz w:val="22"/>
+                <w:szCs w:val="22"/>
+                <w:lang w:val="es-ES" w:eastAsia="es-CO"/>
+              </w:rPr>
+              <w:t xml:space="preserve"> Nivel Mejora de P&amp;L.</w:t>
             </w:r>
           </w:p>
           <w:p>
@@ -2901,6 +3266,7 @@
                 <w:szCs w:val="22"/>
               </w:rPr>
             </w:pPr>
+            <w:proofErr w:type="gramStart"/>
             <w:r>
               <w:rPr>
                 <w:rFonts w:cs="Arial"/>
@@ -2909,7 +3275,18 @@
                 <w:szCs w:val="22"/>
                 <w:lang w:val="es-PE" w:eastAsia="es-CO"/>
               </w:rPr>
-              <w:t>( ) Nivel</w:t>
+              <w:t>( )</w:t>
+            </w:r>
+            <w:proofErr w:type="gramEnd"/>
+            <w:r>
+              <w:rPr>
+                <w:rFonts w:cs="Arial"/>
+                <w:color w:val="000000"/>
+                <w:sz w:val="22"/>
+                <w:szCs w:val="22"/>
+                <w:lang w:val="es-PE" w:eastAsia="es-CO"/>
+              </w:rPr>
+              <w:t xml:space="preserve"> Nivel</w:t>
             </w:r>
             <w:r>
               <w:rPr>
@@ -2972,6 +3349,7 @@
                 <w:lang w:val="es-ES" w:eastAsia="es-CO"/>
               </w:rPr>
             </w:pPr>
+            <w:proofErr w:type="gramStart"/>
             <w:r>
               <w:rPr>
                 <w:rFonts w:cs="Arial"/>
@@ -2980,7 +3358,18 @@
                 <w:szCs w:val="22"/>
                 <w:lang w:val="es-ES" w:eastAsia="es-CO"/>
               </w:rPr>
-              <w:t>( ) Alineación con estrategia.</w:t>
+              <w:t>( )</w:t>
+            </w:r>
+            <w:proofErr w:type="gramEnd"/>
+            <w:r>
+              <w:rPr>
+                <w:rFonts w:cs="Arial"/>
+                <w:color w:val="000000" w:themeColor="text1"/>
+                <w:sz w:val="22"/>
+                <w:szCs w:val="22"/>
+                <w:lang w:val="es-ES" w:eastAsia="es-CO"/>
+              </w:rPr>
+              <w:t xml:space="preserve"> Alineación con estrategia.</w:t>
             </w:r>
           </w:p>
           <w:p>
@@ -2994,6 +3383,7 @@
                 <w:lang w:val="es-ES" w:eastAsia="es-CO"/>
               </w:rPr>
             </w:pPr>
+            <w:proofErr w:type="gramStart"/>
             <w:r>
               <w:rPr>
                 <w:rFonts w:cs="Arial"/>
@@ -3002,7 +3392,18 @@
                 <w:szCs w:val="22"/>
                 <w:lang w:val="es-ES" w:eastAsia="es-CO"/>
               </w:rPr>
-              <w:t>( ) Nivel Mejora de P&amp;L.</w:t>
+              <w:t>( )</w:t>
+            </w:r>
+            <w:proofErr w:type="gramEnd"/>
+            <w:r>
+              <w:rPr>
+                <w:rFonts w:cs="Arial"/>
+                <w:color w:val="000000" w:themeColor="text1"/>
+                <w:sz w:val="22"/>
+                <w:szCs w:val="22"/>
+                <w:lang w:val="es-ES" w:eastAsia="es-CO"/>
+              </w:rPr>
+              <w:t xml:space="preserve"> Nivel Mejora de P&amp;L.</w:t>
             </w:r>
           </w:p>
           <w:p>
@@ -3016,6 +3417,7 @@
                 <w:lang w:val="es-PE" w:eastAsia="es-CO"/>
               </w:rPr>
             </w:pPr>
+            <w:proofErr w:type="gramStart"/>
             <w:r>
               <w:rPr>
                 <w:rFonts w:cs="Arial"/>
@@ -3024,7 +3426,18 @@
                 <w:szCs w:val="22"/>
                 <w:lang w:val="es-PE" w:eastAsia="es-CO"/>
               </w:rPr>
-              <w:t>( ) Nivel i</w:t>
+              <w:t>( )</w:t>
+            </w:r>
+            <w:proofErr w:type="gramEnd"/>
+            <w:r>
+              <w:rPr>
+                <w:rFonts w:cs="Arial"/>
+                <w:color w:val="000000"/>
+                <w:sz w:val="22"/>
+                <w:szCs w:val="22"/>
+                <w:lang w:val="es-PE" w:eastAsia="es-CO"/>
+              </w:rPr>
+              <w:t xml:space="preserve"> Nivel i</w:t>
             </w:r>
             <w:proofErr w:type="spellStart"/>
             <w:r>
@@ -3660,8 +4073,9 @@
                 <w:szCs w:val="22"/>
                 <w:lang w:val="es-ES" w:eastAsia="es-AR"/>
               </w:rPr>
-              <w:t>Indique la entidad solicitante</w:t>
-            </w:r>
+              <w:t xml:space="preserve">Indique la entidad </w:t>
+            </w:r>
+            <w:proofErr w:type="gramStart"/>
             <w:r>
               <w:rPr>
                 <w:rFonts w:cs="Arial"/>
@@ -3670,6 +4084,16 @@
                 <w:szCs w:val="22"/>
                 <w:lang w:val="es-ES" w:eastAsia="es-AR"/>
               </w:rPr>
+              <w:t>solicitante</w:t>
+            </w:r>
+            <w:r>
+              <w:rPr>
+                <w:rFonts w:cs="Arial"/>
+                <w:color w:val="0000FF"/>
+                <w:sz w:val="22"/>
+                <w:szCs w:val="22"/>
+                <w:lang w:val="es-ES" w:eastAsia="es-AR"/>
+              </w:rPr>
               <w:t xml:space="preserve"> </w:t>
             </w:r>
             <w:r>
@@ -3682,6 +4106,7 @@
               </w:rPr>
               <w:t>]</w:t>
             </w:r>
+            <w:proofErr w:type="gramEnd"/>
           </w:p>
         </w:tc>
       </w:tr>
@@ -4004,7 +4429,7 @@
           <w:szCs w:val="24"/>
           <w:lang w:val="es-CO" w:eastAsia="es-CO"/>
         </w:rPr>
-        <w:t>{{</w:t>
+        <w:t xml:space="preserve">{% </w:t>
       </w:r>
       <w:proofErr w:type="spellStart"/>
       <w:r>
@@ -4014,6 +4439,46 @@
           <w:szCs w:val="24"/>
           <w:lang w:val="es-CO" w:eastAsia="es-CO"/>
         </w:rPr>
+        <w:t>for</w:t>
+      </w:r>
+      <w:proofErr w:type="spellEnd"/>
+      <w:r>
+        <w:rPr>
+          <w:rFonts w:ascii="Segoe UI" w:hAnsi="Segoe UI" w:cs="Segoe UI"/>
+          <w:sz w:val="24"/>
+          <w:szCs w:val="24"/>
+          <w:lang w:val="es-CO" w:eastAsia="es-CO"/>
+        </w:rPr>
+        <w:t xml:space="preserve"> </w:t>
+      </w:r>
+      <w:proofErr w:type="spellStart"/>
+      <w:r>
+        <w:rPr>
+          <w:rFonts w:ascii="Segoe UI" w:hAnsi="Segoe UI" w:cs="Segoe UI"/>
+          <w:sz w:val="24"/>
+          <w:szCs w:val="24"/>
+          <w:lang w:val="es-CO" w:eastAsia="es-CO"/>
+        </w:rPr>
+        <w:t>img</w:t>
+      </w:r>
+      <w:proofErr w:type="spellEnd"/>
+      <w:r>
+        <w:rPr>
+          <w:rFonts w:ascii="Segoe UI" w:hAnsi="Segoe UI" w:cs="Segoe UI"/>
+          <w:sz w:val="24"/>
+          <w:szCs w:val="24"/>
+          <w:lang w:val="es-CO" w:eastAsia="es-CO"/>
+        </w:rPr>
+        <w:t xml:space="preserve"> in </w:t>
+      </w:r>
+      <w:proofErr w:type="spellStart"/>
+      <w:r>
+        <w:rPr>
+          <w:rFonts w:ascii="Segoe UI" w:hAnsi="Segoe UI" w:cs="Segoe UI"/>
+          <w:sz w:val="24"/>
+          <w:szCs w:val="24"/>
+          <w:lang w:val="es-CO" w:eastAsia="es-CO"/>
+        </w:rPr>
         <w:t>imagenes</w:t>
       </w:r>
       <w:proofErr w:type="spellEnd"/>
@@ -4024,8 +4489,72 @@
           <w:szCs w:val="24"/>
           <w:lang w:val="es-CO" w:eastAsia="es-CO"/>
         </w:rPr>
-        <w:t>}}</w:t>
+        <w:t xml:space="preserve"> %} </w:t>
       </w:r>
+      <w:proofErr w:type="gramStart"/>
+      <w:r>
+        <w:rPr>
+          <w:rFonts w:ascii="Segoe UI" w:hAnsi="Segoe UI" w:cs="Segoe UI"/>
+          <w:sz w:val="24"/>
+          <w:szCs w:val="24"/>
+          <w:lang w:val="es-CO" w:eastAsia="es-CO"/>
+        </w:rPr>
+        <w:t xml:space="preserve">{{ </w:t>
+      </w:r>
+      <w:proofErr w:type="spellStart"/>
+      <w:r>
+        <w:rPr>
+          <w:rFonts w:ascii="Segoe UI" w:hAnsi="Segoe UI" w:cs="Segoe UI"/>
+          <w:sz w:val="24"/>
+          <w:szCs w:val="24"/>
+          <w:lang w:val="es-CO" w:eastAsia="es-CO"/>
+        </w:rPr>
+        <w:t>img</w:t>
+      </w:r>
+      <w:proofErr w:type="spellEnd"/>
+      <w:proofErr w:type="gramEnd"/>
+      <w:r>
+        <w:rPr>
+          <w:rFonts w:ascii="Segoe UI" w:hAnsi="Segoe UI" w:cs="Segoe UI"/>
+          <w:sz w:val="24"/>
+          <w:szCs w:val="24"/>
+          <w:lang w:val="es-CO" w:eastAsia="es-CO"/>
+        </w:rPr>
+        <w:t xml:space="preserve"> }} {% </w:t>
+      </w:r>
+      <w:proofErr w:type="spellStart"/>
+      <w:r>
+        <w:rPr>
+          <w:rFonts w:ascii="Segoe UI" w:hAnsi="Segoe UI" w:cs="Segoe UI"/>
+          <w:sz w:val="24"/>
+          <w:szCs w:val="24"/>
+          <w:lang w:val="es-CO" w:eastAsia="es-CO"/>
+        </w:rPr>
+        <w:t>endfor</w:t>
+      </w:r>
+      <w:proofErr w:type="spellEnd"/>
+      <w:r>
+        <w:rPr>
+          <w:rFonts w:ascii="Segoe UI" w:hAnsi="Segoe UI" w:cs="Segoe UI"/>
+          <w:sz w:val="24"/>
+          <w:szCs w:val="24"/>
+          <w:lang w:val="es-CO" w:eastAsia="es-CO"/>
+        </w:rPr>
+        <w:t xml:space="preserve"> %}</w:t>
+      </w:r>
+    </w:p>
+    <w:p>
+      <w:pPr>
+        <w:suppressAutoHyphens w:val="0"/>
+        <w:spacing w:line="300" w:lineRule="atLeast"/>
+        <w:jc w:val="left"/>
+        <w:rPr>
+          <w:rFonts w:ascii="Segoe UI" w:hAnsi="Segoe UI" w:cs="Segoe UI"/>
+          <w:sz w:val="24"/>
+          <w:szCs w:val="24"/>
+          <w:lang w:val="es-CO" w:eastAsia="es-CO"/>
+        </w:rPr>
+      </w:pPr>
     </w:p>
     <w:p>
       <w:pPr>
@@ -5380,6 +5909,7 @@
           <w:szCs w:val="24"/>
           <w:lang w:val="es-CO" w:eastAsia="es-CO"/>
         </w:rPr>
+        <w:lastRenderedPageBreak/>
         <w:t>{{</w:t>
       </w:r>
       <w:proofErr w:type="spellStart"/>
@@ -6264,9 +6794,20 @@
           <w:szCs w:val="21"/>
           <w:lang w:val="es-CO" w:eastAsia="es-CO"/>
         </w:rPr>
-        <w:t>nombre_app</w:t>
+        <w:t>nombre_</w:t>
+      </w:r>
+      <w:proofErr w:type="gramStart"/>
+      <w:r>
+        <w:rPr>
+          <w:rFonts w:ascii="Segoe UI" w:hAnsi="Segoe UI" w:cs="Segoe UI"/>
+          <w:sz w:val="21"/>
+          <w:szCs w:val="21"/>
+          <w:lang w:val="es-CO" w:eastAsia="es-CO"/>
+        </w:rPr>
+        <w:t>app</w:t>
       </w:r>
       <w:proofErr w:type="spellEnd"/>
+      <w:proofErr w:type="gramEnd"/>
       <w:r>
         <w:rPr>
           <w:rFonts w:ascii="Segoe UI" w:hAnsi="Segoe UI" w:cs="Segoe UI"/>
@@ -6442,6 +6983,7 @@
                 <w:lang w:val="es-ES"/>
               </w:rPr>
             </w:pPr>
+            <w:proofErr w:type="gramStart"/>
             <w:r>
               <w:rPr>
                 <w:rFonts w:cs="Arial"/>
@@ -6451,6 +6993,7 @@
               </w:rPr>
               <w:t>Sub Módulos</w:t>
             </w:r>
+            <w:proofErr w:type="gramEnd"/>
           </w:p>
         </w:tc>
       </w:tr>
@@ -6490,9 +7033,20 @@
                 <w:szCs w:val="22"/>
                 <w:lang w:val="es-CO"/>
               </w:rPr>
-              <w:t>nombre_app</w:t>
+              <w:t>nombre_</w:t>
+            </w:r>
+            <w:proofErr w:type="gramStart"/>
+            <w:r>
+              <w:rPr>
+                <w:rFonts w:cs="Arial"/>
+                <w:sz w:val="22"/>
+                <w:szCs w:val="22"/>
+                <w:lang w:val="es-CO"/>
+              </w:rPr>
+              <w:t>app</w:t>
             </w:r>
             <w:proofErr w:type="spellEnd"/>
+            <w:proofErr w:type="gramEnd"/>
             <w:r>
               <w:rPr>
                 <w:rFonts w:cs="Arial"/>
@@ -8878,6 +9432,7 @@
                 <w:lang w:val="es-PE" w:eastAsia="es-AR"/>
               </w:rPr>
             </w:pPr>
+            <w:proofErr w:type="gramStart"/>
             <w:r>
               <w:rPr>
                 <w:rFonts w:cs="Arial"/>
@@ -8913,6 +9468,7 @@
               </w:rPr>
               <w:t xml:space="preserve"> existente sobre el cuál basar el actual?</w:t>
             </w:r>
+            <w:proofErr w:type="gramEnd"/>
           </w:p>
         </w:tc>
       </w:tr>
@@ -9079,6 +9635,7 @@
                 <w:lang w:val="es-PE" w:eastAsia="es-AR"/>
               </w:rPr>
             </w:pPr>
+            <w:proofErr w:type="gramStart"/>
             <w:r>
               <w:rPr>
                 <w:rFonts w:cs="Arial"/>
@@ -9090,6 +9647,7 @@
               </w:rPr>
               <w:t>Desea poder descargar la información en algún formato especial?</w:t>
             </w:r>
+            <w:proofErr w:type="gramEnd"/>
           </w:p>
           <w:p>
             <w:pPr>
@@ -13076,6 +13634,27 @@
 </file>
 
 <file path=customXml/item1.xml><?xml version="1.0" encoding="utf-8"?>
+<p:properties xmlns:p="http://schemas.microsoft.com/office/2006/metadata/properties" xmlns:xsi="http://www.w3.org/2001/XMLSchema-instance" xmlns:pc="http://schemas.microsoft.com/office/infopath/2007/PartnerControls">
+  <documentManagement>
+    <lcf76f155ced4ddcb4097134ff3c332f xmlns="20a7b924-6a7d-4c93-a7dc-0ca4916673d0">
+      <Terms xmlns="http://schemas.microsoft.com/office/infopath/2007/PartnerControls"/>
+    </lcf76f155ced4ddcb4097134ff3c332f>
+    <TaxCatchAll xmlns="45c368b1-eb2f-47a3-b8b7-0c047ca77aa3" xsi:nil="true"/>
+    <Yasereviso_x003f_ xmlns="20a7b924-6a7d-4c93-a7dc-0ca4916673d0">false</Yasereviso_x003f_>
+  </documentManagement>
+</p:properties>
+</file>
+
+<file path=customXml/item2.xml><?xml version="1.0" encoding="utf-8"?>
+<?mso-contentType ?>
+<FormTemplates xmlns="http://schemas.microsoft.com/sharepoint/v3/contenttype/forms">
+  <Display>DocumentLibraryForm</Display>
+  <Edit>DocumentLibraryForm</Edit>
+  <New>DocumentLibraryForm</New>
+</FormTemplates>
+</file>
+
+<file path=customXml/item3.xml><?xml version="1.0" encoding="utf-8"?>
 <ct:contentTypeSchema xmlns:ct="http://schemas.microsoft.com/office/2006/metadata/contentType" xmlns:ma="http://schemas.microsoft.com/office/2006/metadata/properties/metaAttributes" ct:_="" ma:_="" ma:contentTypeName="Documento" ma:contentTypeID="0x0101002036AABFF16F8D40949447A560A9FC0F" ma:contentTypeVersion="19" ma:contentTypeDescription="Crear nuevo documento." ma:contentTypeScope="" ma:versionID="19fac37b002c9bda78a3b0a58f572ef8">
   <xsd:schema xmlns:xsd="http://www.w3.org/2001/XMLSchema" xmlns:xs="http://www.w3.org/2001/XMLSchema" xmlns:p="http://schemas.microsoft.com/office/2006/metadata/properties" xmlns:ns2="20a7b924-6a7d-4c93-a7dc-0ca4916673d0" xmlns:ns3="45c368b1-eb2f-47a3-b8b7-0c047ca77aa3" targetNamespace="http://schemas.microsoft.com/office/2006/metadata/properties" ma:root="true" ma:fieldsID="e6523412369c21f87b9a834181d74777" ns2:_="" ns3:_="">
     <xsd:import namespace="20a7b924-6a7d-4c93-a7dc-0ca4916673d0"/>
@@ -13336,32 +13915,30 @@
 </ct:contentTypeSchema>
 </file>
 
-<file path=customXml/item2.xml><?xml version="1.0" encoding="utf-8"?>
-<?mso-contentType ?>
-<FormTemplates xmlns="http://schemas.microsoft.com/sharepoint/v3/contenttype/forms">
-  <Display>DocumentLibraryForm</Display>
-  <Edit>DocumentLibraryForm</Edit>
-  <New>DocumentLibraryForm</New>
-</FormTemplates>
-</file>
-
-<file path=customXml/item3.xml><?xml version="1.0" encoding="utf-8"?>
-<p:properties xmlns:p="http://schemas.microsoft.com/office/2006/metadata/properties" xmlns:xsi="http://www.w3.org/2001/XMLSchema-instance" xmlns:pc="http://schemas.microsoft.com/office/infopath/2007/PartnerControls">
-  <documentManagement>
-    <lcf76f155ced4ddcb4097134ff3c332f xmlns="20a7b924-6a7d-4c93-a7dc-0ca4916673d0">
-      <Terms xmlns="http://schemas.microsoft.com/office/infopath/2007/PartnerControls"/>
-    </lcf76f155ced4ddcb4097134ff3c332f>
-    <TaxCatchAll xmlns="45c368b1-eb2f-47a3-b8b7-0c047ca77aa3" xsi:nil="true"/>
-    <Yasereviso_x003f_ xmlns="20a7b924-6a7d-4c93-a7dc-0ca4916673d0">false</Yasereviso_x003f_>
-  </documentManagement>
-</p:properties>
-</file>
-
 <file path=customXml/item4.xml><?xml version="1.0" encoding="utf-8"?>
 <b:Sources xmlns:b="http://schemas.openxmlformats.org/officeDocument/2006/bibliography" xmlns="http://schemas.openxmlformats.org/officeDocument/2006/bibliography" SelectedStyle="\APA.XSL" StyleName="APA"/>
 </file>
 
 <file path=customXml/itemProps1.xml><?xml version="1.0" encoding="utf-8"?>
+<ds:datastoreItem xmlns:ds="http://schemas.openxmlformats.org/officeDocument/2006/customXml" ds:itemID="{D68E2225-8DAE-4840-9E77-572F785C4D29}">
+  <ds:schemaRefs>
+    <ds:schemaRef ds:uri="http://schemas.microsoft.com/office/2006/metadata/properties"/>
+    <ds:schemaRef ds:uri="http://schemas.microsoft.com/office/infopath/2007/PartnerControls"/>
+    <ds:schemaRef ds:uri="20a7b924-6a7d-4c93-a7dc-0ca4916673d0"/>
+    <ds:schemaRef ds:uri="45c368b1-eb2f-47a3-b8b7-0c047ca77aa3"/>
+  </ds:schemaRefs>
+</ds:datastoreItem>
+</file>
+
+<file path=customXml/itemProps2.xml><?xml version="1.0" encoding="utf-8"?>
+<ds:datastoreItem xmlns:ds="http://schemas.openxmlformats.org/officeDocument/2006/customXml" ds:itemID="{772CF141-F991-4C91-8B2A-64C51C02CD4E}">
+  <ds:schemaRefs>
+    <ds:schemaRef ds:uri="http://schemas.microsoft.com/sharepoint/v3/contenttype/forms"/>
+  </ds:schemaRefs>
+</ds:datastoreItem>
+</file>
+
+<file path=customXml/itemProps3.xml><?xml version="1.0" encoding="utf-8"?>
 <ds:datastoreItem xmlns:ds="http://schemas.openxmlformats.org/officeDocument/2006/customXml" ds:itemID="{5501497B-F357-4B80-B403-D34586FB3314}">
   <ds:schemaRefs>
     <ds:schemaRef ds:uri="http://schemas.microsoft.com/office/2006/metadata/contentType"/>
@@ -13380,25 +13957,6 @@
 </ds:datastoreItem>
 </file>
 
-<file path=customXml/itemProps2.xml><?xml version="1.0" encoding="utf-8"?>
-<ds:datastoreItem xmlns:ds="http://schemas.openxmlformats.org/officeDocument/2006/customXml" ds:itemID="{772CF141-F991-4C91-8B2A-64C51C02CD4E}">
-  <ds:schemaRefs>
-    <ds:schemaRef ds:uri="http://schemas.microsoft.com/sharepoint/v3/contenttype/forms"/>
-  </ds:schemaRefs>
-</ds:datastoreItem>
-</file>
-
-<file path=customXml/itemProps3.xml><?xml version="1.0" encoding="utf-8"?>
-<ds:datastoreItem xmlns:ds="http://schemas.openxmlformats.org/officeDocument/2006/customXml" ds:itemID="{D68E2225-8DAE-4840-9E77-572F785C4D29}">
-  <ds:schemaRefs>
-    <ds:schemaRef ds:uri="http://schemas.microsoft.com/office/2006/metadata/properties"/>
-    <ds:schemaRef ds:uri="http://schemas.microsoft.com/office/infopath/2007/PartnerControls"/>
-    <ds:schemaRef ds:uri="20a7b924-6a7d-4c93-a7dc-0ca4916673d0"/>
-    <ds:schemaRef ds:uri="45c368b1-eb2f-47a3-b8b7-0c047ca77aa3"/>
-  </ds:schemaRefs>
-</ds:datastoreItem>
-</file>
-
 <file path=customXml/itemProps4.xml><?xml version="1.0" encoding="utf-8"?>
 <ds:datastoreItem xmlns:ds="http://schemas.openxmlformats.org/officeDocument/2006/customXml" ds:itemID="{8D8D3BAC-7D8D-4CCF-B45B-F9E666FFB76C}">
   <ds:schemaRefs>
